--- a/LABlogbook.docx
+++ b/LABlogbook.docx
@@ -56,6 +56,7 @@
       </w:pPr>
       <w:r>
         <w:rPr>
+          <w:noProof/>
           <w:sz w:val="44"/>
           <w:szCs w:val="44"/>
           <w:u w:val="single"/>
@@ -76,7 +77,7 @@
                     <pic:cNvPicPr/>
                   </pic:nvPicPr>
                   <pic:blipFill>
-                    <a:blip r:embed="rId4"/>
+                    <a:blip r:embed="rId8"/>
                     <a:stretch>
                       <a:fillRect/>
                     </a:stretch>
@@ -151,6 +152,7 @@
       </w:pPr>
       <w:r>
         <w:rPr>
+          <w:noProof/>
           <w:sz w:val="36"/>
           <w:szCs w:val="36"/>
         </w:rPr>
@@ -171,7 +173,7 @@
                     <pic:cNvPicPr/>
                   </pic:nvPicPr>
                   <pic:blipFill>
-                    <a:blip r:embed="rId5"/>
+                    <a:blip r:embed="rId9"/>
                     <a:stretch>
                       <a:fillRect/>
                     </a:stretch>
@@ -255,6 +257,7 @@
       </w:pPr>
       <w:r>
         <w:rPr>
+          <w:noProof/>
           <w:sz w:val="44"/>
           <w:szCs w:val="44"/>
           <w:u w:val="single"/>
@@ -275,7 +278,7 @@
                     <pic:cNvPicPr/>
                   </pic:nvPicPr>
                   <pic:blipFill>
-                    <a:blip r:embed="rId6"/>
+                    <a:blip r:embed="rId10"/>
                     <a:stretch>
                       <a:fillRect/>
                     </a:stretch>
@@ -307,6 +310,7 @@
       </w:pPr>
       <w:r>
         <w:rPr>
+          <w:rFonts w:ascii="Calibri" w:eastAsia="Calibri" w:hAnsi="Calibri" w:cs="Times New Roman"/>
           <w:noProof/>
           <w:sz w:val="44"/>
           <w:szCs w:val="44"/>
@@ -314,9 +318,9 @@
         </w:rPr>
         <w:lastRenderedPageBreak/>
         <w:drawing>
-          <wp:inline distT="0" distB="0" distL="0" distR="0" wp14:anchorId="5DAEA97C" wp14:editId="08F3B412">
-            <wp:extent cx="14174470" cy="6439535"/>
-            <wp:effectExtent l="0" t="0" r="0" b="0"/>
+          <wp:inline distT="0" distB="0" distL="0" distR="0" wp14:anchorId="2A9BB223" wp14:editId="6BBFA32C">
+            <wp:extent cx="5731510" cy="2528968"/>
+            <wp:effectExtent l="0" t="0" r="2540" b="5080"/>
             <wp:docPr id="4" name="Picture 4"/>
             <wp:cNvGraphicFramePr>
               <a:graphicFrameLocks xmlns:a="http://schemas.openxmlformats.org/drawingml/2006/main" noChangeAspect="1"/>
@@ -330,28 +334,34 @@
                       <a:picLocks noChangeAspect="1" noChangeArrowheads="1"/>
                     </pic:cNvPicPr>
                   </pic:nvPicPr>
-                  <pic:blipFill>
-                    <a:blip r:embed="rId7">
+                  <pic:blipFill rotWithShape="1">
+                    <a:blip r:embed="rId11" cstate="print">
                       <a:extLst>
                         <a:ext uri="{28A0092B-C50C-407E-A947-70E740481C1C}">
                           <a14:useLocalDpi xmlns:a14="http://schemas.microsoft.com/office/drawing/2010/main" val="0"/>
                         </a:ext>
                       </a:extLst>
                     </a:blip>
-                    <a:srcRect/>
-                    <a:stretch>
-                      <a:fillRect/>
-                    </a:stretch>
+                    <a:srcRect l="-2957"/>
+                    <a:stretch/>
                   </pic:blipFill>
                   <pic:spPr bwMode="auto">
                     <a:xfrm>
                       <a:off x="0" y="0"/>
-                      <a:ext cx="14174470" cy="6439535"/>
+                      <a:ext cx="5731510" cy="2528968"/>
                     </a:xfrm>
                     <a:prstGeom prst="rect">
                       <a:avLst/>
                     </a:prstGeom>
                     <a:noFill/>
+                    <a:ln>
+                      <a:noFill/>
+                    </a:ln>
+                    <a:extLst>
+                      <a:ext uri="{53640926-AAD7-44D8-BBD7-CCE9431645EC}">
+                        <a14:shadowObscured xmlns:a14="http://schemas.microsoft.com/office/drawing/2010/main"/>
+                      </a:ext>
+                    </a:extLst>
                   </pic:spPr>
                 </pic:pic>
               </a:graphicData>
@@ -574,6 +584,12 @@
       </w:r>
     </w:p>
     <w:sectPr>
+      <w:headerReference w:type="even" r:id="rId12"/>
+      <w:headerReference w:type="default" r:id="rId13"/>
+      <w:footerReference w:type="even" r:id="rId14"/>
+      <w:footerReference w:type="default" r:id="rId15"/>
+      <w:headerReference w:type="first" r:id="rId16"/>
+      <w:footerReference w:type="first" r:id="rId17"/>
       <w:pgSz w:w="11906" w:h="16838"/>
       <w:pgMar w:top="1440" w:right="1440" w:bottom="1440" w:left="1440" w:header="708" w:footer="708" w:gutter="0"/>
       <w:cols w:space="708"/>
@@ -581,6 +597,173 @@
     </w:sectPr>
   </w:body>
 </w:document>
+</file>
+
+<file path=word/endnotes.xml><?xml version="1.0" encoding="utf-8"?>
+<w:endnotes xmlns:wpc="http://schemas.microsoft.com/office/word/2010/wordprocessingCanvas" xmlns:cx="http://schemas.microsoft.com/office/drawing/2014/chartex" xmlns:cx1="http://schemas.microsoft.com/office/drawing/2015/9/8/chartex" xmlns:cx2="http://schemas.microsoft.com/office/drawing/2015/10/21/chartex" xmlns:cx3="http://schemas.microsoft.com/office/drawing/2016/5/9/chartex" xmlns:cx4="http://schemas.microsoft.com/office/drawing/2016/5/10/chartex" xmlns:cx5="http://schemas.microsoft.com/office/drawing/2016/5/11/chartex" xmlns:cx6="http://schemas.microsoft.com/office/drawing/2016/5/12/chartex" xmlns:cx7="http://schemas.microsoft.com/office/drawing/2016/5/13/chartex" xmlns:cx8="http://schemas.microsoft.com/office/drawing/2016/5/14/chartex" xmlns:mc="http://schemas.openxmlformats.org/markup-compatibility/2006" xmlns:aink="http://schemas.microsoft.com/office/drawing/2016/ink" xmlns:am3d="http://schemas.microsoft.com/office/drawing/2017/model3d" xmlns:o="urn:schemas-microsoft-com:office:office" xmlns:oel="http://schemas.microsoft.com/office/2019/extlst" xmlns:r="http://schemas.openxmlformats.org/officeDocument/2006/relationships" xmlns:m="http://schemas.openxmlformats.org/officeDocument/2006/math" xmlns:v="urn:schemas-microsoft-com:vml" xmlns:wp14="http://schemas.microsoft.com/office/word/2010/wordprocessingDrawing" xmlns:wp="http://schemas.openxmlformats.org/drawingml/2006/wordprocessingDrawing" xmlns:w10="urn:schemas-microsoft-com:office:word" xmlns:w="http://schemas.openxmlformats.org/wordprocessingml/2006/main" xmlns:w14="http://schemas.microsoft.com/office/word/2010/wordml" xmlns:w15="http://schemas.microsoft.com/office/word/2012/wordml" xmlns:w16cex="http://schemas.microsoft.com/office/word/2018/wordml/cex" xmlns:w16cid="http://schemas.microsoft.com/office/word/2016/wordml/cid" xmlns:w16="http://schemas.microsoft.com/office/word/2018/wordml" xmlns:w16sdtdh="http://schemas.microsoft.com/office/word/2020/wordml/sdtdatahash" xmlns:w16se="http://schemas.microsoft.com/office/word/2015/wordml/symex" xmlns:wpg="http://schemas.microsoft.com/office/word/2010/wordprocessingGroup" xmlns:wpi="http://schemas.microsoft.com/office/word/2010/wordprocessingInk" xmlns:wne="http://schemas.microsoft.com/office/word/2006/wordml" xmlns:wps="http://schemas.microsoft.com/office/word/2010/wordprocessingShape" mc:Ignorable="w14 w15 w16se w16cid w16 w16cex w16sdtdh wp14">
+  <w:endnote w:type="separator" w:id="-1">
+    <w:p>
+      <w:pPr>
+        <w:spacing w:after="0" w:line="240" w:lineRule="auto"/>
+      </w:pPr>
+      <w:r>
+        <w:separator/>
+      </w:r>
+    </w:p>
+  </w:endnote>
+  <w:endnote w:type="continuationSeparator" w:id="0">
+    <w:p>
+      <w:pPr>
+        <w:spacing w:after="0" w:line="240" w:lineRule="auto"/>
+      </w:pPr>
+      <w:r>
+        <w:continuationSeparator/>
+      </w:r>
+    </w:p>
+  </w:endnote>
+</w:endnotes>
+</file>
+
+<file path=word/footer1.xml><?xml version="1.0" encoding="utf-8"?>
+<w:ftr xmlns:wpc="http://schemas.microsoft.com/office/word/2010/wordprocessingCanvas" xmlns:cx="http://schemas.microsoft.com/office/drawing/2014/chartex" xmlns:cx1="http://schemas.microsoft.com/office/drawing/2015/9/8/chartex" xmlns:cx2="http://schemas.microsoft.com/office/drawing/2015/10/21/chartex" xmlns:cx3="http://schemas.microsoft.com/office/drawing/2016/5/9/chartex" xmlns:cx4="http://schemas.microsoft.com/office/drawing/2016/5/10/chartex" xmlns:cx5="http://schemas.microsoft.com/office/drawing/2016/5/11/chartex" xmlns:cx6="http://schemas.microsoft.com/office/drawing/2016/5/12/chartex" xmlns:cx7="http://schemas.microsoft.com/office/drawing/2016/5/13/chartex" xmlns:cx8="http://schemas.microsoft.com/office/drawing/2016/5/14/chartex" xmlns:mc="http://schemas.openxmlformats.org/markup-compatibility/2006" xmlns:aink="http://schemas.microsoft.com/office/drawing/2016/ink" xmlns:am3d="http://schemas.microsoft.com/office/drawing/2017/model3d" xmlns:o="urn:schemas-microsoft-com:office:office" xmlns:oel="http://schemas.microsoft.com/office/2019/extlst" xmlns:r="http://schemas.openxmlformats.org/officeDocument/2006/relationships" xmlns:m="http://schemas.openxmlformats.org/officeDocument/2006/math" xmlns:v="urn:schemas-microsoft-com:vml" xmlns:wp14="http://schemas.microsoft.com/office/word/2010/wordprocessingDrawing" xmlns:wp="http://schemas.openxmlformats.org/drawingml/2006/wordprocessingDrawing" xmlns:w10="urn:schemas-microsoft-com:office:word" xmlns:w="http://schemas.openxmlformats.org/wordprocessingml/2006/main" xmlns:w14="http://schemas.microsoft.com/office/word/2010/wordml" xmlns:w15="http://schemas.microsoft.com/office/word/2012/wordml" xmlns:w16cex="http://schemas.microsoft.com/office/word/2018/wordml/cex" xmlns:w16cid="http://schemas.microsoft.com/office/word/2016/wordml/cid" xmlns:w16="http://schemas.microsoft.com/office/word/2018/wordml" xmlns:w16sdtdh="http://schemas.microsoft.com/office/word/2020/wordml/sdtdatahash" xmlns:w16se="http://schemas.microsoft.com/office/word/2015/wordml/symex" xmlns:wpg="http://schemas.microsoft.com/office/word/2010/wordprocessingGroup" xmlns:wpi="http://schemas.microsoft.com/office/word/2010/wordprocessingInk" xmlns:wne="http://schemas.microsoft.com/office/word/2006/wordml" xmlns:wps="http://schemas.microsoft.com/office/word/2010/wordprocessingShape" mc:Ignorable="w14 w15 w16se w16cid w16 w16cex w16sdtdh wp14">
+  <w:p>
+    <w:pPr>
+      <w:pStyle w:val="Footer"/>
+      <w:jc w:val="right"/>
+    </w:pPr>
+    <w:fldSimple w:instr=" DOCPROPERTY bjFooterEvenPageDocProperty \* MERGEFORMAT " w:fldLock="1">
+      <w:r>
+        <w:rPr>
+          <w:rFonts w:ascii="Times New Roman" w:hAnsi="Times New Roman" w:cs="Times New Roman"/>
+          <w:color w:val="000000"/>
+          <w:sz w:val="20"/>
+        </w:rPr>
+        <w:t xml:space="preserve">Classification | </w:t>
+      </w:r>
+      <w:r>
+        <w:rPr>
+          <w:rFonts w:ascii="Times New Roman" w:hAnsi="Times New Roman" w:cs="Times New Roman"/>
+          <w:color w:val="00C000"/>
+          <w:sz w:val="20"/>
+        </w:rPr>
+        <w:t>Public</w:t>
+      </w:r>
+    </w:fldSimple>
+  </w:p>
+</w:ftr>
+</file>
+
+<file path=word/footer2.xml><?xml version="1.0" encoding="utf-8"?>
+<w:ftr xmlns:wpc="http://schemas.microsoft.com/office/word/2010/wordprocessingCanvas" xmlns:cx="http://schemas.microsoft.com/office/drawing/2014/chartex" xmlns:cx1="http://schemas.microsoft.com/office/drawing/2015/9/8/chartex" xmlns:cx2="http://schemas.microsoft.com/office/drawing/2015/10/21/chartex" xmlns:cx3="http://schemas.microsoft.com/office/drawing/2016/5/9/chartex" xmlns:cx4="http://schemas.microsoft.com/office/drawing/2016/5/10/chartex" xmlns:cx5="http://schemas.microsoft.com/office/drawing/2016/5/11/chartex" xmlns:cx6="http://schemas.microsoft.com/office/drawing/2016/5/12/chartex" xmlns:cx7="http://schemas.microsoft.com/office/drawing/2016/5/13/chartex" xmlns:cx8="http://schemas.microsoft.com/office/drawing/2016/5/14/chartex" xmlns:mc="http://schemas.openxmlformats.org/markup-compatibility/2006" xmlns:aink="http://schemas.microsoft.com/office/drawing/2016/ink" xmlns:am3d="http://schemas.microsoft.com/office/drawing/2017/model3d" xmlns:o="urn:schemas-microsoft-com:office:office" xmlns:oel="http://schemas.microsoft.com/office/2019/extlst" xmlns:r="http://schemas.openxmlformats.org/officeDocument/2006/relationships" xmlns:m="http://schemas.openxmlformats.org/officeDocument/2006/math" xmlns:v="urn:schemas-microsoft-com:vml" xmlns:wp14="http://schemas.microsoft.com/office/word/2010/wordprocessingDrawing" xmlns:wp="http://schemas.openxmlformats.org/drawingml/2006/wordprocessingDrawing" xmlns:w10="urn:schemas-microsoft-com:office:word" xmlns:w="http://schemas.openxmlformats.org/wordprocessingml/2006/main" xmlns:w14="http://schemas.microsoft.com/office/word/2010/wordml" xmlns:w15="http://schemas.microsoft.com/office/word/2012/wordml" xmlns:w16cex="http://schemas.microsoft.com/office/word/2018/wordml/cex" xmlns:w16cid="http://schemas.microsoft.com/office/word/2016/wordml/cid" xmlns:w16="http://schemas.microsoft.com/office/word/2018/wordml" xmlns:w16sdtdh="http://schemas.microsoft.com/office/word/2020/wordml/sdtdatahash" xmlns:w16se="http://schemas.microsoft.com/office/word/2015/wordml/symex" xmlns:wpg="http://schemas.microsoft.com/office/word/2010/wordprocessingGroup" xmlns:wpi="http://schemas.microsoft.com/office/word/2010/wordprocessingInk" xmlns:wne="http://schemas.microsoft.com/office/word/2006/wordml" xmlns:wps="http://schemas.microsoft.com/office/word/2010/wordprocessingShape" mc:Ignorable="w14 w15 w16se w16cid w16 w16cex w16sdtdh wp14">
+  <w:p>
+    <w:pPr>
+      <w:pStyle w:val="Footer"/>
+      <w:jc w:val="right"/>
+    </w:pPr>
+    <w:fldSimple w:instr=" DOCPROPERTY bjFooterBothDocProperty \* MERGEFORMAT " w:fldLock="1">
+      <w:r>
+        <w:rPr>
+          <w:rFonts w:ascii="Times New Roman" w:hAnsi="Times New Roman" w:cs="Times New Roman"/>
+          <w:color w:val="000000"/>
+          <w:sz w:val="20"/>
+        </w:rPr>
+        <w:t xml:space="preserve">Classification | </w:t>
+      </w:r>
+      <w:r>
+        <w:rPr>
+          <w:rFonts w:ascii="Times New Roman" w:hAnsi="Times New Roman" w:cs="Times New Roman"/>
+          <w:color w:val="00C000"/>
+          <w:sz w:val="20"/>
+        </w:rPr>
+        <w:t>Public</w:t>
+      </w:r>
+    </w:fldSimple>
+  </w:p>
+</w:ftr>
+</file>
+
+<file path=word/footer3.xml><?xml version="1.0" encoding="utf-8"?>
+<w:ftr xmlns:wpc="http://schemas.microsoft.com/office/word/2010/wordprocessingCanvas" xmlns:cx="http://schemas.microsoft.com/office/drawing/2014/chartex" xmlns:cx1="http://schemas.microsoft.com/office/drawing/2015/9/8/chartex" xmlns:cx2="http://schemas.microsoft.com/office/drawing/2015/10/21/chartex" xmlns:cx3="http://schemas.microsoft.com/office/drawing/2016/5/9/chartex" xmlns:cx4="http://schemas.microsoft.com/office/drawing/2016/5/10/chartex" xmlns:cx5="http://schemas.microsoft.com/office/drawing/2016/5/11/chartex" xmlns:cx6="http://schemas.microsoft.com/office/drawing/2016/5/12/chartex" xmlns:cx7="http://schemas.microsoft.com/office/drawing/2016/5/13/chartex" xmlns:cx8="http://schemas.microsoft.com/office/drawing/2016/5/14/chartex" xmlns:mc="http://schemas.openxmlformats.org/markup-compatibility/2006" xmlns:aink="http://schemas.microsoft.com/office/drawing/2016/ink" xmlns:am3d="http://schemas.microsoft.com/office/drawing/2017/model3d" xmlns:o="urn:schemas-microsoft-com:office:office" xmlns:oel="http://schemas.microsoft.com/office/2019/extlst" xmlns:r="http://schemas.openxmlformats.org/officeDocument/2006/relationships" xmlns:m="http://schemas.openxmlformats.org/officeDocument/2006/math" xmlns:v="urn:schemas-microsoft-com:vml" xmlns:wp14="http://schemas.microsoft.com/office/word/2010/wordprocessingDrawing" xmlns:wp="http://schemas.openxmlformats.org/drawingml/2006/wordprocessingDrawing" xmlns:w10="urn:schemas-microsoft-com:office:word" xmlns:w="http://schemas.openxmlformats.org/wordprocessingml/2006/main" xmlns:w14="http://schemas.microsoft.com/office/word/2010/wordml" xmlns:w15="http://schemas.microsoft.com/office/word/2012/wordml" xmlns:w16cex="http://schemas.microsoft.com/office/word/2018/wordml/cex" xmlns:w16cid="http://schemas.microsoft.com/office/word/2016/wordml/cid" xmlns:w16="http://schemas.microsoft.com/office/word/2018/wordml" xmlns:w16sdtdh="http://schemas.microsoft.com/office/word/2020/wordml/sdtdatahash" xmlns:w16se="http://schemas.microsoft.com/office/word/2015/wordml/symex" xmlns:wpg="http://schemas.microsoft.com/office/word/2010/wordprocessingGroup" xmlns:wpi="http://schemas.microsoft.com/office/word/2010/wordprocessingInk" xmlns:wne="http://schemas.microsoft.com/office/word/2006/wordml" xmlns:wps="http://schemas.microsoft.com/office/word/2010/wordprocessingShape" mc:Ignorable="w14 w15 w16se w16cid w16 w16cex w16sdtdh wp14">
+  <w:p>
+    <w:pPr>
+      <w:pStyle w:val="Footer"/>
+      <w:jc w:val="right"/>
+    </w:pPr>
+    <w:fldSimple w:instr=" DOCPROPERTY bjFooterFirstPageDocProperty \* MERGEFORMAT " w:fldLock="1">
+      <w:r>
+        <w:rPr>
+          <w:rFonts w:ascii="Times New Roman" w:hAnsi="Times New Roman" w:cs="Times New Roman"/>
+          <w:color w:val="000000"/>
+          <w:sz w:val="20"/>
+        </w:rPr>
+        <w:t xml:space="preserve">Classification | </w:t>
+      </w:r>
+      <w:r>
+        <w:rPr>
+          <w:rFonts w:ascii="Times New Roman" w:hAnsi="Times New Roman" w:cs="Times New Roman"/>
+          <w:color w:val="00C000"/>
+          <w:sz w:val="20"/>
+        </w:rPr>
+        <w:t>Public</w:t>
+      </w:r>
+    </w:fldSimple>
+  </w:p>
+</w:ftr>
+</file>
+
+<file path=word/footnotes.xml><?xml version="1.0" encoding="utf-8"?>
+<w:footnotes xmlns:wpc="http://schemas.microsoft.com/office/word/2010/wordprocessingCanvas" xmlns:cx="http://schemas.microsoft.com/office/drawing/2014/chartex" xmlns:cx1="http://schemas.microsoft.com/office/drawing/2015/9/8/chartex" xmlns:cx2="http://schemas.microsoft.com/office/drawing/2015/10/21/chartex" xmlns:cx3="http://schemas.microsoft.com/office/drawing/2016/5/9/chartex" xmlns:cx4="http://schemas.microsoft.com/office/drawing/2016/5/10/chartex" xmlns:cx5="http://schemas.microsoft.com/office/drawing/2016/5/11/chartex" xmlns:cx6="http://schemas.microsoft.com/office/drawing/2016/5/12/chartex" xmlns:cx7="http://schemas.microsoft.com/office/drawing/2016/5/13/chartex" xmlns:cx8="http://schemas.microsoft.com/office/drawing/2016/5/14/chartex" xmlns:mc="http://schemas.openxmlformats.org/markup-compatibility/2006" xmlns:aink="http://schemas.microsoft.com/office/drawing/2016/ink" xmlns:am3d="http://schemas.microsoft.com/office/drawing/2017/model3d" xmlns:o="urn:schemas-microsoft-com:office:office" xmlns:oel="http://schemas.microsoft.com/office/2019/extlst" xmlns:r="http://schemas.openxmlformats.org/officeDocument/2006/relationships" xmlns:m="http://schemas.openxmlformats.org/officeDocument/2006/math" xmlns:v="urn:schemas-microsoft-com:vml" xmlns:wp14="http://schemas.microsoft.com/office/word/2010/wordprocessingDrawing" xmlns:wp="http://schemas.openxmlformats.org/drawingml/2006/wordprocessingDrawing" xmlns:w10="urn:schemas-microsoft-com:office:word" xmlns:w="http://schemas.openxmlformats.org/wordprocessingml/2006/main" xmlns:w14="http://schemas.microsoft.com/office/word/2010/wordml" xmlns:w15="http://schemas.microsoft.com/office/word/2012/wordml" xmlns:w16cex="http://schemas.microsoft.com/office/word/2018/wordml/cex" xmlns:w16cid="http://schemas.microsoft.com/office/word/2016/wordml/cid" xmlns:w16="http://schemas.microsoft.com/office/word/2018/wordml" xmlns:w16sdtdh="http://schemas.microsoft.com/office/word/2020/wordml/sdtdatahash" xmlns:w16se="http://schemas.microsoft.com/office/word/2015/wordml/symex" xmlns:wpg="http://schemas.microsoft.com/office/word/2010/wordprocessingGroup" xmlns:wpi="http://schemas.microsoft.com/office/word/2010/wordprocessingInk" xmlns:wne="http://schemas.microsoft.com/office/word/2006/wordml" xmlns:wps="http://schemas.microsoft.com/office/word/2010/wordprocessingShape" mc:Ignorable="w14 w15 w16se w16cid w16 w16cex w16sdtdh wp14">
+  <w:footnote w:type="separator" w:id="-1">
+    <w:p>
+      <w:pPr>
+        <w:spacing w:after="0" w:line="240" w:lineRule="auto"/>
+      </w:pPr>
+      <w:r>
+        <w:separator/>
+      </w:r>
+    </w:p>
+  </w:footnote>
+  <w:footnote w:type="continuationSeparator" w:id="0">
+    <w:p>
+      <w:pPr>
+        <w:spacing w:after="0" w:line="240" w:lineRule="auto"/>
+      </w:pPr>
+      <w:r>
+        <w:continuationSeparator/>
+      </w:r>
+    </w:p>
+  </w:footnote>
+</w:footnotes>
+</file>
+
+<file path=word/header1.xml><?xml version="1.0" encoding="utf-8"?>
+<w:hdr xmlns:wpc="http://schemas.microsoft.com/office/word/2010/wordprocessingCanvas" xmlns:cx="http://schemas.microsoft.com/office/drawing/2014/chartex" xmlns:cx1="http://schemas.microsoft.com/office/drawing/2015/9/8/chartex" xmlns:cx2="http://schemas.microsoft.com/office/drawing/2015/10/21/chartex" xmlns:cx3="http://schemas.microsoft.com/office/drawing/2016/5/9/chartex" xmlns:cx4="http://schemas.microsoft.com/office/drawing/2016/5/10/chartex" xmlns:cx5="http://schemas.microsoft.com/office/drawing/2016/5/11/chartex" xmlns:cx6="http://schemas.microsoft.com/office/drawing/2016/5/12/chartex" xmlns:cx7="http://schemas.microsoft.com/office/drawing/2016/5/13/chartex" xmlns:cx8="http://schemas.microsoft.com/office/drawing/2016/5/14/chartex" xmlns:mc="http://schemas.openxmlformats.org/markup-compatibility/2006" xmlns:aink="http://schemas.microsoft.com/office/drawing/2016/ink" xmlns:am3d="http://schemas.microsoft.com/office/drawing/2017/model3d" xmlns:o="urn:schemas-microsoft-com:office:office" xmlns:oel="http://schemas.microsoft.com/office/2019/extlst" xmlns:r="http://schemas.openxmlformats.org/officeDocument/2006/relationships" xmlns:m="http://schemas.openxmlformats.org/officeDocument/2006/math" xmlns:v="urn:schemas-microsoft-com:vml" xmlns:wp14="http://schemas.microsoft.com/office/word/2010/wordprocessingDrawing" xmlns:wp="http://schemas.openxmlformats.org/drawingml/2006/wordprocessingDrawing" xmlns:w10="urn:schemas-microsoft-com:office:word" xmlns:w="http://schemas.openxmlformats.org/wordprocessingml/2006/main" xmlns:w14="http://schemas.microsoft.com/office/word/2010/wordml" xmlns:w15="http://schemas.microsoft.com/office/word/2012/wordml" xmlns:w16cex="http://schemas.microsoft.com/office/word/2018/wordml/cex" xmlns:w16cid="http://schemas.microsoft.com/office/word/2016/wordml/cid" xmlns:w16="http://schemas.microsoft.com/office/word/2018/wordml" xmlns:w16sdtdh="http://schemas.microsoft.com/office/word/2020/wordml/sdtdatahash" xmlns:w16se="http://schemas.microsoft.com/office/word/2015/wordml/symex" xmlns:wpg="http://schemas.microsoft.com/office/word/2010/wordprocessingGroup" xmlns:wpi="http://schemas.microsoft.com/office/word/2010/wordprocessingInk" xmlns:wne="http://schemas.microsoft.com/office/word/2006/wordml" xmlns:wps="http://schemas.microsoft.com/office/word/2010/wordprocessingShape" mc:Ignorable="w14 w15 w16se w16cid w16 w16cex w16sdtdh wp14">
+  <w:p>
+    <w:pPr>
+      <w:pStyle w:val="Header"/>
+    </w:pPr>
+  </w:p>
+</w:hdr>
+</file>
+
+<file path=word/header2.xml><?xml version="1.0" encoding="utf-8"?>
+<w:hdr xmlns:wpc="http://schemas.microsoft.com/office/word/2010/wordprocessingCanvas" xmlns:cx="http://schemas.microsoft.com/office/drawing/2014/chartex" xmlns:cx1="http://schemas.microsoft.com/office/drawing/2015/9/8/chartex" xmlns:cx2="http://schemas.microsoft.com/office/drawing/2015/10/21/chartex" xmlns:cx3="http://schemas.microsoft.com/office/drawing/2016/5/9/chartex" xmlns:cx4="http://schemas.microsoft.com/office/drawing/2016/5/10/chartex" xmlns:cx5="http://schemas.microsoft.com/office/drawing/2016/5/11/chartex" xmlns:cx6="http://schemas.microsoft.com/office/drawing/2016/5/12/chartex" xmlns:cx7="http://schemas.microsoft.com/office/drawing/2016/5/13/chartex" xmlns:cx8="http://schemas.microsoft.com/office/drawing/2016/5/14/chartex" xmlns:mc="http://schemas.openxmlformats.org/markup-compatibility/2006" xmlns:aink="http://schemas.microsoft.com/office/drawing/2016/ink" xmlns:am3d="http://schemas.microsoft.com/office/drawing/2017/model3d" xmlns:o="urn:schemas-microsoft-com:office:office" xmlns:oel="http://schemas.microsoft.com/office/2019/extlst" xmlns:r="http://schemas.openxmlformats.org/officeDocument/2006/relationships" xmlns:m="http://schemas.openxmlformats.org/officeDocument/2006/math" xmlns:v="urn:schemas-microsoft-com:vml" xmlns:wp14="http://schemas.microsoft.com/office/word/2010/wordprocessingDrawing" xmlns:wp="http://schemas.openxmlformats.org/drawingml/2006/wordprocessingDrawing" xmlns:w10="urn:schemas-microsoft-com:office:word" xmlns:w="http://schemas.openxmlformats.org/wordprocessingml/2006/main" xmlns:w14="http://schemas.microsoft.com/office/word/2010/wordml" xmlns:w15="http://schemas.microsoft.com/office/word/2012/wordml" xmlns:w16cex="http://schemas.microsoft.com/office/word/2018/wordml/cex" xmlns:w16cid="http://schemas.microsoft.com/office/word/2016/wordml/cid" xmlns:w16="http://schemas.microsoft.com/office/word/2018/wordml" xmlns:w16sdtdh="http://schemas.microsoft.com/office/word/2020/wordml/sdtdatahash" xmlns:w16se="http://schemas.microsoft.com/office/word/2015/wordml/symex" xmlns:wpg="http://schemas.microsoft.com/office/word/2010/wordprocessingGroup" xmlns:wpi="http://schemas.microsoft.com/office/word/2010/wordprocessingInk" xmlns:wne="http://schemas.microsoft.com/office/word/2006/wordml" xmlns:wps="http://schemas.microsoft.com/office/word/2010/wordprocessingShape" mc:Ignorable="w14 w15 w16se w16cid w16 w16cex w16sdtdh wp14">
+  <w:p>
+    <w:pPr>
+      <w:pStyle w:val="Header"/>
+    </w:pPr>
+  </w:p>
+</w:hdr>
+</file>
+
+<file path=word/header3.xml><?xml version="1.0" encoding="utf-8"?>
+<w:hdr xmlns:wpc="http://schemas.microsoft.com/office/word/2010/wordprocessingCanvas" xmlns:cx="http://schemas.microsoft.com/office/drawing/2014/chartex" xmlns:cx1="http://schemas.microsoft.com/office/drawing/2015/9/8/chartex" xmlns:cx2="http://schemas.microsoft.com/office/drawing/2015/10/21/chartex" xmlns:cx3="http://schemas.microsoft.com/office/drawing/2016/5/9/chartex" xmlns:cx4="http://schemas.microsoft.com/office/drawing/2016/5/10/chartex" xmlns:cx5="http://schemas.microsoft.com/office/drawing/2016/5/11/chartex" xmlns:cx6="http://schemas.microsoft.com/office/drawing/2016/5/12/chartex" xmlns:cx7="http://schemas.microsoft.com/office/drawing/2016/5/13/chartex" xmlns:cx8="http://schemas.microsoft.com/office/drawing/2016/5/14/chartex" xmlns:mc="http://schemas.openxmlformats.org/markup-compatibility/2006" xmlns:aink="http://schemas.microsoft.com/office/drawing/2016/ink" xmlns:am3d="http://schemas.microsoft.com/office/drawing/2017/model3d" xmlns:o="urn:schemas-microsoft-com:office:office" xmlns:oel="http://schemas.microsoft.com/office/2019/extlst" xmlns:r="http://schemas.openxmlformats.org/officeDocument/2006/relationships" xmlns:m="http://schemas.openxmlformats.org/officeDocument/2006/math" xmlns:v="urn:schemas-microsoft-com:vml" xmlns:wp14="http://schemas.microsoft.com/office/word/2010/wordprocessingDrawing" xmlns:wp="http://schemas.openxmlformats.org/drawingml/2006/wordprocessingDrawing" xmlns:w10="urn:schemas-microsoft-com:office:word" xmlns:w="http://schemas.openxmlformats.org/wordprocessingml/2006/main" xmlns:w14="http://schemas.microsoft.com/office/word/2010/wordml" xmlns:w15="http://schemas.microsoft.com/office/word/2012/wordml" xmlns:w16cex="http://schemas.microsoft.com/office/word/2018/wordml/cex" xmlns:w16cid="http://schemas.microsoft.com/office/word/2016/wordml/cid" xmlns:w16="http://schemas.microsoft.com/office/word/2018/wordml" xmlns:w16sdtdh="http://schemas.microsoft.com/office/word/2020/wordml/sdtdatahash" xmlns:w16se="http://schemas.microsoft.com/office/word/2015/wordml/symex" xmlns:wpg="http://schemas.microsoft.com/office/word/2010/wordprocessingGroup" xmlns:wpi="http://schemas.microsoft.com/office/word/2010/wordprocessingInk" xmlns:wne="http://schemas.microsoft.com/office/word/2006/wordml" xmlns:wps="http://schemas.microsoft.com/office/word/2010/wordprocessingShape" mc:Ignorable="w14 w15 w16se w16cid w16 w16cex w16sdtdh wp14">
+  <w:p>
+    <w:pPr>
+      <w:pStyle w:val="Header"/>
+    </w:pPr>
+  </w:p>
+</w:hdr>
 </file>
 
 <file path=word/styles.xml><?xml version="1.0" encoding="utf-8"?>
@@ -1011,6 +1194,50 @@
     <w:semiHidden/>
     <w:unhideWhenUsed/>
   </w:style>
+  <w:style w:type="paragraph" w:styleId="Header">
+    <w:name w:val="header"/>
+    <w:basedOn w:val="Normal"/>
+    <w:link w:val="HeaderChar"/>
+    <w:uiPriority w:val="99"/>
+    <w:unhideWhenUsed/>
+    <w:rsid w:val="00985161"/>
+    <w:pPr>
+      <w:tabs>
+        <w:tab w:val="center" w:pos="4680"/>
+        <w:tab w:val="right" w:pos="9360"/>
+      </w:tabs>
+      <w:spacing w:after="0" w:line="240" w:lineRule="auto"/>
+    </w:pPr>
+  </w:style>
+  <w:style w:type="character" w:customStyle="1" w:styleId="HeaderChar">
+    <w:name w:val="Header Char"/>
+    <w:basedOn w:val="DefaultParagraphFont"/>
+    <w:link w:val="Header"/>
+    <w:uiPriority w:val="99"/>
+    <w:rsid w:val="00985161"/>
+  </w:style>
+  <w:style w:type="paragraph" w:styleId="Footer">
+    <w:name w:val="footer"/>
+    <w:basedOn w:val="Normal"/>
+    <w:link w:val="FooterChar"/>
+    <w:uiPriority w:val="99"/>
+    <w:unhideWhenUsed/>
+    <w:rsid w:val="00985161"/>
+    <w:pPr>
+      <w:tabs>
+        <w:tab w:val="center" w:pos="4680"/>
+        <w:tab w:val="right" w:pos="9360"/>
+      </w:tabs>
+      <w:spacing w:after="0" w:line="240" w:lineRule="auto"/>
+    </w:pPr>
+  </w:style>
+  <w:style w:type="character" w:customStyle="1" w:styleId="FooterChar">
+    <w:name w:val="Footer Char"/>
+    <w:basedOn w:val="DefaultParagraphFont"/>
+    <w:link w:val="Footer"/>
+    <w:uiPriority w:val="99"/>
+    <w:rsid w:val="00985161"/>
+  </w:style>
 </w:styles>
 </file>
 
@@ -1307,4 +1534,34 @@
     </a:ext>
   </a:extLst>
 </a:theme>
+</file>
+
+<file path=customXml/item1.xml><?xml version="1.0" encoding="utf-8"?>
+<WrappedLabelHistory xmlns:xsd="http://www.w3.org/2001/XMLSchema" xmlns:xsi="http://www.w3.org/2001/XMLSchema-instance" xmlns="http://www.boldonjames.com/2016/02/Classifier/internal/wrappedLabelHistory">
+  <Value>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</Value>
+</WrappedLabelHistory>
+</file>
+
+<file path=customXml/item2.xml><?xml version="1.0" encoding="utf-8"?>
+<sisl xmlns:xsd="http://www.w3.org/2001/XMLSchema" xmlns:xsi="http://www.w3.org/2001/XMLSchema-instance" xmlns="http://www.boldonjames.com/2008/01/sie/internal/label" sislVersion="0" policy="edf6e30c-c8b9-41ff-b60e-8fbde344e5a3" origin="userSelected">
+  <element uid="2708e63c-b994-4f4a-b577-9920c263ddac" value=""/>
+</sisl>
+</file>
+
+<file path=customXml/itemProps1.xml><?xml version="1.0" encoding="utf-8"?>
+<ds:datastoreItem xmlns:ds="http://schemas.openxmlformats.org/officeDocument/2006/customXml" ds:itemID="{D29E2E39-A69D-4079-80A8-CE56ACFA28B3}">
+  <ds:schemaRefs>
+    <ds:schemaRef ds:uri="http://www.w3.org/2001/XMLSchema"/>
+    <ds:schemaRef ds:uri="http://www.boldonjames.com/2016/02/Classifier/internal/wrappedLabelHistory"/>
+  </ds:schemaRefs>
+</ds:datastoreItem>
+</file>
+
+<file path=customXml/itemProps2.xml><?xml version="1.0" encoding="utf-8"?>
+<ds:datastoreItem xmlns:ds="http://schemas.openxmlformats.org/officeDocument/2006/customXml" ds:itemID="{B4B5E304-237F-4AA2-AAED-7CD23E3F6AB7}">
+  <ds:schemaRefs>
+    <ds:schemaRef ds:uri="http://www.w3.org/2001/XMLSchema"/>
+    <ds:schemaRef ds:uri="http://www.boldonjames.com/2008/01/sie/internal/label"/>
+  </ds:schemaRefs>
+</ds:datastoreItem>
 </file>
--- a/LABlogbook.docx
+++ b/LABlogbook.docx
@@ -66,6 +66,321 @@
             <wp:extent cx="5731510" cy="3722370"/>
             <wp:effectExtent l="0" t="0" r="2540" b="0"/>
             <wp:docPr id="1" name="Picture 1"/>
+            <wp:cNvGraphicFramePr>
+              <a:graphicFrameLocks xmlns:a="http://schemas.openxmlformats.org/drawingml/2006/main" noChangeAspect="1"/>
+            </wp:cNvGraphicFramePr>
+            <a:graphic xmlns:a="http://schemas.openxmlformats.org/drawingml/2006/main">
+              <a:graphicData uri="http://schemas.openxmlformats.org/drawingml/2006/picture">
+                <pic:pic xmlns:pic="http://schemas.openxmlformats.org/drawingml/2006/picture">
+                  <pic:nvPicPr>
+                    <pic:cNvPr id="1" name=""/>
+                    <pic:cNvPicPr/>
+                  </pic:nvPicPr>
+                  <pic:blipFill>
+                    <a:blip r:embed="rId4"/>
+                    <a:stretch>
+                      <a:fillRect/>
+                    </a:stretch>
+                  </pic:blipFill>
+                  <pic:spPr>
+                    <a:xfrm>
+                      <a:off x="0" y="0"/>
+                      <a:ext cx="5731510" cy="3722370"/>
+                    </a:xfrm>
+                    <a:prstGeom prst="rect">
+                      <a:avLst/>
+                    </a:prstGeom>
+                  </pic:spPr>
+                </pic:pic>
+              </a:graphicData>
+            </a:graphic>
+          </wp:inline>
+        </w:drawing>
+      </w:r>
+    </w:p>
+    <w:p>
+      <w:pPr>
+        <w:jc w:val="both"/>
+        <w:rPr>
+          <w:sz w:val="44"/>
+          <w:szCs w:val="44"/>
+          <w:u w:val="single"/>
+        </w:rPr>
+      </w:pPr>
+    </w:p>
+    <w:p>
+      <w:pPr>
+        <w:jc w:val="both"/>
+        <w:rPr>
+          <w:sz w:val="44"/>
+          <w:szCs w:val="44"/>
+          <w:u w:val="single"/>
+        </w:rPr>
+      </w:pPr>
+      <w:r>
+        <w:rPr>
+          <w:sz w:val="44"/>
+          <w:szCs w:val="44"/>
+          <w:u w:val="single"/>
+        </w:rPr>
+        <w:t>Lab 2</w:t>
+      </w:r>
+    </w:p>
+    <w:p>
+      <w:pPr>
+        <w:jc w:val="both"/>
+        <w:rPr>
+          <w:sz w:val="36"/>
+          <w:szCs w:val="36"/>
+        </w:rPr>
+      </w:pPr>
+      <w:r>
+        <w:rPr>
+          <w:sz w:val="36"/>
+          <w:szCs w:val="36"/>
+        </w:rPr>
+        <w:t>Test Accuracy = 0.94</w:t>
+      </w:r>
+    </w:p>
+    <w:p>
+      <w:pPr>
+        <w:jc w:val="both"/>
+        <w:rPr>
+          <w:sz w:val="36"/>
+          <w:szCs w:val="36"/>
+        </w:rPr>
+      </w:pPr>
+      <w:r>
+        <w:rPr>
+          <w:noProof/>
+          <w:sz w:val="36"/>
+          <w:szCs w:val="36"/>
+        </w:rPr>
+        <w:lastRenderedPageBreak/>
+        <w:drawing>
+          <wp:inline distT="0" distB="0" distL="0" distR="0" wp14:anchorId="605ECEDD" wp14:editId="70A7EA05">
+            <wp:extent cx="5731510" cy="3373755"/>
+            <wp:effectExtent l="0" t="0" r="2540" b="0"/>
+            <wp:docPr id="5" name="Picture 5"/>
+            <wp:cNvGraphicFramePr>
+              <a:graphicFrameLocks xmlns:a="http://schemas.openxmlformats.org/drawingml/2006/main" noChangeAspect="1"/>
+            </wp:cNvGraphicFramePr>
+            <a:graphic xmlns:a="http://schemas.openxmlformats.org/drawingml/2006/main">
+              <a:graphicData uri="http://schemas.openxmlformats.org/drawingml/2006/picture">
+                <pic:pic xmlns:pic="http://schemas.openxmlformats.org/drawingml/2006/picture">
+                  <pic:nvPicPr>
+                    <pic:cNvPr id="1" name=""/>
+                    <pic:cNvPicPr/>
+                  </pic:nvPicPr>
+                  <pic:blipFill>
+                    <a:blip r:embed="rId5"/>
+                    <a:stretch>
+                      <a:fillRect/>
+                    </a:stretch>
+                  </pic:blipFill>
+                  <pic:spPr>
+                    <a:xfrm>
+                      <a:off x="0" y="0"/>
+                      <a:ext cx="5731510" cy="3373755"/>
+                    </a:xfrm>
+                    <a:prstGeom prst="rect">
+                      <a:avLst/>
+                    </a:prstGeom>
+                  </pic:spPr>
+                </pic:pic>
+              </a:graphicData>
+            </a:graphic>
+          </wp:inline>
+        </w:drawing>
+      </w:r>
+    </w:p>
+    <w:p>
+      <w:pPr>
+        <w:jc w:val="both"/>
+        <w:rPr>
+          <w:sz w:val="44"/>
+          <w:szCs w:val="44"/>
+          <w:u w:val="single"/>
+        </w:rPr>
+      </w:pPr>
+      <w:r>
+        <w:rPr>
+          <w:sz w:val="44"/>
+          <w:szCs w:val="44"/>
+          <w:u w:val="single"/>
+        </w:rPr>
+        <w:t>Lab 3</w:t>
+      </w:r>
+    </w:p>
+    <w:p>
+      <w:pPr>
+        <w:jc w:val="both"/>
+        <w:rPr>
+          <w:sz w:val="32"/>
+          <w:szCs w:val="32"/>
+        </w:rPr>
+      </w:pPr>
+      <w:r>
+        <w:rPr>
+          <w:sz w:val="32"/>
+          <w:szCs w:val="32"/>
+        </w:rPr>
+        <w:t>Test accuracy: 0.8873000144958496</w:t>
+      </w:r>
+    </w:p>
+    <w:p>
+      <w:pPr>
+        <w:jc w:val="both"/>
+        <w:rPr>
+          <w:sz w:val="32"/>
+          <w:szCs w:val="32"/>
+        </w:rPr>
+      </w:pPr>
+      <w:r>
+        <w:rPr>
+          <w:noProof/>
+          <w:sz w:val="44"/>
+          <w:szCs w:val="44"/>
+          <w:u w:val="single"/>
+        </w:rPr>
+        <w:drawing>
+          <wp:inline distT="0" distB="0" distL="0" distR="0" wp14:anchorId="49EB6FF9" wp14:editId="18F5E8D1">
+            <wp:extent cx="5731510" cy="2877185"/>
+            <wp:effectExtent l="0" t="0" r="2540" b="0"/>
+            <wp:docPr id="7" name="Picture 7"/>
+            <wp:cNvGraphicFramePr>
+              <a:graphicFrameLocks xmlns:a="http://schemas.openxmlformats.org/drawingml/2006/main" noChangeAspect="1"/>
+            </wp:cNvGraphicFramePr>
+            <a:graphic xmlns:a="http://schemas.openxmlformats.org/drawingml/2006/main">
+              <a:graphicData uri="http://schemas.openxmlformats.org/drawingml/2006/picture">
+                <pic:pic xmlns:pic="http://schemas.openxmlformats.org/drawingml/2006/picture">
+                  <pic:nvPicPr>
+                    <pic:cNvPr id="1" name=""/>
+                    <pic:cNvPicPr/>
+                  </pic:nvPicPr>
+                  <pic:blipFill>
+                    <a:blip r:embed="rId6"/>
+                    <a:stretch>
+                      <a:fillRect/>
+                    </a:stretch>
+                  </pic:blipFill>
+                  <pic:spPr>
+                    <a:xfrm>
+                      <a:off x="0" y="0"/>
+                      <a:ext cx="5731510" cy="2877185"/>
+                    </a:xfrm>
+                    <a:prstGeom prst="rect">
+                      <a:avLst/>
+                    </a:prstGeom>
+                  </pic:spPr>
+                </pic:pic>
+              </a:graphicData>
+            </a:graphic>
+          </wp:inline>
+        </w:drawing>
+      </w:r>
+    </w:p>
+    <w:p>
+      <w:pPr>
+        <w:jc w:val="both"/>
+        <w:rPr>
+          <w:sz w:val="32"/>
+          <w:szCs w:val="32"/>
+        </w:rPr>
+      </w:pPr>
+      <w:r>
+        <w:rPr>
+          <w:noProof/>
+          <w:sz w:val="44"/>
+          <w:szCs w:val="44"/>
+          <w:u w:val="single"/>
+        </w:rPr>
+        <w:lastRenderedPageBreak/>
+        <w:drawing>
+          <wp:inline distT="0" distB="0" distL="0" distR="0" wp14:anchorId="5A7AF8CB" wp14:editId="122D6A43">
+            <wp:extent cx="5731510" cy="2603855"/>
+            <wp:effectExtent l="0" t="0" r="2540" b="6350"/>
+            <wp:docPr id="6" name="Picture 6"/>
+            <wp:cNvGraphicFramePr>
+              <a:graphicFrameLocks xmlns:a="http://schemas.openxmlformats.org/drawingml/2006/main" noChangeAspect="1"/>
+            </wp:cNvGraphicFramePr>
+            <a:graphic xmlns:a="http://schemas.openxmlformats.org/drawingml/2006/main">
+              <a:graphicData uri="http://schemas.openxmlformats.org/drawingml/2006/picture">
+                <pic:pic xmlns:pic="http://schemas.openxmlformats.org/drawingml/2006/picture">
+                  <pic:nvPicPr>
+                    <pic:cNvPr id="0" name="Picture 3"/>
+                    <pic:cNvPicPr>
+                      <a:picLocks noChangeAspect="1" noChangeArrowheads="1"/>
+                    </pic:cNvPicPr>
+                  </pic:nvPicPr>
+                  <pic:blipFill>
+                    <a:blip r:embed="rId7" cstate="print">
+                      <a:extLst>
+                        <a:ext uri="{28A0092B-C50C-407E-A947-70E740481C1C}">
+                          <a14:useLocalDpi xmlns:a14="http://schemas.microsoft.com/office/drawing/2010/main" val="0"/>
+                        </a:ext>
+                      </a:extLst>
+                    </a:blip>
+                    <a:srcRect/>
+                    <a:stretch>
+                      <a:fillRect/>
+                    </a:stretch>
+                  </pic:blipFill>
+                  <pic:spPr bwMode="auto">
+                    <a:xfrm>
+                      <a:off x="0" y="0"/>
+                      <a:ext cx="5731510" cy="2603855"/>
+                    </a:xfrm>
+                    <a:prstGeom prst="rect">
+                      <a:avLst/>
+                    </a:prstGeom>
+                    <a:noFill/>
+                  </pic:spPr>
+                </pic:pic>
+              </a:graphicData>
+            </a:graphic>
+          </wp:inline>
+        </w:drawing>
+      </w:r>
+    </w:p>
+    <w:p>
+      <w:pPr>
+        <w:jc w:val="both"/>
+        <w:rPr>
+          <w:sz w:val="44"/>
+          <w:szCs w:val="44"/>
+          <w:u w:val="single"/>
+        </w:rPr>
+      </w:pPr>
+      <w:r>
+        <w:rPr>
+          <w:sz w:val="44"/>
+          <w:szCs w:val="44"/>
+          <w:u w:val="single"/>
+        </w:rPr>
+        <w:t>Lab 4</w:t>
+      </w:r>
+    </w:p>
+    <w:p>
+      <w:pPr>
+        <w:jc w:val="both"/>
+        <w:rPr>
+          <w:sz w:val="44"/>
+          <w:szCs w:val="44"/>
+          <w:u w:val="single"/>
+        </w:rPr>
+      </w:pPr>
+      <w:r>
+        <w:rPr>
+          <w:sz w:val="44"/>
+          <w:szCs w:val="44"/>
+          <w:u w:val="single"/>
+        </w:rPr>
+        <w:drawing>
+          <wp:inline distT="0" distB="0" distL="0" distR="0" wp14:anchorId="7A4001DA" wp14:editId="12AD2136">
+            <wp:extent cx="5731510" cy="4125595"/>
+            <wp:effectExtent l="0" t="0" r="2540" b="8255"/>
+            <wp:docPr id="8" name="Picture 8"/>
             <wp:cNvGraphicFramePr>
               <a:graphicFrameLocks xmlns:a="http://schemas.openxmlformats.org/drawingml/2006/main" noChangeAspect="1"/>
             </wp:cNvGraphicFramePr>
@@ -85,7 +400,7 @@
                   <pic:spPr>
                     <a:xfrm>
                       <a:off x="0" y="0"/>
-                      <a:ext cx="5731510" cy="3722370"/>
+                      <a:ext cx="5731510" cy="4125595"/>
                     </a:xfrm>
                     <a:prstGeom prst="rect">
                       <a:avLst/>
@@ -123,268 +438,6 @@
           <w:szCs w:val="44"/>
           <w:u w:val="single"/>
         </w:rPr>
-        <w:t>Lab 2</w:t>
-      </w:r>
-    </w:p>
-    <w:p>
-      <w:pPr>
-        <w:jc w:val="both"/>
-        <w:rPr>
-          <w:sz w:val="36"/>
-          <w:szCs w:val="36"/>
-        </w:rPr>
-      </w:pPr>
-      <w:r>
-        <w:rPr>
-          <w:sz w:val="36"/>
-          <w:szCs w:val="36"/>
-        </w:rPr>
-        <w:t>Test Accuracy = 0.94</w:t>
-      </w:r>
-    </w:p>
-    <w:p>
-      <w:pPr>
-        <w:jc w:val="both"/>
-        <w:rPr>
-          <w:sz w:val="36"/>
-          <w:szCs w:val="36"/>
-        </w:rPr>
-      </w:pPr>
-      <w:r>
-        <w:rPr>
-          <w:noProof/>
-          <w:sz w:val="36"/>
-          <w:szCs w:val="36"/>
-        </w:rPr>
-        <w:lastRenderedPageBreak/>
-        <w:drawing>
-          <wp:inline distT="0" distB="0" distL="0" distR="0" wp14:anchorId="605ECEDD" wp14:editId="70A7EA05">
-            <wp:extent cx="5731510" cy="3373755"/>
-            <wp:effectExtent l="0" t="0" r="2540" b="0"/>
-            <wp:docPr id="5" name="Picture 5"/>
-            <wp:cNvGraphicFramePr>
-              <a:graphicFrameLocks xmlns:a="http://schemas.openxmlformats.org/drawingml/2006/main" noChangeAspect="1"/>
-            </wp:cNvGraphicFramePr>
-            <a:graphic xmlns:a="http://schemas.openxmlformats.org/drawingml/2006/main">
-              <a:graphicData uri="http://schemas.openxmlformats.org/drawingml/2006/picture">
-                <pic:pic xmlns:pic="http://schemas.openxmlformats.org/drawingml/2006/picture">
-                  <pic:nvPicPr>
-                    <pic:cNvPr id="1" name=""/>
-                    <pic:cNvPicPr/>
-                  </pic:nvPicPr>
-                  <pic:blipFill>
-                    <a:blip r:embed="rId9"/>
-                    <a:stretch>
-                      <a:fillRect/>
-                    </a:stretch>
-                  </pic:blipFill>
-                  <pic:spPr>
-                    <a:xfrm>
-                      <a:off x="0" y="0"/>
-                      <a:ext cx="5731510" cy="3373755"/>
-                    </a:xfrm>
-                    <a:prstGeom prst="rect">
-                      <a:avLst/>
-                    </a:prstGeom>
-                  </pic:spPr>
-                </pic:pic>
-              </a:graphicData>
-            </a:graphic>
-          </wp:inline>
-        </w:drawing>
-      </w:r>
-    </w:p>
-    <w:p>
-      <w:pPr>
-        <w:jc w:val="both"/>
-        <w:rPr>
-          <w:sz w:val="44"/>
-          <w:szCs w:val="44"/>
-          <w:u w:val="single"/>
-        </w:rPr>
-      </w:pPr>
-      <w:r>
-        <w:rPr>
-          <w:sz w:val="44"/>
-          <w:szCs w:val="44"/>
-          <w:u w:val="single"/>
-        </w:rPr>
-        <w:t>Lab 3</w:t>
-      </w:r>
-    </w:p>
-    <w:p>
-      <w:pPr>
-        <w:jc w:val="both"/>
-        <w:rPr>
-          <w:sz w:val="32"/>
-          <w:szCs w:val="32"/>
-        </w:rPr>
-      </w:pPr>
-      <w:r>
-        <w:rPr>
-          <w:sz w:val="32"/>
-          <w:szCs w:val="32"/>
-        </w:rPr>
-        <w:t>Test accuracy: 0.8873000144958496</w:t>
-      </w:r>
-    </w:p>
-    <w:p>
-      <w:pPr>
-        <w:jc w:val="both"/>
-        <w:rPr>
-          <w:sz w:val="44"/>
-          <w:szCs w:val="44"/>
-          <w:u w:val="single"/>
-        </w:rPr>
-      </w:pPr>
-      <w:r>
-        <w:rPr>
-          <w:sz w:val="44"/>
-          <w:szCs w:val="44"/>
-          <w:u w:val="single"/>
-        </w:rPr>
-        <w:t>Lab 4</w:t>
-      </w:r>
-    </w:p>
-    <w:p>
-      <w:pPr>
-        <w:jc w:val="both"/>
-        <w:rPr>
-          <w:sz w:val="44"/>
-          <w:szCs w:val="44"/>
-          <w:u w:val="single"/>
-        </w:rPr>
-      </w:pPr>
-      <w:r>
-        <w:rPr>
-          <w:noProof/>
-          <w:sz w:val="44"/>
-          <w:szCs w:val="44"/>
-          <w:u w:val="single"/>
-        </w:rPr>
-        <w:drawing>
-          <wp:inline distT="0" distB="0" distL="0" distR="0" wp14:anchorId="6B2323D5" wp14:editId="22BDF9C9">
-            <wp:extent cx="5731510" cy="2877185"/>
-            <wp:effectExtent l="0" t="0" r="2540" b="0"/>
-            <wp:docPr id="3" name="Picture 3"/>
-            <wp:cNvGraphicFramePr>
-              <a:graphicFrameLocks xmlns:a="http://schemas.openxmlformats.org/drawingml/2006/main" noChangeAspect="1"/>
-            </wp:cNvGraphicFramePr>
-            <a:graphic xmlns:a="http://schemas.openxmlformats.org/drawingml/2006/main">
-              <a:graphicData uri="http://schemas.openxmlformats.org/drawingml/2006/picture">
-                <pic:pic xmlns:pic="http://schemas.openxmlformats.org/drawingml/2006/picture">
-                  <pic:nvPicPr>
-                    <pic:cNvPr id="1" name=""/>
-                    <pic:cNvPicPr/>
-                  </pic:nvPicPr>
-                  <pic:blipFill>
-                    <a:blip r:embed="rId10"/>
-                    <a:stretch>
-                      <a:fillRect/>
-                    </a:stretch>
-                  </pic:blipFill>
-                  <pic:spPr>
-                    <a:xfrm>
-                      <a:off x="0" y="0"/>
-                      <a:ext cx="5731510" cy="2877185"/>
-                    </a:xfrm>
-                    <a:prstGeom prst="rect">
-                      <a:avLst/>
-                    </a:prstGeom>
-                  </pic:spPr>
-                </pic:pic>
-              </a:graphicData>
-            </a:graphic>
-          </wp:inline>
-        </w:drawing>
-      </w:r>
-    </w:p>
-    <w:p>
-      <w:pPr>
-        <w:jc w:val="both"/>
-        <w:rPr>
-          <w:sz w:val="44"/>
-          <w:szCs w:val="44"/>
-          <w:u w:val="single"/>
-        </w:rPr>
-      </w:pPr>
-      <w:r>
-        <w:rPr>
-          <w:rFonts w:ascii="Calibri" w:eastAsia="Calibri" w:hAnsi="Calibri" w:cs="Times New Roman"/>
-          <w:noProof/>
-          <w:sz w:val="44"/>
-          <w:szCs w:val="44"/>
-          <w:u w:val="single"/>
-        </w:rPr>
-        <w:lastRenderedPageBreak/>
-        <w:drawing>
-          <wp:inline distT="0" distB="0" distL="0" distR="0" wp14:anchorId="2A9BB223" wp14:editId="6BBFA32C">
-            <wp:extent cx="5731510" cy="2528968"/>
-            <wp:effectExtent l="0" t="0" r="2540" b="5080"/>
-            <wp:docPr id="4" name="Picture 4"/>
-            <wp:cNvGraphicFramePr>
-              <a:graphicFrameLocks xmlns:a="http://schemas.openxmlformats.org/drawingml/2006/main" noChangeAspect="1"/>
-            </wp:cNvGraphicFramePr>
-            <a:graphic xmlns:a="http://schemas.openxmlformats.org/drawingml/2006/main">
-              <a:graphicData uri="http://schemas.openxmlformats.org/drawingml/2006/picture">
-                <pic:pic xmlns:pic="http://schemas.openxmlformats.org/drawingml/2006/picture">
-                  <pic:nvPicPr>
-                    <pic:cNvPr id="0" name="Picture 3"/>
-                    <pic:cNvPicPr>
-                      <a:picLocks noChangeAspect="1" noChangeArrowheads="1"/>
-                    </pic:cNvPicPr>
-                  </pic:nvPicPr>
-                  <pic:blipFill rotWithShape="1">
-                    <a:blip r:embed="rId11" cstate="print">
-                      <a:extLst>
-                        <a:ext uri="{28A0092B-C50C-407E-A947-70E740481C1C}">
-                          <a14:useLocalDpi xmlns:a14="http://schemas.microsoft.com/office/drawing/2010/main" val="0"/>
-                        </a:ext>
-                      </a:extLst>
-                    </a:blip>
-                    <a:srcRect l="-2957"/>
-                    <a:stretch/>
-                  </pic:blipFill>
-                  <pic:spPr bwMode="auto">
-                    <a:xfrm>
-                      <a:off x="0" y="0"/>
-                      <a:ext cx="5731510" cy="2528968"/>
-                    </a:xfrm>
-                    <a:prstGeom prst="rect">
-                      <a:avLst/>
-                    </a:prstGeom>
-                    <a:noFill/>
-                    <a:ln>
-                      <a:noFill/>
-                    </a:ln>
-                    <a:extLst>
-                      <a:ext uri="{53640926-AAD7-44D8-BBD7-CCE9431645EC}">
-                        <a14:shadowObscured xmlns:a14="http://schemas.microsoft.com/office/drawing/2010/main"/>
-                      </a:ext>
-                    </a:extLst>
-                  </pic:spPr>
-                </pic:pic>
-              </a:graphicData>
-            </a:graphic>
-          </wp:inline>
-        </w:drawing>
-      </w:r>
-    </w:p>
-    <w:p>
-      <w:pPr>
-        <w:jc w:val="both"/>
-        <w:rPr>
-          <w:sz w:val="44"/>
-          <w:szCs w:val="44"/>
-          <w:u w:val="single"/>
-        </w:rPr>
-      </w:pPr>
-      <w:r>
-        <w:rPr>
-          <w:sz w:val="44"/>
-          <w:szCs w:val="44"/>
-          <w:u w:val="single"/>
-        </w:rPr>
         <w:t>Lab 5</w:t>
       </w:r>
     </w:p>
@@ -584,12 +637,6 @@
       </w:r>
     </w:p>
     <w:sectPr>
-      <w:headerReference w:type="even" r:id="rId12"/>
-      <w:headerReference w:type="default" r:id="rId13"/>
-      <w:footerReference w:type="even" r:id="rId14"/>
-      <w:footerReference w:type="default" r:id="rId15"/>
-      <w:headerReference w:type="first" r:id="rId16"/>
-      <w:footerReference w:type="first" r:id="rId17"/>
       <w:pgSz w:w="11906" w:h="16838"/>
       <w:pgMar w:top="1440" w:right="1440" w:bottom="1440" w:left="1440" w:header="708" w:footer="708" w:gutter="0"/>
       <w:cols w:space="708"/>
@@ -597,173 +644,6 @@
     </w:sectPr>
   </w:body>
 </w:document>
-</file>
-
-<file path=word/endnotes.xml><?xml version="1.0" encoding="utf-8"?>
-<w:endnotes xmlns:wpc="http://schemas.microsoft.com/office/word/2010/wordprocessingCanvas" xmlns:cx="http://schemas.microsoft.com/office/drawing/2014/chartex" xmlns:cx1="http://schemas.microsoft.com/office/drawing/2015/9/8/chartex" xmlns:cx2="http://schemas.microsoft.com/office/drawing/2015/10/21/chartex" xmlns:cx3="http://schemas.microsoft.com/office/drawing/2016/5/9/chartex" xmlns:cx4="http://schemas.microsoft.com/office/drawing/2016/5/10/chartex" xmlns:cx5="http://schemas.microsoft.com/office/drawing/2016/5/11/chartex" xmlns:cx6="http://schemas.microsoft.com/office/drawing/2016/5/12/chartex" xmlns:cx7="http://schemas.microsoft.com/office/drawing/2016/5/13/chartex" xmlns:cx8="http://schemas.microsoft.com/office/drawing/2016/5/14/chartex" xmlns:mc="http://schemas.openxmlformats.org/markup-compatibility/2006" xmlns:aink="http://schemas.microsoft.com/office/drawing/2016/ink" xmlns:am3d="http://schemas.microsoft.com/office/drawing/2017/model3d" xmlns:o="urn:schemas-microsoft-com:office:office" xmlns:oel="http://schemas.microsoft.com/office/2019/extlst" xmlns:r="http://schemas.openxmlformats.org/officeDocument/2006/relationships" xmlns:m="http://schemas.openxmlformats.org/officeDocument/2006/math" xmlns:v="urn:schemas-microsoft-com:vml" xmlns:wp14="http://schemas.microsoft.com/office/word/2010/wordprocessingDrawing" xmlns:wp="http://schemas.openxmlformats.org/drawingml/2006/wordprocessingDrawing" xmlns:w10="urn:schemas-microsoft-com:office:word" xmlns:w="http://schemas.openxmlformats.org/wordprocessingml/2006/main" xmlns:w14="http://schemas.microsoft.com/office/word/2010/wordml" xmlns:w15="http://schemas.microsoft.com/office/word/2012/wordml" xmlns:w16cex="http://schemas.microsoft.com/office/word/2018/wordml/cex" xmlns:w16cid="http://schemas.microsoft.com/office/word/2016/wordml/cid" xmlns:w16="http://schemas.microsoft.com/office/word/2018/wordml" xmlns:w16sdtdh="http://schemas.microsoft.com/office/word/2020/wordml/sdtdatahash" xmlns:w16se="http://schemas.microsoft.com/office/word/2015/wordml/symex" xmlns:wpg="http://schemas.microsoft.com/office/word/2010/wordprocessingGroup" xmlns:wpi="http://schemas.microsoft.com/office/word/2010/wordprocessingInk" xmlns:wne="http://schemas.microsoft.com/office/word/2006/wordml" xmlns:wps="http://schemas.microsoft.com/office/word/2010/wordprocessingShape" mc:Ignorable="w14 w15 w16se w16cid w16 w16cex w16sdtdh wp14">
-  <w:endnote w:type="separator" w:id="-1">
-    <w:p>
-      <w:pPr>
-        <w:spacing w:after="0" w:line="240" w:lineRule="auto"/>
-      </w:pPr>
-      <w:r>
-        <w:separator/>
-      </w:r>
-    </w:p>
-  </w:endnote>
-  <w:endnote w:type="continuationSeparator" w:id="0">
-    <w:p>
-      <w:pPr>
-        <w:spacing w:after="0" w:line="240" w:lineRule="auto"/>
-      </w:pPr>
-      <w:r>
-        <w:continuationSeparator/>
-      </w:r>
-    </w:p>
-  </w:endnote>
-</w:endnotes>
-</file>
-
-<file path=word/footer1.xml><?xml version="1.0" encoding="utf-8"?>
-<w:ftr xmlns:wpc="http://schemas.microsoft.com/office/word/2010/wordprocessingCanvas" xmlns:cx="http://schemas.microsoft.com/office/drawing/2014/chartex" xmlns:cx1="http://schemas.microsoft.com/office/drawing/2015/9/8/chartex" xmlns:cx2="http://schemas.microsoft.com/office/drawing/2015/10/21/chartex" xmlns:cx3="http://schemas.microsoft.com/office/drawing/2016/5/9/chartex" xmlns:cx4="http://schemas.microsoft.com/office/drawing/2016/5/10/chartex" xmlns:cx5="http://schemas.microsoft.com/office/drawing/2016/5/11/chartex" xmlns:cx6="http://schemas.microsoft.com/office/drawing/2016/5/12/chartex" xmlns:cx7="http://schemas.microsoft.com/office/drawing/2016/5/13/chartex" xmlns:cx8="http://schemas.microsoft.com/office/drawing/2016/5/14/chartex" xmlns:mc="http://schemas.openxmlformats.org/markup-compatibility/2006" xmlns:aink="http://schemas.microsoft.com/office/drawing/2016/ink" xmlns:am3d="http://schemas.microsoft.com/office/drawing/2017/model3d" xmlns:o="urn:schemas-microsoft-com:office:office" xmlns:oel="http://schemas.microsoft.com/office/2019/extlst" xmlns:r="http://schemas.openxmlformats.org/officeDocument/2006/relationships" xmlns:m="http://schemas.openxmlformats.org/officeDocument/2006/math" xmlns:v="urn:schemas-microsoft-com:vml" xmlns:wp14="http://schemas.microsoft.com/office/word/2010/wordprocessingDrawing" xmlns:wp="http://schemas.openxmlformats.org/drawingml/2006/wordprocessingDrawing" xmlns:w10="urn:schemas-microsoft-com:office:word" xmlns:w="http://schemas.openxmlformats.org/wordprocessingml/2006/main" xmlns:w14="http://schemas.microsoft.com/office/word/2010/wordml" xmlns:w15="http://schemas.microsoft.com/office/word/2012/wordml" xmlns:w16cex="http://schemas.microsoft.com/office/word/2018/wordml/cex" xmlns:w16cid="http://schemas.microsoft.com/office/word/2016/wordml/cid" xmlns:w16="http://schemas.microsoft.com/office/word/2018/wordml" xmlns:w16sdtdh="http://schemas.microsoft.com/office/word/2020/wordml/sdtdatahash" xmlns:w16se="http://schemas.microsoft.com/office/word/2015/wordml/symex" xmlns:wpg="http://schemas.microsoft.com/office/word/2010/wordprocessingGroup" xmlns:wpi="http://schemas.microsoft.com/office/word/2010/wordprocessingInk" xmlns:wne="http://schemas.microsoft.com/office/word/2006/wordml" xmlns:wps="http://schemas.microsoft.com/office/word/2010/wordprocessingShape" mc:Ignorable="w14 w15 w16se w16cid w16 w16cex w16sdtdh wp14">
-  <w:p>
-    <w:pPr>
-      <w:pStyle w:val="Footer"/>
-      <w:jc w:val="right"/>
-    </w:pPr>
-    <w:fldSimple w:instr=" DOCPROPERTY bjFooterEvenPageDocProperty \* MERGEFORMAT " w:fldLock="1">
-      <w:r>
-        <w:rPr>
-          <w:rFonts w:ascii="Times New Roman" w:hAnsi="Times New Roman" w:cs="Times New Roman"/>
-          <w:color w:val="000000"/>
-          <w:sz w:val="20"/>
-        </w:rPr>
-        <w:t xml:space="preserve">Classification | </w:t>
-      </w:r>
-      <w:r>
-        <w:rPr>
-          <w:rFonts w:ascii="Times New Roman" w:hAnsi="Times New Roman" w:cs="Times New Roman"/>
-          <w:color w:val="00C000"/>
-          <w:sz w:val="20"/>
-        </w:rPr>
-        <w:t>Public</w:t>
-      </w:r>
-    </w:fldSimple>
-  </w:p>
-</w:ftr>
-</file>
-
-<file path=word/footer2.xml><?xml version="1.0" encoding="utf-8"?>
-<w:ftr xmlns:wpc="http://schemas.microsoft.com/office/word/2010/wordprocessingCanvas" xmlns:cx="http://schemas.microsoft.com/office/drawing/2014/chartex" xmlns:cx1="http://schemas.microsoft.com/office/drawing/2015/9/8/chartex" xmlns:cx2="http://schemas.microsoft.com/office/drawing/2015/10/21/chartex" xmlns:cx3="http://schemas.microsoft.com/office/drawing/2016/5/9/chartex" xmlns:cx4="http://schemas.microsoft.com/office/drawing/2016/5/10/chartex" xmlns:cx5="http://schemas.microsoft.com/office/drawing/2016/5/11/chartex" xmlns:cx6="http://schemas.microsoft.com/office/drawing/2016/5/12/chartex" xmlns:cx7="http://schemas.microsoft.com/office/drawing/2016/5/13/chartex" xmlns:cx8="http://schemas.microsoft.com/office/drawing/2016/5/14/chartex" xmlns:mc="http://schemas.openxmlformats.org/markup-compatibility/2006" xmlns:aink="http://schemas.microsoft.com/office/drawing/2016/ink" xmlns:am3d="http://schemas.microsoft.com/office/drawing/2017/model3d" xmlns:o="urn:schemas-microsoft-com:office:office" xmlns:oel="http://schemas.microsoft.com/office/2019/extlst" xmlns:r="http://schemas.openxmlformats.org/officeDocument/2006/relationships" xmlns:m="http://schemas.openxmlformats.org/officeDocument/2006/math" xmlns:v="urn:schemas-microsoft-com:vml" xmlns:wp14="http://schemas.microsoft.com/office/word/2010/wordprocessingDrawing" xmlns:wp="http://schemas.openxmlformats.org/drawingml/2006/wordprocessingDrawing" xmlns:w10="urn:schemas-microsoft-com:office:word" xmlns:w="http://schemas.openxmlformats.org/wordprocessingml/2006/main" xmlns:w14="http://schemas.microsoft.com/office/word/2010/wordml" xmlns:w15="http://schemas.microsoft.com/office/word/2012/wordml" xmlns:w16cex="http://schemas.microsoft.com/office/word/2018/wordml/cex" xmlns:w16cid="http://schemas.microsoft.com/office/word/2016/wordml/cid" xmlns:w16="http://schemas.microsoft.com/office/word/2018/wordml" xmlns:w16sdtdh="http://schemas.microsoft.com/office/word/2020/wordml/sdtdatahash" xmlns:w16se="http://schemas.microsoft.com/office/word/2015/wordml/symex" xmlns:wpg="http://schemas.microsoft.com/office/word/2010/wordprocessingGroup" xmlns:wpi="http://schemas.microsoft.com/office/word/2010/wordprocessingInk" xmlns:wne="http://schemas.microsoft.com/office/word/2006/wordml" xmlns:wps="http://schemas.microsoft.com/office/word/2010/wordprocessingShape" mc:Ignorable="w14 w15 w16se w16cid w16 w16cex w16sdtdh wp14">
-  <w:p>
-    <w:pPr>
-      <w:pStyle w:val="Footer"/>
-      <w:jc w:val="right"/>
-    </w:pPr>
-    <w:fldSimple w:instr=" DOCPROPERTY bjFooterBothDocProperty \* MERGEFORMAT " w:fldLock="1">
-      <w:r>
-        <w:rPr>
-          <w:rFonts w:ascii="Times New Roman" w:hAnsi="Times New Roman" w:cs="Times New Roman"/>
-          <w:color w:val="000000"/>
-          <w:sz w:val="20"/>
-        </w:rPr>
-        <w:t xml:space="preserve">Classification | </w:t>
-      </w:r>
-      <w:r>
-        <w:rPr>
-          <w:rFonts w:ascii="Times New Roman" w:hAnsi="Times New Roman" w:cs="Times New Roman"/>
-          <w:color w:val="00C000"/>
-          <w:sz w:val="20"/>
-        </w:rPr>
-        <w:t>Public</w:t>
-      </w:r>
-    </w:fldSimple>
-  </w:p>
-</w:ftr>
-</file>
-
-<file path=word/footer3.xml><?xml version="1.0" encoding="utf-8"?>
-<w:ftr xmlns:wpc="http://schemas.microsoft.com/office/word/2010/wordprocessingCanvas" xmlns:cx="http://schemas.microsoft.com/office/drawing/2014/chartex" xmlns:cx1="http://schemas.microsoft.com/office/drawing/2015/9/8/chartex" xmlns:cx2="http://schemas.microsoft.com/office/drawing/2015/10/21/chartex" xmlns:cx3="http://schemas.microsoft.com/office/drawing/2016/5/9/chartex" xmlns:cx4="http://schemas.microsoft.com/office/drawing/2016/5/10/chartex" xmlns:cx5="http://schemas.microsoft.com/office/drawing/2016/5/11/chartex" xmlns:cx6="http://schemas.microsoft.com/office/drawing/2016/5/12/chartex" xmlns:cx7="http://schemas.microsoft.com/office/drawing/2016/5/13/chartex" xmlns:cx8="http://schemas.microsoft.com/office/drawing/2016/5/14/chartex" xmlns:mc="http://schemas.openxmlformats.org/markup-compatibility/2006" xmlns:aink="http://schemas.microsoft.com/office/drawing/2016/ink" xmlns:am3d="http://schemas.microsoft.com/office/drawing/2017/model3d" xmlns:o="urn:schemas-microsoft-com:office:office" xmlns:oel="http://schemas.microsoft.com/office/2019/extlst" xmlns:r="http://schemas.openxmlformats.org/officeDocument/2006/relationships" xmlns:m="http://schemas.openxmlformats.org/officeDocument/2006/math" xmlns:v="urn:schemas-microsoft-com:vml" xmlns:wp14="http://schemas.microsoft.com/office/word/2010/wordprocessingDrawing" xmlns:wp="http://schemas.openxmlformats.org/drawingml/2006/wordprocessingDrawing" xmlns:w10="urn:schemas-microsoft-com:office:word" xmlns:w="http://schemas.openxmlformats.org/wordprocessingml/2006/main" xmlns:w14="http://schemas.microsoft.com/office/word/2010/wordml" xmlns:w15="http://schemas.microsoft.com/office/word/2012/wordml" xmlns:w16cex="http://schemas.microsoft.com/office/word/2018/wordml/cex" xmlns:w16cid="http://schemas.microsoft.com/office/word/2016/wordml/cid" xmlns:w16="http://schemas.microsoft.com/office/word/2018/wordml" xmlns:w16sdtdh="http://schemas.microsoft.com/office/word/2020/wordml/sdtdatahash" xmlns:w16se="http://schemas.microsoft.com/office/word/2015/wordml/symex" xmlns:wpg="http://schemas.microsoft.com/office/word/2010/wordprocessingGroup" xmlns:wpi="http://schemas.microsoft.com/office/word/2010/wordprocessingInk" xmlns:wne="http://schemas.microsoft.com/office/word/2006/wordml" xmlns:wps="http://schemas.microsoft.com/office/word/2010/wordprocessingShape" mc:Ignorable="w14 w15 w16se w16cid w16 w16cex w16sdtdh wp14">
-  <w:p>
-    <w:pPr>
-      <w:pStyle w:val="Footer"/>
-      <w:jc w:val="right"/>
-    </w:pPr>
-    <w:fldSimple w:instr=" DOCPROPERTY bjFooterFirstPageDocProperty \* MERGEFORMAT " w:fldLock="1">
-      <w:r>
-        <w:rPr>
-          <w:rFonts w:ascii="Times New Roman" w:hAnsi="Times New Roman" w:cs="Times New Roman"/>
-          <w:color w:val="000000"/>
-          <w:sz w:val="20"/>
-        </w:rPr>
-        <w:t xml:space="preserve">Classification | </w:t>
-      </w:r>
-      <w:r>
-        <w:rPr>
-          <w:rFonts w:ascii="Times New Roman" w:hAnsi="Times New Roman" w:cs="Times New Roman"/>
-          <w:color w:val="00C000"/>
-          <w:sz w:val="20"/>
-        </w:rPr>
-        <w:t>Public</w:t>
-      </w:r>
-    </w:fldSimple>
-  </w:p>
-</w:ftr>
-</file>
-
-<file path=word/footnotes.xml><?xml version="1.0" encoding="utf-8"?>
-<w:footnotes xmlns:wpc="http://schemas.microsoft.com/office/word/2010/wordprocessingCanvas" xmlns:cx="http://schemas.microsoft.com/office/drawing/2014/chartex" xmlns:cx1="http://schemas.microsoft.com/office/drawing/2015/9/8/chartex" xmlns:cx2="http://schemas.microsoft.com/office/drawing/2015/10/21/chartex" xmlns:cx3="http://schemas.microsoft.com/office/drawing/2016/5/9/chartex" xmlns:cx4="http://schemas.microsoft.com/office/drawing/2016/5/10/chartex" xmlns:cx5="http://schemas.microsoft.com/office/drawing/2016/5/11/chartex" xmlns:cx6="http://schemas.microsoft.com/office/drawing/2016/5/12/chartex" xmlns:cx7="http://schemas.microsoft.com/office/drawing/2016/5/13/chartex" xmlns:cx8="http://schemas.microsoft.com/office/drawing/2016/5/14/chartex" xmlns:mc="http://schemas.openxmlformats.org/markup-compatibility/2006" xmlns:aink="http://schemas.microsoft.com/office/drawing/2016/ink" xmlns:am3d="http://schemas.microsoft.com/office/drawing/2017/model3d" xmlns:o="urn:schemas-microsoft-com:office:office" xmlns:oel="http://schemas.microsoft.com/office/2019/extlst" xmlns:r="http://schemas.openxmlformats.org/officeDocument/2006/relationships" xmlns:m="http://schemas.openxmlformats.org/officeDocument/2006/math" xmlns:v="urn:schemas-microsoft-com:vml" xmlns:wp14="http://schemas.microsoft.com/office/word/2010/wordprocessingDrawing" xmlns:wp="http://schemas.openxmlformats.org/drawingml/2006/wordprocessingDrawing" xmlns:w10="urn:schemas-microsoft-com:office:word" xmlns:w="http://schemas.openxmlformats.org/wordprocessingml/2006/main" xmlns:w14="http://schemas.microsoft.com/office/word/2010/wordml" xmlns:w15="http://schemas.microsoft.com/office/word/2012/wordml" xmlns:w16cex="http://schemas.microsoft.com/office/word/2018/wordml/cex" xmlns:w16cid="http://schemas.microsoft.com/office/word/2016/wordml/cid" xmlns:w16="http://schemas.microsoft.com/office/word/2018/wordml" xmlns:w16sdtdh="http://schemas.microsoft.com/office/word/2020/wordml/sdtdatahash" xmlns:w16se="http://schemas.microsoft.com/office/word/2015/wordml/symex" xmlns:wpg="http://schemas.microsoft.com/office/word/2010/wordprocessingGroup" xmlns:wpi="http://schemas.microsoft.com/office/word/2010/wordprocessingInk" xmlns:wne="http://schemas.microsoft.com/office/word/2006/wordml" xmlns:wps="http://schemas.microsoft.com/office/word/2010/wordprocessingShape" mc:Ignorable="w14 w15 w16se w16cid w16 w16cex w16sdtdh wp14">
-  <w:footnote w:type="separator" w:id="-1">
-    <w:p>
-      <w:pPr>
-        <w:spacing w:after="0" w:line="240" w:lineRule="auto"/>
-      </w:pPr>
-      <w:r>
-        <w:separator/>
-      </w:r>
-    </w:p>
-  </w:footnote>
-  <w:footnote w:type="continuationSeparator" w:id="0">
-    <w:p>
-      <w:pPr>
-        <w:spacing w:after="0" w:line="240" w:lineRule="auto"/>
-      </w:pPr>
-      <w:r>
-        <w:continuationSeparator/>
-      </w:r>
-    </w:p>
-  </w:footnote>
-</w:footnotes>
-</file>
-
-<file path=word/header1.xml><?xml version="1.0" encoding="utf-8"?>
-<w:hdr xmlns:wpc="http://schemas.microsoft.com/office/word/2010/wordprocessingCanvas" xmlns:cx="http://schemas.microsoft.com/office/drawing/2014/chartex" xmlns:cx1="http://schemas.microsoft.com/office/drawing/2015/9/8/chartex" xmlns:cx2="http://schemas.microsoft.com/office/drawing/2015/10/21/chartex" xmlns:cx3="http://schemas.microsoft.com/office/drawing/2016/5/9/chartex" xmlns:cx4="http://schemas.microsoft.com/office/drawing/2016/5/10/chartex" xmlns:cx5="http://schemas.microsoft.com/office/drawing/2016/5/11/chartex" xmlns:cx6="http://schemas.microsoft.com/office/drawing/2016/5/12/chartex" xmlns:cx7="http://schemas.microsoft.com/office/drawing/2016/5/13/chartex" xmlns:cx8="http://schemas.microsoft.com/office/drawing/2016/5/14/chartex" xmlns:mc="http://schemas.openxmlformats.org/markup-compatibility/2006" xmlns:aink="http://schemas.microsoft.com/office/drawing/2016/ink" xmlns:am3d="http://schemas.microsoft.com/office/drawing/2017/model3d" xmlns:o="urn:schemas-microsoft-com:office:office" xmlns:oel="http://schemas.microsoft.com/office/2019/extlst" xmlns:r="http://schemas.openxmlformats.org/officeDocument/2006/relationships" xmlns:m="http://schemas.openxmlformats.org/officeDocument/2006/math" xmlns:v="urn:schemas-microsoft-com:vml" xmlns:wp14="http://schemas.microsoft.com/office/word/2010/wordprocessingDrawing" xmlns:wp="http://schemas.openxmlformats.org/drawingml/2006/wordprocessingDrawing" xmlns:w10="urn:schemas-microsoft-com:office:word" xmlns:w="http://schemas.openxmlformats.org/wordprocessingml/2006/main" xmlns:w14="http://schemas.microsoft.com/office/word/2010/wordml" xmlns:w15="http://schemas.microsoft.com/office/word/2012/wordml" xmlns:w16cex="http://schemas.microsoft.com/office/word/2018/wordml/cex" xmlns:w16cid="http://schemas.microsoft.com/office/word/2016/wordml/cid" xmlns:w16="http://schemas.microsoft.com/office/word/2018/wordml" xmlns:w16sdtdh="http://schemas.microsoft.com/office/word/2020/wordml/sdtdatahash" xmlns:w16se="http://schemas.microsoft.com/office/word/2015/wordml/symex" xmlns:wpg="http://schemas.microsoft.com/office/word/2010/wordprocessingGroup" xmlns:wpi="http://schemas.microsoft.com/office/word/2010/wordprocessingInk" xmlns:wne="http://schemas.microsoft.com/office/word/2006/wordml" xmlns:wps="http://schemas.microsoft.com/office/word/2010/wordprocessingShape" mc:Ignorable="w14 w15 w16se w16cid w16 w16cex w16sdtdh wp14">
-  <w:p>
-    <w:pPr>
-      <w:pStyle w:val="Header"/>
-    </w:pPr>
-  </w:p>
-</w:hdr>
-</file>
-
-<file path=word/header2.xml><?xml version="1.0" encoding="utf-8"?>
-<w:hdr xmlns:wpc="http://schemas.microsoft.com/office/word/2010/wordprocessingCanvas" xmlns:cx="http://schemas.microsoft.com/office/drawing/2014/chartex" xmlns:cx1="http://schemas.microsoft.com/office/drawing/2015/9/8/chartex" xmlns:cx2="http://schemas.microsoft.com/office/drawing/2015/10/21/chartex" xmlns:cx3="http://schemas.microsoft.com/office/drawing/2016/5/9/chartex" xmlns:cx4="http://schemas.microsoft.com/office/drawing/2016/5/10/chartex" xmlns:cx5="http://schemas.microsoft.com/office/drawing/2016/5/11/chartex" xmlns:cx6="http://schemas.microsoft.com/office/drawing/2016/5/12/chartex" xmlns:cx7="http://schemas.microsoft.com/office/drawing/2016/5/13/chartex" xmlns:cx8="http://schemas.microsoft.com/office/drawing/2016/5/14/chartex" xmlns:mc="http://schemas.openxmlformats.org/markup-compatibility/2006" xmlns:aink="http://schemas.microsoft.com/office/drawing/2016/ink" xmlns:am3d="http://schemas.microsoft.com/office/drawing/2017/model3d" xmlns:o="urn:schemas-microsoft-com:office:office" xmlns:oel="http://schemas.microsoft.com/office/2019/extlst" xmlns:r="http://schemas.openxmlformats.org/officeDocument/2006/relationships" xmlns:m="http://schemas.openxmlformats.org/officeDocument/2006/math" xmlns:v="urn:schemas-microsoft-com:vml" xmlns:wp14="http://schemas.microsoft.com/office/word/2010/wordprocessingDrawing" xmlns:wp="http://schemas.openxmlformats.org/drawingml/2006/wordprocessingDrawing" xmlns:w10="urn:schemas-microsoft-com:office:word" xmlns:w="http://schemas.openxmlformats.org/wordprocessingml/2006/main" xmlns:w14="http://schemas.microsoft.com/office/word/2010/wordml" xmlns:w15="http://schemas.microsoft.com/office/word/2012/wordml" xmlns:w16cex="http://schemas.microsoft.com/office/word/2018/wordml/cex" xmlns:w16cid="http://schemas.microsoft.com/office/word/2016/wordml/cid" xmlns:w16="http://schemas.microsoft.com/office/word/2018/wordml" xmlns:w16sdtdh="http://schemas.microsoft.com/office/word/2020/wordml/sdtdatahash" xmlns:w16se="http://schemas.microsoft.com/office/word/2015/wordml/symex" xmlns:wpg="http://schemas.microsoft.com/office/word/2010/wordprocessingGroup" xmlns:wpi="http://schemas.microsoft.com/office/word/2010/wordprocessingInk" xmlns:wne="http://schemas.microsoft.com/office/word/2006/wordml" xmlns:wps="http://schemas.microsoft.com/office/word/2010/wordprocessingShape" mc:Ignorable="w14 w15 w16se w16cid w16 w16cex w16sdtdh wp14">
-  <w:p>
-    <w:pPr>
-      <w:pStyle w:val="Header"/>
-    </w:pPr>
-  </w:p>
-</w:hdr>
-</file>
-
-<file path=word/header3.xml><?xml version="1.0" encoding="utf-8"?>
-<w:hdr xmlns:wpc="http://schemas.microsoft.com/office/word/2010/wordprocessingCanvas" xmlns:cx="http://schemas.microsoft.com/office/drawing/2014/chartex" xmlns:cx1="http://schemas.microsoft.com/office/drawing/2015/9/8/chartex" xmlns:cx2="http://schemas.microsoft.com/office/drawing/2015/10/21/chartex" xmlns:cx3="http://schemas.microsoft.com/office/drawing/2016/5/9/chartex" xmlns:cx4="http://schemas.microsoft.com/office/drawing/2016/5/10/chartex" xmlns:cx5="http://schemas.microsoft.com/office/drawing/2016/5/11/chartex" xmlns:cx6="http://schemas.microsoft.com/office/drawing/2016/5/12/chartex" xmlns:cx7="http://schemas.microsoft.com/office/drawing/2016/5/13/chartex" xmlns:cx8="http://schemas.microsoft.com/office/drawing/2016/5/14/chartex" xmlns:mc="http://schemas.openxmlformats.org/markup-compatibility/2006" xmlns:aink="http://schemas.microsoft.com/office/drawing/2016/ink" xmlns:am3d="http://schemas.microsoft.com/office/drawing/2017/model3d" xmlns:o="urn:schemas-microsoft-com:office:office" xmlns:oel="http://schemas.microsoft.com/office/2019/extlst" xmlns:r="http://schemas.openxmlformats.org/officeDocument/2006/relationships" xmlns:m="http://schemas.openxmlformats.org/officeDocument/2006/math" xmlns:v="urn:schemas-microsoft-com:vml" xmlns:wp14="http://schemas.microsoft.com/office/word/2010/wordprocessingDrawing" xmlns:wp="http://schemas.openxmlformats.org/drawingml/2006/wordprocessingDrawing" xmlns:w10="urn:schemas-microsoft-com:office:word" xmlns:w="http://schemas.openxmlformats.org/wordprocessingml/2006/main" xmlns:w14="http://schemas.microsoft.com/office/word/2010/wordml" xmlns:w15="http://schemas.microsoft.com/office/word/2012/wordml" xmlns:w16cex="http://schemas.microsoft.com/office/word/2018/wordml/cex" xmlns:w16cid="http://schemas.microsoft.com/office/word/2016/wordml/cid" xmlns:w16="http://schemas.microsoft.com/office/word/2018/wordml" xmlns:w16sdtdh="http://schemas.microsoft.com/office/word/2020/wordml/sdtdatahash" xmlns:w16se="http://schemas.microsoft.com/office/word/2015/wordml/symex" xmlns:wpg="http://schemas.microsoft.com/office/word/2010/wordprocessingGroup" xmlns:wpi="http://schemas.microsoft.com/office/word/2010/wordprocessingInk" xmlns:wne="http://schemas.microsoft.com/office/word/2006/wordml" xmlns:wps="http://schemas.microsoft.com/office/word/2010/wordprocessingShape" mc:Ignorable="w14 w15 w16se w16cid w16 w16cex w16sdtdh wp14">
-  <w:p>
-    <w:pPr>
-      <w:pStyle w:val="Header"/>
-    </w:pPr>
-  </w:p>
-</w:hdr>
 </file>
 
 <file path=word/styles.xml><?xml version="1.0" encoding="utf-8"?>
@@ -1194,50 +1074,6 @@
     <w:semiHidden/>
     <w:unhideWhenUsed/>
   </w:style>
-  <w:style w:type="paragraph" w:styleId="Header">
-    <w:name w:val="header"/>
-    <w:basedOn w:val="Normal"/>
-    <w:link w:val="HeaderChar"/>
-    <w:uiPriority w:val="99"/>
-    <w:unhideWhenUsed/>
-    <w:rsid w:val="00985161"/>
-    <w:pPr>
-      <w:tabs>
-        <w:tab w:val="center" w:pos="4680"/>
-        <w:tab w:val="right" w:pos="9360"/>
-      </w:tabs>
-      <w:spacing w:after="0" w:line="240" w:lineRule="auto"/>
-    </w:pPr>
-  </w:style>
-  <w:style w:type="character" w:customStyle="1" w:styleId="HeaderChar">
-    <w:name w:val="Header Char"/>
-    <w:basedOn w:val="DefaultParagraphFont"/>
-    <w:link w:val="Header"/>
-    <w:uiPriority w:val="99"/>
-    <w:rsid w:val="00985161"/>
-  </w:style>
-  <w:style w:type="paragraph" w:styleId="Footer">
-    <w:name w:val="footer"/>
-    <w:basedOn w:val="Normal"/>
-    <w:link w:val="FooterChar"/>
-    <w:uiPriority w:val="99"/>
-    <w:unhideWhenUsed/>
-    <w:rsid w:val="00985161"/>
-    <w:pPr>
-      <w:tabs>
-        <w:tab w:val="center" w:pos="4680"/>
-        <w:tab w:val="right" w:pos="9360"/>
-      </w:tabs>
-      <w:spacing w:after="0" w:line="240" w:lineRule="auto"/>
-    </w:pPr>
-  </w:style>
-  <w:style w:type="character" w:customStyle="1" w:styleId="FooterChar">
-    <w:name w:val="Footer Char"/>
-    <w:basedOn w:val="DefaultParagraphFont"/>
-    <w:link w:val="Footer"/>
-    <w:uiPriority w:val="99"/>
-    <w:rsid w:val="00985161"/>
-  </w:style>
 </w:styles>
 </file>
 
@@ -1534,34 +1370,4 @@
     </a:ext>
   </a:extLst>
 </a:theme>
-</file>
-
-<file path=customXml/item1.xml><?xml version="1.0" encoding="utf-8"?>
-<WrappedLabelHistory xmlns:xsd="http://www.w3.org/2001/XMLSchema" xmlns:xsi="http://www.w3.org/2001/XMLSchema-instance" xmlns="http://www.boldonjames.com/2016/02/Classifier/internal/wrappedLabelHistory">
-  <Value>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</Value>
-</WrappedLabelHistory>
-</file>
-
-<file path=customXml/item2.xml><?xml version="1.0" encoding="utf-8"?>
-<sisl xmlns:xsd="http://www.w3.org/2001/XMLSchema" xmlns:xsi="http://www.w3.org/2001/XMLSchema-instance" xmlns="http://www.boldonjames.com/2008/01/sie/internal/label" sislVersion="0" policy="edf6e30c-c8b9-41ff-b60e-8fbde344e5a3" origin="userSelected">
-  <element uid="2708e63c-b994-4f4a-b577-9920c263ddac" value=""/>
-</sisl>
-</file>
-
-<file path=customXml/itemProps1.xml><?xml version="1.0" encoding="utf-8"?>
-<ds:datastoreItem xmlns:ds="http://schemas.openxmlformats.org/officeDocument/2006/customXml" ds:itemID="{D29E2E39-A69D-4079-80A8-CE56ACFA28B3}">
-  <ds:schemaRefs>
-    <ds:schemaRef ds:uri="http://www.w3.org/2001/XMLSchema"/>
-    <ds:schemaRef ds:uri="http://www.boldonjames.com/2016/02/Classifier/internal/wrappedLabelHistory"/>
-  </ds:schemaRefs>
-</ds:datastoreItem>
-</file>
-
-<file path=customXml/itemProps2.xml><?xml version="1.0" encoding="utf-8"?>
-<ds:datastoreItem xmlns:ds="http://schemas.openxmlformats.org/officeDocument/2006/customXml" ds:itemID="{B4B5E304-237F-4AA2-AAED-7CD23E3F6AB7}">
-  <ds:schemaRefs>
-    <ds:schemaRef ds:uri="http://www.w3.org/2001/XMLSchema"/>
-    <ds:schemaRef ds:uri="http://www.boldonjames.com/2008/01/sie/internal/label"/>
-  </ds:schemaRefs>
-</ds:datastoreItem>
 </file>
--- a/LABlogbook.docx
+++ b/LABlogbook.docx
@@ -372,6 +372,7 @@
       </w:pPr>
       <w:r>
         <w:rPr>
+          <w:noProof/>
           <w:sz w:val="44"/>
           <w:szCs w:val="44"/>
           <w:u w:val="single"/>
@@ -450,6 +451,128 @@
           <w:u w:val="single"/>
         </w:rPr>
       </w:pPr>
+      <w:r>
+        <w:rPr>
+          <w:sz w:val="44"/>
+          <w:szCs w:val="44"/>
+          <w:u w:val="single"/>
+        </w:rPr>
+        <w:lastRenderedPageBreak/>
+        <w:drawing>
+          <wp:inline distT="0" distB="0" distL="0" distR="0" wp14:anchorId="72E23C9D" wp14:editId="069A8D79">
+            <wp:extent cx="5731510" cy="5006975"/>
+            <wp:effectExtent l="0" t="0" r="2540" b="3175"/>
+            <wp:docPr id="9" name="Picture 9"/>
+            <wp:cNvGraphicFramePr>
+              <a:graphicFrameLocks xmlns:a="http://schemas.openxmlformats.org/drawingml/2006/main" noChangeAspect="1"/>
+            </wp:cNvGraphicFramePr>
+            <a:graphic xmlns:a="http://schemas.openxmlformats.org/drawingml/2006/main">
+              <a:graphicData uri="http://schemas.openxmlformats.org/drawingml/2006/picture">
+                <pic:pic xmlns:pic="http://schemas.openxmlformats.org/drawingml/2006/picture">
+                  <pic:nvPicPr>
+                    <pic:cNvPr id="1" name=""/>
+                    <pic:cNvPicPr/>
+                  </pic:nvPicPr>
+                  <pic:blipFill>
+                    <a:blip r:embed="rId9"/>
+                    <a:stretch>
+                      <a:fillRect/>
+                    </a:stretch>
+                  </pic:blipFill>
+                  <pic:spPr>
+                    <a:xfrm>
+                      <a:off x="0" y="0"/>
+                      <a:ext cx="5731510" cy="5006975"/>
+                    </a:xfrm>
+                    <a:prstGeom prst="rect">
+                      <a:avLst/>
+                    </a:prstGeom>
+                  </pic:spPr>
+                </pic:pic>
+              </a:graphicData>
+            </a:graphic>
+          </wp:inline>
+        </w:drawing>
+      </w:r>
+    </w:p>
+    <w:p>
+      <w:pPr>
+        <w:jc w:val="both"/>
+        <w:rPr>
+          <w:sz w:val="44"/>
+          <w:szCs w:val="44"/>
+          <w:u w:val="single"/>
+        </w:rPr>
+      </w:pPr>
+      <w:r>
+        <w:rPr>
+          <w:sz w:val="44"/>
+          <w:szCs w:val="44"/>
+          <w:u w:val="single"/>
+        </w:rPr>
+        <w:lastRenderedPageBreak/>
+        <w:drawing>
+          <wp:inline distT="0" distB="0" distL="0" distR="0" wp14:anchorId="011798BD" wp14:editId="3E6102EF">
+            <wp:extent cx="5731510" cy="4410710"/>
+            <wp:effectExtent l="0" t="0" r="2540" b="8890"/>
+            <wp:docPr id="10" name="Picture 10"/>
+            <wp:cNvGraphicFramePr>
+              <a:graphicFrameLocks xmlns:a="http://schemas.openxmlformats.org/drawingml/2006/main" noChangeAspect="1"/>
+            </wp:cNvGraphicFramePr>
+            <a:graphic xmlns:a="http://schemas.openxmlformats.org/drawingml/2006/main">
+              <a:graphicData uri="http://schemas.openxmlformats.org/drawingml/2006/picture">
+                <pic:pic xmlns:pic="http://schemas.openxmlformats.org/drawingml/2006/picture">
+                  <pic:nvPicPr>
+                    <pic:cNvPr id="1" name=""/>
+                    <pic:cNvPicPr/>
+                  </pic:nvPicPr>
+                  <pic:blipFill>
+                    <a:blip r:embed="rId10"/>
+                    <a:stretch>
+                      <a:fillRect/>
+                    </a:stretch>
+                  </pic:blipFill>
+                  <pic:spPr>
+                    <a:xfrm>
+                      <a:off x="0" y="0"/>
+                      <a:ext cx="5731510" cy="4410710"/>
+                    </a:xfrm>
+                    <a:prstGeom prst="rect">
+                      <a:avLst/>
+                    </a:prstGeom>
+                  </pic:spPr>
+                </pic:pic>
+              </a:graphicData>
+            </a:graphic>
+          </wp:inline>
+        </w:drawing>
+      </w:r>
+    </w:p>
+    <w:p>
+      <w:pPr>
+        <w:jc w:val="both"/>
+        <w:rPr>
+          <w:sz w:val="32"/>
+          <w:szCs w:val="32"/>
+        </w:rPr>
+      </w:pPr>
+      <w:r>
+        <w:rPr>
+          <w:sz w:val="32"/>
+          <w:szCs w:val="32"/>
+        </w:rPr>
+        <w:t>Optimal Number of epochs - 1</w:t>
+      </w:r>
+    </w:p>
+    <w:p>
+      <w:pPr>
+        <w:jc w:val="both"/>
+        <w:rPr>
+          <w:sz w:val="44"/>
+          <w:szCs w:val="44"/>
+          <w:u w:val="single"/>
+        </w:rPr>
+      </w:pPr>
     </w:p>
     <w:p>
       <w:pPr>
@@ -478,22 +601,762 @@
           <w:u w:val="single"/>
         </w:rPr>
       </w:pPr>
-    </w:p>
-    <w:p>
-      <w:pPr>
-        <w:jc w:val="both"/>
-        <w:rPr>
-          <w:sz w:val="44"/>
-          <w:szCs w:val="44"/>
-          <w:u w:val="single"/>
-        </w:rPr>
-      </w:pPr>
-      <w:r>
-        <w:rPr>
-          <w:sz w:val="44"/>
-          <w:szCs w:val="44"/>
-          <w:u w:val="single"/>
-        </w:rPr>
+      <w:r>
+        <w:rPr>
+          <w:sz w:val="44"/>
+          <w:szCs w:val="44"/>
+          <w:u w:val="single"/>
+        </w:rPr>
+        <w:lastRenderedPageBreak/>
+        <w:drawing>
+          <wp:inline distT="0" distB="0" distL="0" distR="0" wp14:anchorId="49EF993E" wp14:editId="3CEED847">
+            <wp:extent cx="5731510" cy="3150235"/>
+            <wp:effectExtent l="0" t="0" r="2540" b="0"/>
+            <wp:docPr id="2" name="Picture 2"/>
+            <wp:cNvGraphicFramePr>
+              <a:graphicFrameLocks xmlns:a="http://schemas.openxmlformats.org/drawingml/2006/main" noChangeAspect="1"/>
+            </wp:cNvGraphicFramePr>
+            <a:graphic xmlns:a="http://schemas.openxmlformats.org/drawingml/2006/main">
+              <a:graphicData uri="http://schemas.openxmlformats.org/drawingml/2006/picture">
+                <pic:pic xmlns:pic="http://schemas.openxmlformats.org/drawingml/2006/picture">
+                  <pic:nvPicPr>
+                    <pic:cNvPr id="1" name=""/>
+                    <pic:cNvPicPr/>
+                  </pic:nvPicPr>
+                  <pic:blipFill>
+                    <a:blip r:embed="rId11"/>
+                    <a:stretch>
+                      <a:fillRect/>
+                    </a:stretch>
+                  </pic:blipFill>
+                  <pic:spPr>
+                    <a:xfrm>
+                      <a:off x="0" y="0"/>
+                      <a:ext cx="5731510" cy="3150235"/>
+                    </a:xfrm>
+                    <a:prstGeom prst="rect">
+                      <a:avLst/>
+                    </a:prstGeom>
+                  </pic:spPr>
+                </pic:pic>
+              </a:graphicData>
+            </a:graphic>
+          </wp:inline>
+        </w:drawing>
+      </w:r>
+    </w:p>
+    <w:p>
+      <w:pPr>
+        <w:shd w:val="clear" w:color="auto" w:fill="1F1F1F"/>
+        <w:spacing w:after="0" w:line="285" w:lineRule="atLeast"/>
+        <w:rPr>
+          <w:rFonts w:ascii="Consolas" w:eastAsia="Times New Roman" w:hAnsi="Consolas" w:cs="Times New Roman"/>
+          <w:color w:val="CCCCCC"/>
+          <w:kern w:val="0"/>
+          <w:sz w:val="21"/>
+          <w:szCs w:val="21"/>
+          <w:lang w:val="en-US"/>
+          <w14:ligatures w14:val="none"/>
+        </w:rPr>
+      </w:pPr>
+      <w:r>
+        <w:rPr>
+          <w:rFonts w:ascii="Consolas" w:eastAsia="Times New Roman" w:hAnsi="Consolas" w:cs="Times New Roman"/>
+          <w:color w:val="CCCCCC"/>
+          <w:kern w:val="0"/>
+          <w:sz w:val="21"/>
+          <w:szCs w:val="21"/>
+          <w:lang w:val="en-US"/>
+          <w14:ligatures w14:val="none"/>
+        </w:rPr>
+        <w:t xml:space="preserve">LAST_DIGIT_IN_YOUR_SID </w:t>
+      </w:r>
+      <w:r>
+        <w:rPr>
+          <w:rFonts w:ascii="Consolas" w:eastAsia="Times New Roman" w:hAnsi="Consolas" w:cs="Times New Roman"/>
+          <w:color w:val="D4D4D4"/>
+          <w:kern w:val="0"/>
+          <w:sz w:val="21"/>
+          <w:szCs w:val="21"/>
+          <w:lang w:val="en-US"/>
+          <w14:ligatures w14:val="none"/>
+        </w:rPr>
+        <w:t>=</w:t>
+      </w:r>
+      <w:r>
+        <w:rPr>
+          <w:rFonts w:ascii="Consolas" w:eastAsia="Times New Roman" w:hAnsi="Consolas" w:cs="Times New Roman"/>
+          <w:color w:val="CCCCCC"/>
+          <w:kern w:val="0"/>
+          <w:sz w:val="21"/>
+          <w:szCs w:val="21"/>
+          <w:lang w:val="en-US"/>
+          <w14:ligatures w14:val="none"/>
+        </w:rPr>
+        <w:t xml:space="preserve"> </w:t>
+      </w:r>
+      <w:r>
+        <w:rPr>
+          <w:rFonts w:ascii="Consolas" w:eastAsia="Times New Roman" w:hAnsi="Consolas" w:cs="Times New Roman"/>
+          <w:color w:val="B5CEA8"/>
+          <w:kern w:val="0"/>
+          <w:sz w:val="21"/>
+          <w:szCs w:val="21"/>
+          <w:lang w:val="en-US"/>
+          <w14:ligatures w14:val="none"/>
+        </w:rPr>
+        <w:t>6</w:t>
+      </w:r>
+    </w:p>
+    <w:p>
+      <w:pPr>
+        <w:shd w:val="clear" w:color="auto" w:fill="1F1F1F"/>
+        <w:spacing w:after="0" w:line="285" w:lineRule="atLeast"/>
+        <w:rPr>
+          <w:rFonts w:ascii="Consolas" w:eastAsia="Times New Roman" w:hAnsi="Consolas" w:cs="Times New Roman"/>
+          <w:color w:val="CCCCCC"/>
+          <w:kern w:val="0"/>
+          <w:sz w:val="21"/>
+          <w:szCs w:val="21"/>
+          <w:lang w:val="en-US"/>
+          <w14:ligatures w14:val="none"/>
+        </w:rPr>
+      </w:pPr>
+    </w:p>
+    <w:p>
+      <w:pPr>
+        <w:shd w:val="clear" w:color="auto" w:fill="1F1F1F"/>
+        <w:spacing w:after="0" w:line="285" w:lineRule="atLeast"/>
+        <w:rPr>
+          <w:rFonts w:ascii="Consolas" w:eastAsia="Times New Roman" w:hAnsi="Consolas" w:cs="Times New Roman"/>
+          <w:color w:val="CCCCCC"/>
+          <w:kern w:val="0"/>
+          <w:sz w:val="21"/>
+          <w:szCs w:val="21"/>
+          <w:lang w:val="en-US"/>
+          <w14:ligatures w14:val="none"/>
+        </w:rPr>
+      </w:pPr>
+      <w:proofErr w:type="spellStart"/>
+      <w:r>
+        <w:rPr>
+          <w:rFonts w:ascii="Consolas" w:eastAsia="Times New Roman" w:hAnsi="Consolas" w:cs="Times New Roman"/>
+          <w:color w:val="CCCCCC"/>
+          <w:kern w:val="0"/>
+          <w:sz w:val="21"/>
+          <w:szCs w:val="21"/>
+          <w:lang w:val="en-US"/>
+          <w14:ligatures w14:val="none"/>
+        </w:rPr>
+        <w:t>early_stop</w:t>
+      </w:r>
+      <w:proofErr w:type="spellEnd"/>
+      <w:r>
+        <w:rPr>
+          <w:rFonts w:ascii="Consolas" w:eastAsia="Times New Roman" w:hAnsi="Consolas" w:cs="Times New Roman"/>
+          <w:color w:val="CCCCCC"/>
+          <w:kern w:val="0"/>
+          <w:sz w:val="21"/>
+          <w:szCs w:val="21"/>
+          <w:lang w:val="en-US"/>
+          <w14:ligatures w14:val="none"/>
+        </w:rPr>
+        <w:t xml:space="preserve"> </w:t>
+      </w:r>
+      <w:r>
+        <w:rPr>
+          <w:rFonts w:ascii="Consolas" w:eastAsia="Times New Roman" w:hAnsi="Consolas" w:cs="Times New Roman"/>
+          <w:color w:val="D4D4D4"/>
+          <w:kern w:val="0"/>
+          <w:sz w:val="21"/>
+          <w:szCs w:val="21"/>
+          <w:lang w:val="en-US"/>
+          <w14:ligatures w14:val="none"/>
+        </w:rPr>
+        <w:t>=</w:t>
+      </w:r>
+      <w:r>
+        <w:rPr>
+          <w:rFonts w:ascii="Consolas" w:eastAsia="Times New Roman" w:hAnsi="Consolas" w:cs="Times New Roman"/>
+          <w:color w:val="CCCCCC"/>
+          <w:kern w:val="0"/>
+          <w:sz w:val="21"/>
+          <w:szCs w:val="21"/>
+          <w:lang w:val="en-US"/>
+          <w14:ligatures w14:val="none"/>
+        </w:rPr>
+        <w:t xml:space="preserve"> EarlyStopping(</w:t>
+      </w:r>
+      <w:r>
+        <w:rPr>
+          <w:rFonts w:ascii="Consolas" w:eastAsia="Times New Roman" w:hAnsi="Consolas" w:cs="Times New Roman"/>
+          <w:color w:val="9CDCFE"/>
+          <w:kern w:val="0"/>
+          <w:sz w:val="21"/>
+          <w:szCs w:val="21"/>
+          <w:lang w:val="en-US"/>
+          <w14:ligatures w14:val="none"/>
+        </w:rPr>
+        <w:t>monitor</w:t>
+      </w:r>
+      <w:r>
+        <w:rPr>
+          <w:rFonts w:ascii="Consolas" w:eastAsia="Times New Roman" w:hAnsi="Consolas" w:cs="Times New Roman"/>
+          <w:color w:val="D4D4D4"/>
+          <w:kern w:val="0"/>
+          <w:sz w:val="21"/>
+          <w:szCs w:val="21"/>
+          <w:lang w:val="en-US"/>
+          <w14:ligatures w14:val="none"/>
+        </w:rPr>
+        <w:t>=</w:t>
+      </w:r>
+      <w:r>
+        <w:rPr>
+          <w:rFonts w:ascii="Consolas" w:eastAsia="Times New Roman" w:hAnsi="Consolas" w:cs="Times New Roman"/>
+          <w:color w:val="CE9178"/>
+          <w:kern w:val="0"/>
+          <w:sz w:val="21"/>
+          <w:szCs w:val="21"/>
+          <w:lang w:val="en-US"/>
+          <w14:ligatures w14:val="none"/>
+        </w:rPr>
+        <w:t>'val_loss</w:t>
+      </w:r>
+      <w:proofErr w:type="gramStart"/>
+      <w:r>
+        <w:rPr>
+          <w:rFonts w:ascii="Consolas" w:eastAsia="Times New Roman" w:hAnsi="Consolas" w:cs="Times New Roman"/>
+          <w:color w:val="CE9178"/>
+          <w:kern w:val="0"/>
+          <w:sz w:val="21"/>
+          <w:szCs w:val="21"/>
+          <w:lang w:val="en-US"/>
+          <w14:ligatures w14:val="none"/>
+        </w:rPr>
+        <w:t>'</w:t>
+      </w:r>
+      <w:r>
+        <w:rPr>
+          <w:rFonts w:ascii="Consolas" w:eastAsia="Times New Roman" w:hAnsi="Consolas" w:cs="Times New Roman"/>
+          <w:color w:val="CCCCCC"/>
+          <w:kern w:val="0"/>
+          <w:sz w:val="21"/>
+          <w:szCs w:val="21"/>
+          <w:lang w:val="en-US"/>
+          <w14:ligatures w14:val="none"/>
+        </w:rPr>
+        <w:t>,</w:t>
+      </w:r>
+      <w:r>
+        <w:rPr>
+          <w:rFonts w:ascii="Consolas" w:eastAsia="Times New Roman" w:hAnsi="Consolas" w:cs="Times New Roman"/>
+          <w:color w:val="9CDCFE"/>
+          <w:kern w:val="0"/>
+          <w:sz w:val="21"/>
+          <w:szCs w:val="21"/>
+          <w:lang w:val="en-US"/>
+          <w14:ligatures w14:val="none"/>
+        </w:rPr>
+        <w:t>patience</w:t>
+      </w:r>
+      <w:proofErr w:type="gramEnd"/>
+      <w:r>
+        <w:rPr>
+          <w:rFonts w:ascii="Consolas" w:eastAsia="Times New Roman" w:hAnsi="Consolas" w:cs="Times New Roman"/>
+          <w:color w:val="D4D4D4"/>
+          <w:kern w:val="0"/>
+          <w:sz w:val="21"/>
+          <w:szCs w:val="21"/>
+          <w:lang w:val="en-US"/>
+          <w14:ligatures w14:val="none"/>
+        </w:rPr>
+        <w:t>=</w:t>
+      </w:r>
+      <w:r>
+        <w:rPr>
+          <w:rFonts w:ascii="Consolas" w:eastAsia="Times New Roman" w:hAnsi="Consolas" w:cs="Times New Roman"/>
+          <w:color w:val="CCCCCC"/>
+          <w:kern w:val="0"/>
+          <w:sz w:val="21"/>
+          <w:szCs w:val="21"/>
+          <w:lang w:val="en-US"/>
+          <w14:ligatures w14:val="none"/>
+        </w:rPr>
+        <w:t>LAST_DIGIT_IN_YOUR_SID)</w:t>
+      </w:r>
+    </w:p>
+    <w:p>
+      <w:pPr>
+        <w:shd w:val="clear" w:color="auto" w:fill="1F1F1F"/>
+        <w:spacing w:after="0" w:line="285" w:lineRule="atLeast"/>
+        <w:rPr>
+          <w:rFonts w:ascii="Consolas" w:eastAsia="Times New Roman" w:hAnsi="Consolas" w:cs="Times New Roman"/>
+          <w:color w:val="CCCCCC"/>
+          <w:kern w:val="0"/>
+          <w:sz w:val="21"/>
+          <w:szCs w:val="21"/>
+          <w:lang w:val="en-US"/>
+          <w14:ligatures w14:val="none"/>
+        </w:rPr>
+      </w:pPr>
+      <w:r>
+        <w:rPr>
+          <w:rFonts w:ascii="Consolas" w:eastAsia="Times New Roman" w:hAnsi="Consolas" w:cs="Times New Roman"/>
+          <w:color w:val="6A9955"/>
+          <w:kern w:val="0"/>
+          <w:sz w:val="21"/>
+          <w:szCs w:val="21"/>
+          <w:lang w:val="en-US"/>
+          <w14:ligatures w14:val="none"/>
+        </w:rPr>
+        <w:t xml:space="preserve"># </w:t>
+      </w:r>
+      <w:proofErr w:type="gramStart"/>
+      <w:r>
+        <w:rPr>
+          <w:rFonts w:ascii="Consolas" w:eastAsia="Times New Roman" w:hAnsi="Consolas" w:cs="Times New Roman"/>
+          <w:color w:val="6A9955"/>
+          <w:kern w:val="0"/>
+          <w:sz w:val="21"/>
+          <w:szCs w:val="21"/>
+          <w:lang w:val="en-US"/>
+          <w14:ligatures w14:val="none"/>
+        </w:rPr>
+        <w:t>fit</w:t>
+      </w:r>
+      <w:proofErr w:type="gramEnd"/>
+      <w:r>
+        <w:rPr>
+          <w:rFonts w:ascii="Consolas" w:eastAsia="Times New Roman" w:hAnsi="Consolas" w:cs="Times New Roman"/>
+          <w:color w:val="6A9955"/>
+          <w:kern w:val="0"/>
+          <w:sz w:val="21"/>
+          <w:szCs w:val="21"/>
+          <w:lang w:val="en-US"/>
+          <w14:ligatures w14:val="none"/>
+        </w:rPr>
+        <w:t xml:space="preserve"> the model</w:t>
+      </w:r>
+    </w:p>
+    <w:p>
+      <w:pPr>
+        <w:shd w:val="clear" w:color="auto" w:fill="1F1F1F"/>
+        <w:spacing w:after="0" w:line="285" w:lineRule="atLeast"/>
+        <w:rPr>
+          <w:rFonts w:ascii="Consolas" w:eastAsia="Times New Roman" w:hAnsi="Consolas" w:cs="Times New Roman"/>
+          <w:color w:val="CCCCCC"/>
+          <w:kern w:val="0"/>
+          <w:sz w:val="21"/>
+          <w:szCs w:val="21"/>
+          <w:lang w:val="en-US"/>
+          <w14:ligatures w14:val="none"/>
+        </w:rPr>
+      </w:pPr>
+    </w:p>
+    <w:p>
+      <w:pPr>
+        <w:shd w:val="clear" w:color="auto" w:fill="1F1F1F"/>
+        <w:spacing w:after="0" w:line="285" w:lineRule="atLeast"/>
+        <w:rPr>
+          <w:rFonts w:ascii="Consolas" w:eastAsia="Times New Roman" w:hAnsi="Consolas" w:cs="Times New Roman"/>
+          <w:color w:val="CCCCCC"/>
+          <w:kern w:val="0"/>
+          <w:sz w:val="21"/>
+          <w:szCs w:val="21"/>
+          <w:lang w:val="en-US"/>
+          <w14:ligatures w14:val="none"/>
+        </w:rPr>
+      </w:pPr>
+      <w:r>
+        <w:rPr>
+          <w:rFonts w:ascii="Consolas" w:eastAsia="Times New Roman" w:hAnsi="Consolas" w:cs="Times New Roman"/>
+          <w:color w:val="CCCCCC"/>
+          <w:kern w:val="0"/>
+          <w:sz w:val="21"/>
+          <w:szCs w:val="21"/>
+          <w:lang w:val="en-US"/>
+          <w14:ligatures w14:val="none"/>
+        </w:rPr>
+        <w:t xml:space="preserve">history_2 </w:t>
+      </w:r>
+      <w:proofErr w:type="gramStart"/>
+      <w:r>
+        <w:rPr>
+          <w:rFonts w:ascii="Consolas" w:eastAsia="Times New Roman" w:hAnsi="Consolas" w:cs="Times New Roman"/>
+          <w:color w:val="D4D4D4"/>
+          <w:kern w:val="0"/>
+          <w:sz w:val="21"/>
+          <w:szCs w:val="21"/>
+          <w:lang w:val="en-US"/>
+          <w14:ligatures w14:val="none"/>
+        </w:rPr>
+        <w:t>=</w:t>
+      </w:r>
+      <w:r>
+        <w:rPr>
+          <w:rFonts w:ascii="Consolas" w:eastAsia="Times New Roman" w:hAnsi="Consolas" w:cs="Times New Roman"/>
+          <w:color w:val="CCCCCC"/>
+          <w:kern w:val="0"/>
+          <w:sz w:val="21"/>
+          <w:szCs w:val="21"/>
+          <w:lang w:val="en-US"/>
+          <w14:ligatures w14:val="none"/>
+        </w:rPr>
+        <w:t xml:space="preserve">  </w:t>
+      </w:r>
+      <w:proofErr w:type="spellStart"/>
+      <w:r>
+        <w:rPr>
+          <w:rFonts w:ascii="Consolas" w:eastAsia="Times New Roman" w:hAnsi="Consolas" w:cs="Times New Roman"/>
+          <w:color w:val="CCCCCC"/>
+          <w:kern w:val="0"/>
+          <w:sz w:val="21"/>
+          <w:szCs w:val="21"/>
+          <w:lang w:val="en-US"/>
+          <w14:ligatures w14:val="none"/>
+        </w:rPr>
+        <w:t>model.fit</w:t>
+      </w:r>
+      <w:proofErr w:type="spellEnd"/>
+      <w:proofErr w:type="gramEnd"/>
+      <w:r>
+        <w:rPr>
+          <w:rFonts w:ascii="Consolas" w:eastAsia="Times New Roman" w:hAnsi="Consolas" w:cs="Times New Roman"/>
+          <w:color w:val="CCCCCC"/>
+          <w:kern w:val="0"/>
+          <w:sz w:val="21"/>
+          <w:szCs w:val="21"/>
+          <w:lang w:val="en-US"/>
+          <w14:ligatures w14:val="none"/>
+        </w:rPr>
+        <w:t>(generator,  </w:t>
+      </w:r>
+      <w:r>
+        <w:rPr>
+          <w:rFonts w:ascii="Consolas" w:eastAsia="Times New Roman" w:hAnsi="Consolas" w:cs="Times New Roman"/>
+          <w:color w:val="9CDCFE"/>
+          <w:kern w:val="0"/>
+          <w:sz w:val="21"/>
+          <w:szCs w:val="21"/>
+          <w:lang w:val="en-US"/>
+          <w14:ligatures w14:val="none"/>
+        </w:rPr>
+        <w:t>epochs</w:t>
+      </w:r>
+      <w:r>
+        <w:rPr>
+          <w:rFonts w:ascii="Consolas" w:eastAsia="Times New Roman" w:hAnsi="Consolas" w:cs="Times New Roman"/>
+          <w:color w:val="D4D4D4"/>
+          <w:kern w:val="0"/>
+          <w:sz w:val="21"/>
+          <w:szCs w:val="21"/>
+          <w:lang w:val="en-US"/>
+          <w14:ligatures w14:val="none"/>
+        </w:rPr>
+        <w:t>=</w:t>
+      </w:r>
+      <w:r>
+        <w:rPr>
+          <w:rFonts w:ascii="Consolas" w:eastAsia="Times New Roman" w:hAnsi="Consolas" w:cs="Times New Roman"/>
+          <w:color w:val="B5CEA8"/>
+          <w:kern w:val="0"/>
+          <w:sz w:val="21"/>
+          <w:szCs w:val="21"/>
+          <w:lang w:val="en-US"/>
+          <w14:ligatures w14:val="none"/>
+        </w:rPr>
+        <w:t>30</w:t>
+      </w:r>
+      <w:r>
+        <w:rPr>
+          <w:rFonts w:ascii="Consolas" w:eastAsia="Times New Roman" w:hAnsi="Consolas" w:cs="Times New Roman"/>
+          <w:color w:val="CCCCCC"/>
+          <w:kern w:val="0"/>
+          <w:sz w:val="21"/>
+          <w:szCs w:val="21"/>
+          <w:lang w:val="en-US"/>
+          <w14:ligatures w14:val="none"/>
+        </w:rPr>
+        <w:t>,</w:t>
+      </w:r>
+    </w:p>
+    <w:p>
+      <w:pPr>
+        <w:shd w:val="clear" w:color="auto" w:fill="1F1F1F"/>
+        <w:spacing w:after="0" w:line="285" w:lineRule="atLeast"/>
+        <w:rPr>
+          <w:rFonts w:ascii="Consolas" w:eastAsia="Times New Roman" w:hAnsi="Consolas" w:cs="Times New Roman"/>
+          <w:color w:val="CCCCCC"/>
+          <w:kern w:val="0"/>
+          <w:sz w:val="21"/>
+          <w:szCs w:val="21"/>
+          <w:lang w:val="en-US"/>
+          <w14:ligatures w14:val="none"/>
+        </w:rPr>
+      </w:pPr>
+      <w:r>
+        <w:rPr>
+          <w:rFonts w:ascii="Consolas" w:eastAsia="Times New Roman" w:hAnsi="Consolas" w:cs="Times New Roman"/>
+          <w:color w:val="CCCCCC"/>
+          <w:kern w:val="0"/>
+          <w:sz w:val="21"/>
+          <w:szCs w:val="21"/>
+          <w:lang w:val="en-US"/>
+          <w14:ligatures w14:val="none"/>
+        </w:rPr>
+        <w:t xml:space="preserve">                    </w:t>
+      </w:r>
+      <w:proofErr w:type="spellStart"/>
+      <w:r>
+        <w:rPr>
+          <w:rFonts w:ascii="Consolas" w:eastAsia="Times New Roman" w:hAnsi="Consolas" w:cs="Times New Roman"/>
+          <w:color w:val="9CDCFE"/>
+          <w:kern w:val="0"/>
+          <w:sz w:val="21"/>
+          <w:szCs w:val="21"/>
+          <w:lang w:val="en-US"/>
+          <w14:ligatures w14:val="none"/>
+        </w:rPr>
+        <w:t>validation_data</w:t>
+      </w:r>
+      <w:proofErr w:type="spellEnd"/>
+      <w:r>
+        <w:rPr>
+          <w:rFonts w:ascii="Consolas" w:eastAsia="Times New Roman" w:hAnsi="Consolas" w:cs="Times New Roman"/>
+          <w:color w:val="D4D4D4"/>
+          <w:kern w:val="0"/>
+          <w:sz w:val="21"/>
+          <w:szCs w:val="21"/>
+          <w:lang w:val="en-US"/>
+          <w14:ligatures w14:val="none"/>
+        </w:rPr>
+        <w:t>=</w:t>
+      </w:r>
+      <w:proofErr w:type="spellStart"/>
+      <w:r>
+        <w:rPr>
+          <w:rFonts w:ascii="Consolas" w:eastAsia="Times New Roman" w:hAnsi="Consolas" w:cs="Times New Roman"/>
+          <w:color w:val="CCCCCC"/>
+          <w:kern w:val="0"/>
+          <w:sz w:val="21"/>
+          <w:szCs w:val="21"/>
+          <w:lang w:val="en-US"/>
+          <w14:ligatures w14:val="none"/>
+        </w:rPr>
+        <w:t>validation_generator</w:t>
+      </w:r>
+      <w:proofErr w:type="spellEnd"/>
+      <w:r>
+        <w:rPr>
+          <w:rFonts w:ascii="Consolas" w:eastAsia="Times New Roman" w:hAnsi="Consolas" w:cs="Times New Roman"/>
+          <w:color w:val="CCCCCC"/>
+          <w:kern w:val="0"/>
+          <w:sz w:val="21"/>
+          <w:szCs w:val="21"/>
+          <w:lang w:val="en-US"/>
+          <w14:ligatures w14:val="none"/>
+        </w:rPr>
+        <w:t>,</w:t>
+      </w:r>
+    </w:p>
+    <w:p>
+      <w:pPr>
+        <w:shd w:val="clear" w:color="auto" w:fill="1F1F1F"/>
+        <w:spacing w:after="0" w:line="285" w:lineRule="atLeast"/>
+        <w:rPr>
+          <w:rFonts w:ascii="Consolas" w:eastAsia="Times New Roman" w:hAnsi="Consolas" w:cs="Times New Roman"/>
+          <w:color w:val="CCCCCC"/>
+          <w:kern w:val="0"/>
+          <w:sz w:val="21"/>
+          <w:szCs w:val="21"/>
+          <w:lang w:val="en-US"/>
+          <w14:ligatures w14:val="none"/>
+        </w:rPr>
+      </w:pPr>
+      <w:r>
+        <w:rPr>
+          <w:rFonts w:ascii="Consolas" w:eastAsia="Times New Roman" w:hAnsi="Consolas" w:cs="Times New Roman"/>
+          <w:color w:val="CCCCCC"/>
+          <w:kern w:val="0"/>
+          <w:sz w:val="21"/>
+          <w:szCs w:val="21"/>
+          <w:lang w:val="en-US"/>
+          <w14:ligatures w14:val="none"/>
+        </w:rPr>
+        <w:t xml:space="preserve">                    </w:t>
+      </w:r>
+      <w:r>
+        <w:rPr>
+          <w:rFonts w:ascii="Consolas" w:eastAsia="Times New Roman" w:hAnsi="Consolas" w:cs="Times New Roman"/>
+          <w:color w:val="9CDCFE"/>
+          <w:kern w:val="0"/>
+          <w:sz w:val="21"/>
+          <w:szCs w:val="21"/>
+          <w:lang w:val="en-US"/>
+          <w14:ligatures w14:val="none"/>
+        </w:rPr>
+        <w:t>callbacks</w:t>
+      </w:r>
+      <w:r>
+        <w:rPr>
+          <w:rFonts w:ascii="Consolas" w:eastAsia="Times New Roman" w:hAnsi="Consolas" w:cs="Times New Roman"/>
+          <w:color w:val="D4D4D4"/>
+          <w:kern w:val="0"/>
+          <w:sz w:val="21"/>
+          <w:szCs w:val="21"/>
+          <w:lang w:val="en-US"/>
+          <w14:ligatures w14:val="none"/>
+        </w:rPr>
+        <w:t>=</w:t>
+      </w:r>
+      <w:r>
+        <w:rPr>
+          <w:rFonts w:ascii="Consolas" w:eastAsia="Times New Roman" w:hAnsi="Consolas" w:cs="Times New Roman"/>
+          <w:color w:val="CCCCCC"/>
+          <w:kern w:val="0"/>
+          <w:sz w:val="21"/>
+          <w:szCs w:val="21"/>
+          <w:lang w:val="en-US"/>
+          <w14:ligatures w14:val="none"/>
+        </w:rPr>
+        <w:t>[</w:t>
+      </w:r>
+      <w:proofErr w:type="spellStart"/>
+      <w:r>
+        <w:rPr>
+          <w:rFonts w:ascii="Consolas" w:eastAsia="Times New Roman" w:hAnsi="Consolas" w:cs="Times New Roman"/>
+          <w:color w:val="CCCCCC"/>
+          <w:kern w:val="0"/>
+          <w:sz w:val="21"/>
+          <w:szCs w:val="21"/>
+          <w:lang w:val="en-US"/>
+          <w14:ligatures w14:val="none"/>
+        </w:rPr>
+        <w:t>early_stop</w:t>
+      </w:r>
+      <w:proofErr w:type="spellEnd"/>
+      <w:r>
+        <w:rPr>
+          <w:rFonts w:ascii="Consolas" w:eastAsia="Times New Roman" w:hAnsi="Consolas" w:cs="Times New Roman"/>
+          <w:color w:val="CCCCCC"/>
+          <w:kern w:val="0"/>
+          <w:sz w:val="21"/>
+          <w:szCs w:val="21"/>
+          <w:lang w:val="en-US"/>
+          <w14:ligatures w14:val="none"/>
+        </w:rPr>
+        <w:t>])</w:t>
+      </w:r>
+    </w:p>
+    <w:p>
+      <w:pPr>
+        <w:jc w:val="both"/>
+        <w:rPr>
+          <w:sz w:val="44"/>
+          <w:szCs w:val="44"/>
+          <w:u w:val="single"/>
+        </w:rPr>
+      </w:pPr>
+    </w:p>
+    <w:p>
+      <w:pPr>
+        <w:jc w:val="both"/>
+        <w:rPr>
+          <w:sz w:val="44"/>
+          <w:szCs w:val="44"/>
+          <w:u w:val="single"/>
+        </w:rPr>
+      </w:pPr>
+      <w:r>
+        <w:rPr>
+          <w:sz w:val="44"/>
+          <w:szCs w:val="44"/>
+          <w:u w:val="single"/>
+        </w:rPr>
+        <w:drawing>
+          <wp:inline distT="0" distB="0" distL="0" distR="0" wp14:anchorId="2427492B" wp14:editId="7280A3EE">
+            <wp:extent cx="5731510" cy="2891155"/>
+            <wp:effectExtent l="0" t="0" r="2540" b="4445"/>
+            <wp:docPr id="4" name="Picture 4"/>
+            <wp:cNvGraphicFramePr>
+              <a:graphicFrameLocks xmlns:a="http://schemas.openxmlformats.org/drawingml/2006/main" noChangeAspect="1"/>
+            </wp:cNvGraphicFramePr>
+            <a:graphic xmlns:a="http://schemas.openxmlformats.org/drawingml/2006/main">
+              <a:graphicData uri="http://schemas.openxmlformats.org/drawingml/2006/picture">
+                <pic:pic xmlns:pic="http://schemas.openxmlformats.org/drawingml/2006/picture">
+                  <pic:nvPicPr>
+                    <pic:cNvPr id="1" name=""/>
+                    <pic:cNvPicPr/>
+                  </pic:nvPicPr>
+                  <pic:blipFill>
+                    <a:blip r:embed="rId12"/>
+                    <a:stretch>
+                      <a:fillRect/>
+                    </a:stretch>
+                  </pic:blipFill>
+                  <pic:spPr>
+                    <a:xfrm>
+                      <a:off x="0" y="0"/>
+                      <a:ext cx="5731510" cy="2891155"/>
+                    </a:xfrm>
+                    <a:prstGeom prst="rect">
+                      <a:avLst/>
+                    </a:prstGeom>
+                  </pic:spPr>
+                </pic:pic>
+              </a:graphicData>
+            </a:graphic>
+          </wp:inline>
+        </w:drawing>
+      </w:r>
+    </w:p>
+    <w:p>
+      <w:pPr>
+        <w:jc w:val="both"/>
+        <w:rPr>
+          <w:sz w:val="28"/>
+          <w:szCs w:val="28"/>
+        </w:rPr>
+      </w:pPr>
+      <w:r>
+        <w:rPr>
+          <w:sz w:val="28"/>
+          <w:szCs w:val="28"/>
+        </w:rPr>
+        <w:t>O</w:t>
+      </w:r>
+      <w:r>
+        <w:rPr>
+          <w:sz w:val="28"/>
+          <w:szCs w:val="28"/>
+        </w:rPr>
+        <w:t>p</w:t>
+      </w:r>
+      <w:r>
+        <w:rPr>
+          <w:sz w:val="28"/>
+          <w:szCs w:val="28"/>
+        </w:rPr>
+        <w:t>timal Number of Epochs - 9</w:t>
+      </w:r>
+    </w:p>
+    <w:p>
+      <w:pPr>
+        <w:jc w:val="both"/>
+        <w:rPr>
+          <w:sz w:val="44"/>
+          <w:szCs w:val="44"/>
+          <w:u w:val="single"/>
+        </w:rPr>
+      </w:pPr>
+      <w:r>
+        <w:rPr>
+          <w:sz w:val="44"/>
+          <w:szCs w:val="44"/>
+          <w:u w:val="single"/>
+        </w:rPr>
+        <w:lastRenderedPageBreak/>
         <w:t>Lab 7</w:t>
       </w:r>
     </w:p>

--- a/LABlogbook.docx
+++ b/LABlogbook.docx
@@ -453,6 +453,7 @@
       </w:pPr>
       <w:r>
         <w:rPr>
+          <w:noProof/>
           <w:sz w:val="44"/>
           <w:szCs w:val="44"/>
           <w:u w:val="single"/>
@@ -506,6 +507,7 @@
       </w:pPr>
       <w:r>
         <w:rPr>
+          <w:noProof/>
           <w:sz w:val="44"/>
           <w:szCs w:val="44"/>
           <w:u w:val="single"/>
@@ -603,6 +605,7 @@
       </w:pPr>
       <w:r>
         <w:rPr>
+          <w:noProof/>
           <w:sz w:val="44"/>
           <w:szCs w:val="44"/>
           <w:u w:val="single"/>
@@ -1270,6 +1273,7 @@
       </w:pPr>
       <w:r>
         <w:rPr>
+          <w:noProof/>
           <w:sz w:val="44"/>
           <w:szCs w:val="44"/>
           <w:u w:val="single"/>
@@ -1369,22 +1373,206 @@
           <w:u w:val="single"/>
         </w:rPr>
       </w:pPr>
-    </w:p>
-    <w:p>
-      <w:pPr>
-        <w:jc w:val="both"/>
-        <w:rPr>
-          <w:sz w:val="44"/>
-          <w:szCs w:val="44"/>
-          <w:u w:val="single"/>
-        </w:rPr>
-      </w:pPr>
-      <w:r>
-        <w:rPr>
-          <w:sz w:val="44"/>
-          <w:szCs w:val="44"/>
-          <w:u w:val="single"/>
-        </w:rPr>
+      <w:r>
+        <w:rPr>
+          <w:sz w:val="44"/>
+          <w:szCs w:val="44"/>
+          <w:u w:val="single"/>
+        </w:rPr>
+        <w:drawing>
+          <wp:inline distT="0" distB="0" distL="0" distR="0" wp14:anchorId="7837E8FF" wp14:editId="70D8FC13">
+            <wp:extent cx="5731510" cy="2332990"/>
+            <wp:effectExtent l="0" t="0" r="2540" b="0"/>
+            <wp:docPr id="18" name="Picture 18"/>
+            <wp:cNvGraphicFramePr>
+              <a:graphicFrameLocks xmlns:a="http://schemas.openxmlformats.org/drawingml/2006/main" noChangeAspect="1"/>
+            </wp:cNvGraphicFramePr>
+            <a:graphic xmlns:a="http://schemas.openxmlformats.org/drawingml/2006/main">
+              <a:graphicData uri="http://schemas.openxmlformats.org/drawingml/2006/picture">
+                <pic:pic xmlns:pic="http://schemas.openxmlformats.org/drawingml/2006/picture">
+                  <pic:nvPicPr>
+                    <pic:cNvPr id="1" name=""/>
+                    <pic:cNvPicPr/>
+                  </pic:nvPicPr>
+                  <pic:blipFill>
+                    <a:blip r:embed="rId13"/>
+                    <a:stretch>
+                      <a:fillRect/>
+                    </a:stretch>
+                  </pic:blipFill>
+                  <pic:spPr>
+                    <a:xfrm>
+                      <a:off x="0" y="0"/>
+                      <a:ext cx="5731510" cy="2332990"/>
+                    </a:xfrm>
+                    <a:prstGeom prst="rect">
+                      <a:avLst/>
+                    </a:prstGeom>
+                  </pic:spPr>
+                </pic:pic>
+              </a:graphicData>
+            </a:graphic>
+          </wp:inline>
+        </w:drawing>
+      </w:r>
+    </w:p>
+    <w:p>
+      <w:pPr>
+        <w:jc w:val="both"/>
+        <w:rPr>
+          <w:sz w:val="44"/>
+          <w:szCs w:val="44"/>
+          <w:u w:val="single"/>
+        </w:rPr>
+      </w:pPr>
+      <w:r>
+        <w:rPr>
+          <w:sz w:val="44"/>
+          <w:szCs w:val="44"/>
+          <w:u w:val="single"/>
+        </w:rPr>
+        <w:drawing>
+          <wp:inline distT="0" distB="0" distL="0" distR="0" wp14:anchorId="350C92D3" wp14:editId="7A828030">
+            <wp:extent cx="5731510" cy="2308860"/>
+            <wp:effectExtent l="0" t="0" r="2540" b="0"/>
+            <wp:docPr id="19" name="Picture 19"/>
+            <wp:cNvGraphicFramePr>
+              <a:graphicFrameLocks xmlns:a="http://schemas.openxmlformats.org/drawingml/2006/main" noChangeAspect="1"/>
+            </wp:cNvGraphicFramePr>
+            <a:graphic xmlns:a="http://schemas.openxmlformats.org/drawingml/2006/main">
+              <a:graphicData uri="http://schemas.openxmlformats.org/drawingml/2006/picture">
+                <pic:pic xmlns:pic="http://schemas.openxmlformats.org/drawingml/2006/picture">
+                  <pic:nvPicPr>
+                    <pic:cNvPr id="1" name=""/>
+                    <pic:cNvPicPr/>
+                  </pic:nvPicPr>
+                  <pic:blipFill>
+                    <a:blip r:embed="rId14"/>
+                    <a:stretch>
+                      <a:fillRect/>
+                    </a:stretch>
+                  </pic:blipFill>
+                  <pic:spPr>
+                    <a:xfrm>
+                      <a:off x="0" y="0"/>
+                      <a:ext cx="5731510" cy="2308860"/>
+                    </a:xfrm>
+                    <a:prstGeom prst="rect">
+                      <a:avLst/>
+                    </a:prstGeom>
+                  </pic:spPr>
+                </pic:pic>
+              </a:graphicData>
+            </a:graphic>
+          </wp:inline>
+        </w:drawing>
+      </w:r>
+    </w:p>
+    <w:p>
+      <w:pPr>
+        <w:jc w:val="both"/>
+        <w:rPr>
+          <w:sz w:val="28"/>
+          <w:szCs w:val="28"/>
+        </w:rPr>
+      </w:pPr>
+      <w:r>
+        <w:rPr>
+          <w:sz w:val="28"/>
+          <w:szCs w:val="28"/>
+        </w:rPr>
+        <w:t xml:space="preserve">Optimal epochs </w:t>
+      </w:r>
+      <w:r>
+        <w:rPr>
+          <w:sz w:val="28"/>
+          <w:szCs w:val="28"/>
+        </w:rPr>
+        <w:t>–</w:t>
+      </w:r>
+      <w:r>
+        <w:rPr>
+          <w:sz w:val="28"/>
+          <w:szCs w:val="28"/>
+        </w:rPr>
+        <w:t xml:space="preserve"> 90</w:t>
+      </w:r>
+    </w:p>
+    <w:p>
+      <w:pPr>
+        <w:jc w:val="both"/>
+        <w:rPr>
+          <w:sz w:val="28"/>
+          <w:szCs w:val="28"/>
+        </w:rPr>
+      </w:pPr>
+    </w:p>
+    <w:p>
+      <w:pPr>
+        <w:jc w:val="both"/>
+        <w:rPr>
+          <w:sz w:val="28"/>
+          <w:szCs w:val="28"/>
+        </w:rPr>
+      </w:pPr>
+      <w:r>
+        <w:rPr>
+          <w:sz w:val="28"/>
+          <w:szCs w:val="28"/>
+        </w:rPr>
+        <w:drawing>
+          <wp:inline distT="0" distB="0" distL="0" distR="0" wp14:anchorId="36FC2CCD" wp14:editId="6860E71F">
+            <wp:extent cx="5731510" cy="2313305"/>
+            <wp:effectExtent l="0" t="0" r="2540" b="0"/>
+            <wp:docPr id="20" name="Picture 20"/>
+            <wp:cNvGraphicFramePr>
+              <a:graphicFrameLocks xmlns:a="http://schemas.openxmlformats.org/drawingml/2006/main" noChangeAspect="1"/>
+            </wp:cNvGraphicFramePr>
+            <a:graphic xmlns:a="http://schemas.openxmlformats.org/drawingml/2006/main">
+              <a:graphicData uri="http://schemas.openxmlformats.org/drawingml/2006/picture">
+                <pic:pic xmlns:pic="http://schemas.openxmlformats.org/drawingml/2006/picture">
+                  <pic:nvPicPr>
+                    <pic:cNvPr id="1" name=""/>
+                    <pic:cNvPicPr/>
+                  </pic:nvPicPr>
+                  <pic:blipFill>
+                    <a:blip r:embed="rId15"/>
+                    <a:stretch>
+                      <a:fillRect/>
+                    </a:stretch>
+                  </pic:blipFill>
+                  <pic:spPr>
+                    <a:xfrm>
+                      <a:off x="0" y="0"/>
+                      <a:ext cx="5731510" cy="2313305"/>
+                    </a:xfrm>
+                    <a:prstGeom prst="rect">
+                      <a:avLst/>
+                    </a:prstGeom>
+                  </pic:spPr>
+                </pic:pic>
+              </a:graphicData>
+            </a:graphic>
+          </wp:inline>
+        </w:drawing>
+      </w:r>
+    </w:p>
+    <w:p>
+      <w:pPr>
+        <w:jc w:val="both"/>
+        <w:rPr>
+          <w:sz w:val="44"/>
+          <w:szCs w:val="44"/>
+          <w:u w:val="single"/>
+        </w:rPr>
+      </w:pPr>
+      <w:r>
+        <w:rPr>
+          <w:sz w:val="44"/>
+          <w:szCs w:val="44"/>
+          <w:u w:val="single"/>
+        </w:rPr>
+        <w:lastRenderedPageBreak/>
         <w:t>Lab 8</w:t>
       </w:r>
     </w:p>
@@ -1397,6 +1585,209 @@
           <w:u w:val="single"/>
         </w:rPr>
       </w:pPr>
+      <w:r>
+        <w:rPr>
+          <w:noProof/>
+          <w:sz w:val="44"/>
+          <w:szCs w:val="44"/>
+          <w:u w:val="single"/>
+        </w:rPr>
+        <w:drawing>
+          <wp:inline distT="0" distB="0" distL="0" distR="0" wp14:anchorId="44CED7D5" wp14:editId="457A64C4">
+            <wp:extent cx="5731510" cy="3744595"/>
+            <wp:effectExtent l="0" t="0" r="2540" b="8255"/>
+            <wp:docPr id="14" name="Picture 14"/>
+            <wp:cNvGraphicFramePr>
+              <a:graphicFrameLocks xmlns:a="http://schemas.openxmlformats.org/drawingml/2006/main" noChangeAspect="1"/>
+            </wp:cNvGraphicFramePr>
+            <a:graphic xmlns:a="http://schemas.openxmlformats.org/drawingml/2006/main">
+              <a:graphicData uri="http://schemas.openxmlformats.org/drawingml/2006/picture">
+                <pic:pic xmlns:pic="http://schemas.openxmlformats.org/drawingml/2006/picture">
+                  <pic:nvPicPr>
+                    <pic:cNvPr id="1" name=""/>
+                    <pic:cNvPicPr/>
+                  </pic:nvPicPr>
+                  <pic:blipFill>
+                    <a:blip r:embed="rId16"/>
+                    <a:stretch>
+                      <a:fillRect/>
+                    </a:stretch>
+                  </pic:blipFill>
+                  <pic:spPr>
+                    <a:xfrm>
+                      <a:off x="0" y="0"/>
+                      <a:ext cx="5731510" cy="3744595"/>
+                    </a:xfrm>
+                    <a:prstGeom prst="rect">
+                      <a:avLst/>
+                    </a:prstGeom>
+                  </pic:spPr>
+                </pic:pic>
+              </a:graphicData>
+            </a:graphic>
+          </wp:inline>
+        </w:drawing>
+      </w:r>
+    </w:p>
+    <w:p>
+      <w:pPr>
+        <w:jc w:val="both"/>
+        <w:rPr>
+          <w:sz w:val="44"/>
+          <w:szCs w:val="44"/>
+          <w:u w:val="single"/>
+        </w:rPr>
+      </w:pPr>
+      <w:r>
+        <w:rPr>
+          <w:noProof/>
+          <w:sz w:val="44"/>
+          <w:szCs w:val="44"/>
+          <w:u w:val="single"/>
+        </w:rPr>
+        <w:drawing>
+          <wp:inline distT="0" distB="0" distL="0" distR="0" wp14:anchorId="676CE801" wp14:editId="39CA10DB">
+            <wp:extent cx="5731510" cy="3587115"/>
+            <wp:effectExtent l="0" t="0" r="2540" b="0"/>
+            <wp:docPr id="15" name="Picture 15"/>
+            <wp:cNvGraphicFramePr>
+              <a:graphicFrameLocks xmlns:a="http://schemas.openxmlformats.org/drawingml/2006/main" noChangeAspect="1"/>
+            </wp:cNvGraphicFramePr>
+            <a:graphic xmlns:a="http://schemas.openxmlformats.org/drawingml/2006/main">
+              <a:graphicData uri="http://schemas.openxmlformats.org/drawingml/2006/picture">
+                <pic:pic xmlns:pic="http://schemas.openxmlformats.org/drawingml/2006/picture">
+                  <pic:nvPicPr>
+                    <pic:cNvPr id="1" name=""/>
+                    <pic:cNvPicPr/>
+                  </pic:nvPicPr>
+                  <pic:blipFill>
+                    <a:blip r:embed="rId17"/>
+                    <a:stretch>
+                      <a:fillRect/>
+                    </a:stretch>
+                  </pic:blipFill>
+                  <pic:spPr>
+                    <a:xfrm>
+                      <a:off x="0" y="0"/>
+                      <a:ext cx="5731510" cy="3587115"/>
+                    </a:xfrm>
+                    <a:prstGeom prst="rect">
+                      <a:avLst/>
+                    </a:prstGeom>
+                  </pic:spPr>
+                </pic:pic>
+              </a:graphicData>
+            </a:graphic>
+          </wp:inline>
+        </w:drawing>
+      </w:r>
+    </w:p>
+    <w:p>
+      <w:pPr>
+        <w:jc w:val="both"/>
+        <w:rPr>
+          <w:sz w:val="44"/>
+          <w:szCs w:val="44"/>
+          <w:u w:val="single"/>
+        </w:rPr>
+      </w:pPr>
+      <w:r>
+        <w:rPr>
+          <w:noProof/>
+          <w:sz w:val="44"/>
+          <w:szCs w:val="44"/>
+          <w:u w:val="single"/>
+        </w:rPr>
+        <w:lastRenderedPageBreak/>
+        <w:drawing>
+          <wp:inline distT="0" distB="0" distL="0" distR="0" wp14:anchorId="19A61202" wp14:editId="2B5F0EA8">
+            <wp:extent cx="5731510" cy="3270885"/>
+            <wp:effectExtent l="0" t="0" r="2540" b="5715"/>
+            <wp:docPr id="16" name="Picture 16"/>
+            <wp:cNvGraphicFramePr>
+              <a:graphicFrameLocks xmlns:a="http://schemas.openxmlformats.org/drawingml/2006/main" noChangeAspect="1"/>
+            </wp:cNvGraphicFramePr>
+            <a:graphic xmlns:a="http://schemas.openxmlformats.org/drawingml/2006/main">
+              <a:graphicData uri="http://schemas.openxmlformats.org/drawingml/2006/picture">
+                <pic:pic xmlns:pic="http://schemas.openxmlformats.org/drawingml/2006/picture">
+                  <pic:nvPicPr>
+                    <pic:cNvPr id="1" name=""/>
+                    <pic:cNvPicPr/>
+                  </pic:nvPicPr>
+                  <pic:blipFill>
+                    <a:blip r:embed="rId18"/>
+                    <a:stretch>
+                      <a:fillRect/>
+                    </a:stretch>
+                  </pic:blipFill>
+                  <pic:spPr>
+                    <a:xfrm>
+                      <a:off x="0" y="0"/>
+                      <a:ext cx="5731510" cy="3270885"/>
+                    </a:xfrm>
+                    <a:prstGeom prst="rect">
+                      <a:avLst/>
+                    </a:prstGeom>
+                  </pic:spPr>
+                </pic:pic>
+              </a:graphicData>
+            </a:graphic>
+          </wp:inline>
+        </w:drawing>
+      </w:r>
+    </w:p>
+    <w:p>
+      <w:pPr>
+        <w:jc w:val="both"/>
+        <w:rPr>
+          <w:sz w:val="44"/>
+          <w:szCs w:val="44"/>
+          <w:u w:val="single"/>
+        </w:rPr>
+      </w:pPr>
+      <w:r>
+        <w:rPr>
+          <w:noProof/>
+          <w:sz w:val="44"/>
+          <w:szCs w:val="44"/>
+          <w:u w:val="single"/>
+        </w:rPr>
+        <w:drawing>
+          <wp:inline distT="0" distB="0" distL="0" distR="0" wp14:anchorId="56CE4C11" wp14:editId="6EEBAB64">
+            <wp:extent cx="5731510" cy="2871470"/>
+            <wp:effectExtent l="0" t="0" r="2540" b="5080"/>
+            <wp:docPr id="17" name="Picture 17"/>
+            <wp:cNvGraphicFramePr>
+              <a:graphicFrameLocks xmlns:a="http://schemas.openxmlformats.org/drawingml/2006/main" noChangeAspect="1"/>
+            </wp:cNvGraphicFramePr>
+            <a:graphic xmlns:a="http://schemas.openxmlformats.org/drawingml/2006/main">
+              <a:graphicData uri="http://schemas.openxmlformats.org/drawingml/2006/picture">
+                <pic:pic xmlns:pic="http://schemas.openxmlformats.org/drawingml/2006/picture">
+                  <pic:nvPicPr>
+                    <pic:cNvPr id="1" name=""/>
+                    <pic:cNvPicPr/>
+                  </pic:nvPicPr>
+                  <pic:blipFill>
+                    <a:blip r:embed="rId19"/>
+                    <a:stretch>
+                      <a:fillRect/>
+                    </a:stretch>
+                  </pic:blipFill>
+                  <pic:spPr>
+                    <a:xfrm>
+                      <a:off x="0" y="0"/>
+                      <a:ext cx="5731510" cy="2871470"/>
+                    </a:xfrm>
+                    <a:prstGeom prst="rect">
+                      <a:avLst/>
+                    </a:prstGeom>
+                  </pic:spPr>
+                </pic:pic>
+              </a:graphicData>
+            </a:graphic>
+          </wp:inline>
+        </w:drawing>
+      </w:r>
     </w:p>
     <w:p>
       <w:pPr>

--- a/LABlogbook.docx
+++ b/LABlogbook.docx
@@ -740,7 +740,6 @@
           <w14:ligatures w14:val="none"/>
         </w:rPr>
       </w:pPr>
-      <w:proofErr w:type="spellStart"/>
       <w:r>
         <w:rPr>
           <w:rFonts w:ascii="Consolas" w:eastAsia="Times New Roman" w:hAnsi="Consolas" w:cs="Times New Roman"/>
@@ -751,9 +750,20 @@
           <w:lang w:val="en-US"/>
           <w14:ligatures w14:val="none"/>
         </w:rPr>
-        <w:t>early_stop</w:t>
-      </w:r>
-      <w:proofErr w:type="spellEnd"/>
+        <w:t xml:space="preserve">early_stop </w:t>
+      </w:r>
+      <w:r>
+        <w:rPr>
+          <w:rFonts w:ascii="Consolas" w:eastAsia="Times New Roman" w:hAnsi="Consolas" w:cs="Times New Roman"/>
+          <w:color w:val="D4D4D4"/>
+          <w:kern w:val="0"/>
+          <w:sz w:val="21"/>
+          <w:szCs w:val="21"/>
+          <w:lang w:val="en-US"/>
+          <w14:ligatures w14:val="none"/>
+        </w:rPr>
+        <w:t>=</w:t>
+      </w:r>
       <w:r>
         <w:rPr>
           <w:rFonts w:ascii="Consolas" w:eastAsia="Times New Roman" w:hAnsi="Consolas" w:cs="Times New Roman"/>
@@ -764,7 +774,19 @@
           <w:lang w:val="en-US"/>
           <w14:ligatures w14:val="none"/>
         </w:rPr>
-        <w:t xml:space="preserve"> </w:t>
+        <w:t xml:space="preserve"> EarlyStopping(</w:t>
+      </w:r>
+      <w:r>
+        <w:rPr>
+          <w:rFonts w:ascii="Consolas" w:eastAsia="Times New Roman" w:hAnsi="Consolas" w:cs="Times New Roman"/>
+          <w:color w:val="9CDCFE"/>
+          <w:kern w:val="0"/>
+          <w:sz w:val="21"/>
+          <w:szCs w:val="21"/>
+          <w:lang w:val="en-US"/>
+          <w14:ligatures w14:val="none"/>
+        </w:rPr>
+        <w:t>monitor</w:t>
       </w:r>
       <w:r>
         <w:rPr>
@@ -781,6 +803,18 @@
       <w:r>
         <w:rPr>
           <w:rFonts w:ascii="Consolas" w:eastAsia="Times New Roman" w:hAnsi="Consolas" w:cs="Times New Roman"/>
+          <w:color w:val="CE9178"/>
+          <w:kern w:val="0"/>
+          <w:sz w:val="21"/>
+          <w:szCs w:val="21"/>
+          <w:lang w:val="en-US"/>
+          <w14:ligatures w14:val="none"/>
+        </w:rPr>
+        <w:t>'val_loss'</w:t>
+      </w:r>
+      <w:r>
+        <w:rPr>
+          <w:rFonts w:ascii="Consolas" w:eastAsia="Times New Roman" w:hAnsi="Consolas" w:cs="Times New Roman"/>
           <w:color w:val="CCCCCC"/>
           <w:kern w:val="0"/>
           <w:sz w:val="21"/>
@@ -788,7 +822,7 @@
           <w:lang w:val="en-US"/>
           <w14:ligatures w14:val="none"/>
         </w:rPr>
-        <w:t xml:space="preserve"> EarlyStopping(</w:t>
+        <w:t>,</w:t>
       </w:r>
       <w:r>
         <w:rPr>
@@ -800,70 +834,8 @@
           <w:lang w:val="en-US"/>
           <w14:ligatures w14:val="none"/>
         </w:rPr>
-        <w:t>monitor</w:t>
-      </w:r>
-      <w:r>
-        <w:rPr>
-          <w:rFonts w:ascii="Consolas" w:eastAsia="Times New Roman" w:hAnsi="Consolas" w:cs="Times New Roman"/>
-          <w:color w:val="D4D4D4"/>
-          <w:kern w:val="0"/>
-          <w:sz w:val="21"/>
-          <w:szCs w:val="21"/>
-          <w:lang w:val="en-US"/>
-          <w14:ligatures w14:val="none"/>
-        </w:rPr>
-        <w:t>=</w:t>
-      </w:r>
-      <w:r>
-        <w:rPr>
-          <w:rFonts w:ascii="Consolas" w:eastAsia="Times New Roman" w:hAnsi="Consolas" w:cs="Times New Roman"/>
-          <w:color w:val="CE9178"/>
-          <w:kern w:val="0"/>
-          <w:sz w:val="21"/>
-          <w:szCs w:val="21"/>
-          <w:lang w:val="en-US"/>
-          <w14:ligatures w14:val="none"/>
-        </w:rPr>
-        <w:t>'val_loss</w:t>
-      </w:r>
-      <w:proofErr w:type="gramStart"/>
-      <w:r>
-        <w:rPr>
-          <w:rFonts w:ascii="Consolas" w:eastAsia="Times New Roman" w:hAnsi="Consolas" w:cs="Times New Roman"/>
-          <w:color w:val="CE9178"/>
-          <w:kern w:val="0"/>
-          <w:sz w:val="21"/>
-          <w:szCs w:val="21"/>
-          <w:lang w:val="en-US"/>
-          <w14:ligatures w14:val="none"/>
-        </w:rPr>
-        <w:t>'</w:t>
-      </w:r>
-      <w:r>
-        <w:rPr>
-          <w:rFonts w:ascii="Consolas" w:eastAsia="Times New Roman" w:hAnsi="Consolas" w:cs="Times New Roman"/>
-          <w:color w:val="CCCCCC"/>
-          <w:kern w:val="0"/>
-          <w:sz w:val="21"/>
-          <w:szCs w:val="21"/>
-          <w:lang w:val="en-US"/>
-          <w14:ligatures w14:val="none"/>
-        </w:rPr>
-        <w:t>,</w:t>
-      </w:r>
-      <w:r>
-        <w:rPr>
-          <w:rFonts w:ascii="Consolas" w:eastAsia="Times New Roman" w:hAnsi="Consolas" w:cs="Times New Roman"/>
-          <w:color w:val="9CDCFE"/>
-          <w:kern w:val="0"/>
-          <w:sz w:val="21"/>
-          <w:szCs w:val="21"/>
-          <w:lang w:val="en-US"/>
-          <w14:ligatures w14:val="none"/>
-        </w:rPr>
         <w:t>patience</w:t>
       </w:r>
-      <w:proofErr w:type="gramEnd"/>
       <w:r>
         <w:rPr>
           <w:rFonts w:ascii="Consolas" w:eastAsia="Times New Roman" w:hAnsi="Consolas" w:cs="Times New Roman"/>
@@ -913,33 +885,7 @@
           <w:lang w:val="en-US"/>
           <w14:ligatures w14:val="none"/>
         </w:rPr>
-        <w:t xml:space="preserve"># </w:t>
-      </w:r>
-      <w:proofErr w:type="gramStart"/>
-      <w:r>
-        <w:rPr>
-          <w:rFonts w:ascii="Consolas" w:eastAsia="Times New Roman" w:hAnsi="Consolas" w:cs="Times New Roman"/>
-          <w:color w:val="6A9955"/>
-          <w:kern w:val="0"/>
-          <w:sz w:val="21"/>
-          <w:szCs w:val="21"/>
-          <w:lang w:val="en-US"/>
-          <w14:ligatures w14:val="none"/>
-        </w:rPr>
-        <w:t>fit</w:t>
-      </w:r>
-      <w:proofErr w:type="gramEnd"/>
-      <w:r>
-        <w:rPr>
-          <w:rFonts w:ascii="Consolas" w:eastAsia="Times New Roman" w:hAnsi="Consolas" w:cs="Times New Roman"/>
-          <w:color w:val="6A9955"/>
-          <w:kern w:val="0"/>
-          <w:sz w:val="21"/>
-          <w:szCs w:val="21"/>
-          <w:lang w:val="en-US"/>
-          <w14:ligatures w14:val="none"/>
-        </w:rPr>
-        <w:t xml:space="preserve"> the model</w:t>
+        <w:t># fit the model</w:t>
       </w:r>
     </w:p>
     <w:p>
@@ -983,7 +929,6 @@
         </w:rPr>
         <w:t xml:space="preserve">history_2 </w:t>
       </w:r>
-      <w:proofErr w:type="gramStart"/>
       <w:r>
         <w:rPr>
           <w:rFonts w:ascii="Consolas" w:eastAsia="Times New Roman" w:hAnsi="Consolas" w:cs="Times New Roman"/>
@@ -1006,34 +951,7 @@
           <w:lang w:val="en-US"/>
           <w14:ligatures w14:val="none"/>
         </w:rPr>
-        <w:t xml:space="preserve">  </w:t>
-      </w:r>
-      <w:proofErr w:type="spellStart"/>
-      <w:r>
-        <w:rPr>
-          <w:rFonts w:ascii="Consolas" w:eastAsia="Times New Roman" w:hAnsi="Consolas" w:cs="Times New Roman"/>
-          <w:color w:val="CCCCCC"/>
-          <w:kern w:val="0"/>
-          <w:sz w:val="21"/>
-          <w:szCs w:val="21"/>
-          <w:lang w:val="en-US"/>
-          <w14:ligatures w14:val="none"/>
-        </w:rPr>
-        <w:t>model.fit</w:t>
-      </w:r>
-      <w:proofErr w:type="spellEnd"/>
-      <w:proofErr w:type="gramEnd"/>
-      <w:r>
-        <w:rPr>
-          <w:rFonts w:ascii="Consolas" w:eastAsia="Times New Roman" w:hAnsi="Consolas" w:cs="Times New Roman"/>
-          <w:color w:val="CCCCCC"/>
-          <w:kern w:val="0"/>
-          <w:sz w:val="21"/>
-          <w:szCs w:val="21"/>
-          <w:lang w:val="en-US"/>
-          <w14:ligatures w14:val="none"/>
-        </w:rPr>
-        <w:t>(generator,  </w:t>
+        <w:t xml:space="preserve">  model.fit(generator,  </w:t>
       </w:r>
       <w:r>
         <w:rPr>
@@ -1110,7 +1028,6 @@
         </w:rPr>
         <w:t xml:space="preserve">                    </w:t>
       </w:r>
-      <w:proofErr w:type="spellStart"/>
       <w:r>
         <w:rPr>
           <w:rFonts w:ascii="Consolas" w:eastAsia="Times New Roman" w:hAnsi="Consolas" w:cs="Times New Roman"/>
@@ -1123,7 +1040,6 @@
         </w:rPr>
         <w:t>validation_data</w:t>
       </w:r>
-      <w:proofErr w:type="spellEnd"/>
       <w:r>
         <w:rPr>
           <w:rFonts w:ascii="Consolas" w:eastAsia="Times New Roman" w:hAnsi="Consolas" w:cs="Times New Roman"/>
@@ -1136,7 +1052,6 @@
         </w:rPr>
         <w:t>=</w:t>
       </w:r>
-      <w:proofErr w:type="spellStart"/>
       <w:r>
         <w:rPr>
           <w:rFonts w:ascii="Consolas" w:eastAsia="Times New Roman" w:hAnsi="Consolas" w:cs="Times New Roman"/>
@@ -1147,20 +1062,7 @@
           <w:lang w:val="en-US"/>
           <w14:ligatures w14:val="none"/>
         </w:rPr>
-        <w:t>validation_generator</w:t>
-      </w:r>
-      <w:proofErr w:type="spellEnd"/>
-      <w:r>
-        <w:rPr>
-          <w:rFonts w:ascii="Consolas" w:eastAsia="Times New Roman" w:hAnsi="Consolas" w:cs="Times New Roman"/>
-          <w:color w:val="CCCCCC"/>
-          <w:kern w:val="0"/>
-          <w:sz w:val="21"/>
-          <w:szCs w:val="21"/>
-          <w:lang w:val="en-US"/>
-          <w14:ligatures w14:val="none"/>
-        </w:rPr>
-        <w:t>,</w:t>
+        <w:t>validation_generator,</w:t>
       </w:r>
     </w:p>
     <w:p>
@@ -1223,33 +1125,7 @@
           <w:lang w:val="en-US"/>
           <w14:ligatures w14:val="none"/>
         </w:rPr>
-        <w:t>[</w:t>
-      </w:r>
-      <w:proofErr w:type="spellStart"/>
-      <w:r>
-        <w:rPr>
-          <w:rFonts w:ascii="Consolas" w:eastAsia="Times New Roman" w:hAnsi="Consolas" w:cs="Times New Roman"/>
-          <w:color w:val="CCCCCC"/>
-          <w:kern w:val="0"/>
-          <w:sz w:val="21"/>
-          <w:szCs w:val="21"/>
-          <w:lang w:val="en-US"/>
-          <w14:ligatures w14:val="none"/>
-        </w:rPr>
-        <w:t>early_stop</w:t>
-      </w:r>
-      <w:proofErr w:type="spellEnd"/>
-      <w:r>
-        <w:rPr>
-          <w:rFonts w:ascii="Consolas" w:eastAsia="Times New Roman" w:hAnsi="Consolas" w:cs="Times New Roman"/>
-          <w:color w:val="CCCCCC"/>
-          <w:kern w:val="0"/>
-          <w:sz w:val="21"/>
-          <w:szCs w:val="21"/>
-          <w:lang w:val="en-US"/>
-          <w14:ligatures w14:val="none"/>
-        </w:rPr>
-        <w:t>])</w:t>
+        <w:t>[early_stop])</w:t>
       </w:r>
     </w:p>
     <w:p>
@@ -1375,6 +1251,7 @@
       </w:pPr>
       <w:r>
         <w:rPr>
+          <w:noProof/>
           <w:sz w:val="44"/>
           <w:szCs w:val="44"/>
           <w:u w:val="single"/>
@@ -1427,6 +1304,7 @@
       </w:pPr>
       <w:r>
         <w:rPr>
+          <w:noProof/>
           <w:sz w:val="44"/>
           <w:szCs w:val="44"/>
           <w:u w:val="single"/>
@@ -1517,6 +1395,7 @@
       </w:pPr>
       <w:r>
         <w:rPr>
+          <w:noProof/>
           <w:sz w:val="28"/>
           <w:szCs w:val="28"/>
         </w:rPr>
@@ -1844,6 +1723,206 @@
           <w:u w:val="single"/>
         </w:rPr>
       </w:pPr>
+      <w:r>
+        <w:rPr>
+          <w:sz w:val="44"/>
+          <w:szCs w:val="44"/>
+          <w:u w:val="single"/>
+        </w:rPr>
+        <w:lastRenderedPageBreak/>
+        <w:drawing>
+          <wp:inline distT="0" distB="0" distL="0" distR="0" wp14:anchorId="1D78E51E" wp14:editId="59A2867C">
+            <wp:extent cx="5731510" cy="4283075"/>
+            <wp:effectExtent l="0" t="0" r="2540" b="3175"/>
+            <wp:docPr id="3" name="Picture 3"/>
+            <wp:cNvGraphicFramePr>
+              <a:graphicFrameLocks xmlns:a="http://schemas.openxmlformats.org/drawingml/2006/main" noChangeAspect="1"/>
+            </wp:cNvGraphicFramePr>
+            <a:graphic xmlns:a="http://schemas.openxmlformats.org/drawingml/2006/main">
+              <a:graphicData uri="http://schemas.openxmlformats.org/drawingml/2006/picture">
+                <pic:pic xmlns:pic="http://schemas.openxmlformats.org/drawingml/2006/picture">
+                  <pic:nvPicPr>
+                    <pic:cNvPr id="1" name=""/>
+                    <pic:cNvPicPr/>
+                  </pic:nvPicPr>
+                  <pic:blipFill>
+                    <a:blip r:embed="rId20"/>
+                    <a:stretch>
+                      <a:fillRect/>
+                    </a:stretch>
+                  </pic:blipFill>
+                  <pic:spPr>
+                    <a:xfrm>
+                      <a:off x="0" y="0"/>
+                      <a:ext cx="5731510" cy="4283075"/>
+                    </a:xfrm>
+                    <a:prstGeom prst="rect">
+                      <a:avLst/>
+                    </a:prstGeom>
+                  </pic:spPr>
+                </pic:pic>
+              </a:graphicData>
+            </a:graphic>
+          </wp:inline>
+        </w:drawing>
+      </w:r>
+    </w:p>
+    <w:p>
+      <w:pPr>
+        <w:jc w:val="both"/>
+        <w:rPr>
+          <w:sz w:val="44"/>
+          <w:szCs w:val="44"/>
+          <w:u w:val="single"/>
+        </w:rPr>
+      </w:pPr>
+      <w:r>
+        <w:rPr>
+          <w:sz w:val="44"/>
+          <w:szCs w:val="44"/>
+          <w:u w:val="single"/>
+        </w:rPr>
+        <w:drawing>
+          <wp:inline distT="0" distB="0" distL="0" distR="0" wp14:anchorId="14F465E2" wp14:editId="6256B1BE">
+            <wp:extent cx="5731510" cy="1795145"/>
+            <wp:effectExtent l="0" t="0" r="2540" b="0"/>
+            <wp:docPr id="11" name="Picture 11"/>
+            <wp:cNvGraphicFramePr>
+              <a:graphicFrameLocks xmlns:a="http://schemas.openxmlformats.org/drawingml/2006/main" noChangeAspect="1"/>
+            </wp:cNvGraphicFramePr>
+            <a:graphic xmlns:a="http://schemas.openxmlformats.org/drawingml/2006/main">
+              <a:graphicData uri="http://schemas.openxmlformats.org/drawingml/2006/picture">
+                <pic:pic xmlns:pic="http://schemas.openxmlformats.org/drawingml/2006/picture">
+                  <pic:nvPicPr>
+                    <pic:cNvPr id="1" name=""/>
+                    <pic:cNvPicPr/>
+                  </pic:nvPicPr>
+                  <pic:blipFill>
+                    <a:blip r:embed="rId21"/>
+                    <a:stretch>
+                      <a:fillRect/>
+                    </a:stretch>
+                  </pic:blipFill>
+                  <pic:spPr>
+                    <a:xfrm>
+                      <a:off x="0" y="0"/>
+                      <a:ext cx="5731510" cy="1795145"/>
+                    </a:xfrm>
+                    <a:prstGeom prst="rect">
+                      <a:avLst/>
+                    </a:prstGeom>
+                  </pic:spPr>
+                </pic:pic>
+              </a:graphicData>
+            </a:graphic>
+          </wp:inline>
+        </w:drawing>
+      </w:r>
+    </w:p>
+    <w:p>
+      <w:pPr>
+        <w:jc w:val="both"/>
+        <w:rPr>
+          <w:sz w:val="44"/>
+          <w:szCs w:val="44"/>
+          <w:u w:val="single"/>
+        </w:rPr>
+      </w:pPr>
+      <w:r>
+        <w:rPr>
+          <w:sz w:val="44"/>
+          <w:szCs w:val="44"/>
+          <w:u w:val="single"/>
+        </w:rPr>
+        <w:lastRenderedPageBreak/>
+        <w:drawing>
+          <wp:inline distT="0" distB="0" distL="0" distR="0" wp14:anchorId="55762E12" wp14:editId="2FD9341B">
+            <wp:extent cx="5731510" cy="3395980"/>
+            <wp:effectExtent l="0" t="0" r="2540" b="0"/>
+            <wp:docPr id="12" name="Picture 12"/>
+            <wp:cNvGraphicFramePr>
+              <a:graphicFrameLocks xmlns:a="http://schemas.openxmlformats.org/drawingml/2006/main" noChangeAspect="1"/>
+            </wp:cNvGraphicFramePr>
+            <a:graphic xmlns:a="http://schemas.openxmlformats.org/drawingml/2006/main">
+              <a:graphicData uri="http://schemas.openxmlformats.org/drawingml/2006/picture">
+                <pic:pic xmlns:pic="http://schemas.openxmlformats.org/drawingml/2006/picture">
+                  <pic:nvPicPr>
+                    <pic:cNvPr id="1" name=""/>
+                    <pic:cNvPicPr/>
+                  </pic:nvPicPr>
+                  <pic:blipFill>
+                    <a:blip r:embed="rId22"/>
+                    <a:stretch>
+                      <a:fillRect/>
+                    </a:stretch>
+                  </pic:blipFill>
+                  <pic:spPr>
+                    <a:xfrm>
+                      <a:off x="0" y="0"/>
+                      <a:ext cx="5731510" cy="3395980"/>
+                    </a:xfrm>
+                    <a:prstGeom prst="rect">
+                      <a:avLst/>
+                    </a:prstGeom>
+                  </pic:spPr>
+                </pic:pic>
+              </a:graphicData>
+            </a:graphic>
+          </wp:inline>
+        </w:drawing>
+      </w:r>
+    </w:p>
+    <w:p>
+      <w:pPr>
+        <w:jc w:val="both"/>
+        <w:rPr>
+          <w:sz w:val="44"/>
+          <w:szCs w:val="44"/>
+          <w:u w:val="single"/>
+        </w:rPr>
+      </w:pPr>
+      <w:r>
+        <w:rPr>
+          <w:sz w:val="44"/>
+          <w:szCs w:val="44"/>
+          <w:u w:val="single"/>
+        </w:rPr>
+        <w:drawing>
+          <wp:inline distT="0" distB="0" distL="0" distR="0" wp14:anchorId="3672ADBF" wp14:editId="26E9A848">
+            <wp:extent cx="5731510" cy="2076450"/>
+            <wp:effectExtent l="0" t="0" r="2540" b="0"/>
+            <wp:docPr id="13" name="Picture 13"/>
+            <wp:cNvGraphicFramePr>
+              <a:graphicFrameLocks xmlns:a="http://schemas.openxmlformats.org/drawingml/2006/main" noChangeAspect="1"/>
+            </wp:cNvGraphicFramePr>
+            <a:graphic xmlns:a="http://schemas.openxmlformats.org/drawingml/2006/main">
+              <a:graphicData uri="http://schemas.openxmlformats.org/drawingml/2006/picture">
+                <pic:pic xmlns:pic="http://schemas.openxmlformats.org/drawingml/2006/picture">
+                  <pic:nvPicPr>
+                    <pic:cNvPr id="1" name=""/>
+                    <pic:cNvPicPr/>
+                  </pic:nvPicPr>
+                  <pic:blipFill>
+                    <a:blip r:embed="rId23"/>
+                    <a:stretch>
+                      <a:fillRect/>
+                    </a:stretch>
+                  </pic:blipFill>
+                  <pic:spPr>
+                    <a:xfrm>
+                      <a:off x="0" y="0"/>
+                      <a:ext cx="5731510" cy="2076450"/>
+                    </a:xfrm>
+                    <a:prstGeom prst="rect">
+                      <a:avLst/>
+                    </a:prstGeom>
+                  </pic:spPr>
+                </pic:pic>
+              </a:graphicData>
+            </a:graphic>
+          </wp:inline>
+        </w:drawing>
+      </w:r>
     </w:p>
     <w:p>
       <w:pPr>

--- a/LABlogbook.docx
+++ b/LABlogbook.docx
@@ -740,6 +740,7 @@
           <w14:ligatures w14:val="none"/>
         </w:rPr>
       </w:pPr>
+      <w:proofErr w:type="spellStart"/>
       <w:r>
         <w:rPr>
           <w:rFonts w:ascii="Consolas" w:eastAsia="Times New Roman" w:hAnsi="Consolas" w:cs="Times New Roman"/>
@@ -750,7 +751,20 @@
           <w:lang w:val="en-US"/>
           <w14:ligatures w14:val="none"/>
         </w:rPr>
-        <w:t xml:space="preserve">early_stop </w:t>
+        <w:t>early_stop</w:t>
+      </w:r>
+      <w:proofErr w:type="spellEnd"/>
+      <w:r>
+        <w:rPr>
+          <w:rFonts w:ascii="Consolas" w:eastAsia="Times New Roman" w:hAnsi="Consolas" w:cs="Times New Roman"/>
+          <w:color w:val="CCCCCC"/>
+          <w:kern w:val="0"/>
+          <w:sz w:val="21"/>
+          <w:szCs w:val="21"/>
+          <w:lang w:val="en-US"/>
+          <w14:ligatures w14:val="none"/>
+        </w:rPr>
+        <w:t xml:space="preserve"> </w:t>
       </w:r>
       <w:r>
         <w:rPr>
@@ -810,7 +824,20 @@
           <w:lang w:val="en-US"/>
           <w14:ligatures w14:val="none"/>
         </w:rPr>
-        <w:t>'val_loss'</w:t>
+        <w:t>'val_loss</w:t>
+      </w:r>
+      <w:proofErr w:type="gramStart"/>
+      <w:r>
+        <w:rPr>
+          <w:rFonts w:ascii="Consolas" w:eastAsia="Times New Roman" w:hAnsi="Consolas" w:cs="Times New Roman"/>
+          <w:color w:val="CE9178"/>
+          <w:kern w:val="0"/>
+          <w:sz w:val="21"/>
+          <w:szCs w:val="21"/>
+          <w:lang w:val="en-US"/>
+          <w14:ligatures w14:val="none"/>
+        </w:rPr>
+        <w:t>'</w:t>
       </w:r>
       <w:r>
         <w:rPr>
@@ -836,6 +863,7 @@
         </w:rPr>
         <w:t>patience</w:t>
       </w:r>
+      <w:proofErr w:type="gramEnd"/>
       <w:r>
         <w:rPr>
           <w:rFonts w:ascii="Consolas" w:eastAsia="Times New Roman" w:hAnsi="Consolas" w:cs="Times New Roman"/>
@@ -885,7 +913,33 @@
           <w:lang w:val="en-US"/>
           <w14:ligatures w14:val="none"/>
         </w:rPr>
-        <w:t># fit the model</w:t>
+        <w:t xml:space="preserve"># </w:t>
+      </w:r>
+      <w:proofErr w:type="gramStart"/>
+      <w:r>
+        <w:rPr>
+          <w:rFonts w:ascii="Consolas" w:eastAsia="Times New Roman" w:hAnsi="Consolas" w:cs="Times New Roman"/>
+          <w:color w:val="6A9955"/>
+          <w:kern w:val="0"/>
+          <w:sz w:val="21"/>
+          <w:szCs w:val="21"/>
+          <w:lang w:val="en-US"/>
+          <w14:ligatures w14:val="none"/>
+        </w:rPr>
+        <w:t>fit</w:t>
+      </w:r>
+      <w:proofErr w:type="gramEnd"/>
+      <w:r>
+        <w:rPr>
+          <w:rFonts w:ascii="Consolas" w:eastAsia="Times New Roman" w:hAnsi="Consolas" w:cs="Times New Roman"/>
+          <w:color w:val="6A9955"/>
+          <w:kern w:val="0"/>
+          <w:sz w:val="21"/>
+          <w:szCs w:val="21"/>
+          <w:lang w:val="en-US"/>
+          <w14:ligatures w14:val="none"/>
+        </w:rPr>
+        <w:t xml:space="preserve"> the model</w:t>
       </w:r>
     </w:p>
     <w:p>
@@ -929,6 +983,7 @@
         </w:rPr>
         <w:t xml:space="preserve">history_2 </w:t>
       </w:r>
+      <w:proofErr w:type="gramStart"/>
       <w:r>
         <w:rPr>
           <w:rFonts w:ascii="Consolas" w:eastAsia="Times New Roman" w:hAnsi="Consolas" w:cs="Times New Roman"/>
@@ -951,7 +1006,34 @@
           <w:lang w:val="en-US"/>
           <w14:ligatures w14:val="none"/>
         </w:rPr>
-        <w:t xml:space="preserve">  model.fit(generator,  </w:t>
+        <w:t xml:space="preserve">  </w:t>
+      </w:r>
+      <w:proofErr w:type="spellStart"/>
+      <w:r>
+        <w:rPr>
+          <w:rFonts w:ascii="Consolas" w:eastAsia="Times New Roman" w:hAnsi="Consolas" w:cs="Times New Roman"/>
+          <w:color w:val="CCCCCC"/>
+          <w:kern w:val="0"/>
+          <w:sz w:val="21"/>
+          <w:szCs w:val="21"/>
+          <w:lang w:val="en-US"/>
+          <w14:ligatures w14:val="none"/>
+        </w:rPr>
+        <w:t>model.fit</w:t>
+      </w:r>
+      <w:proofErr w:type="spellEnd"/>
+      <w:proofErr w:type="gramEnd"/>
+      <w:r>
+        <w:rPr>
+          <w:rFonts w:ascii="Consolas" w:eastAsia="Times New Roman" w:hAnsi="Consolas" w:cs="Times New Roman"/>
+          <w:color w:val="CCCCCC"/>
+          <w:kern w:val="0"/>
+          <w:sz w:val="21"/>
+          <w:szCs w:val="21"/>
+          <w:lang w:val="en-US"/>
+          <w14:ligatures w14:val="none"/>
+        </w:rPr>
+        <w:t>(generator,  </w:t>
       </w:r>
       <w:r>
         <w:rPr>
@@ -1028,6 +1110,7 @@
         </w:rPr>
         <w:t xml:space="preserve">                    </w:t>
       </w:r>
+      <w:proofErr w:type="spellStart"/>
       <w:r>
         <w:rPr>
           <w:rFonts w:ascii="Consolas" w:eastAsia="Times New Roman" w:hAnsi="Consolas" w:cs="Times New Roman"/>
@@ -1040,6 +1123,7 @@
         </w:rPr>
         <w:t>validation_data</w:t>
       </w:r>
+      <w:proofErr w:type="spellEnd"/>
       <w:r>
         <w:rPr>
           <w:rFonts w:ascii="Consolas" w:eastAsia="Times New Roman" w:hAnsi="Consolas" w:cs="Times New Roman"/>
@@ -1052,6 +1136,7 @@
         </w:rPr>
         <w:t>=</w:t>
       </w:r>
+      <w:proofErr w:type="spellStart"/>
       <w:r>
         <w:rPr>
           <w:rFonts w:ascii="Consolas" w:eastAsia="Times New Roman" w:hAnsi="Consolas" w:cs="Times New Roman"/>
@@ -1062,7 +1147,20 @@
           <w:lang w:val="en-US"/>
           <w14:ligatures w14:val="none"/>
         </w:rPr>
-        <w:t>validation_generator,</w:t>
+        <w:t>validation_generator</w:t>
+      </w:r>
+      <w:proofErr w:type="spellEnd"/>
+      <w:r>
+        <w:rPr>
+          <w:rFonts w:ascii="Consolas" w:eastAsia="Times New Roman" w:hAnsi="Consolas" w:cs="Times New Roman"/>
+          <w:color w:val="CCCCCC"/>
+          <w:kern w:val="0"/>
+          <w:sz w:val="21"/>
+          <w:szCs w:val="21"/>
+          <w:lang w:val="en-US"/>
+          <w14:ligatures w14:val="none"/>
+        </w:rPr>
+        <w:t>,</w:t>
       </w:r>
     </w:p>
     <w:p>
@@ -1125,7 +1223,33 @@
           <w:lang w:val="en-US"/>
           <w14:ligatures w14:val="none"/>
         </w:rPr>
-        <w:t>[early_stop])</w:t>
+        <w:t>[</w:t>
+      </w:r>
+      <w:proofErr w:type="spellStart"/>
+      <w:r>
+        <w:rPr>
+          <w:rFonts w:ascii="Consolas" w:eastAsia="Times New Roman" w:hAnsi="Consolas" w:cs="Times New Roman"/>
+          <w:color w:val="CCCCCC"/>
+          <w:kern w:val="0"/>
+          <w:sz w:val="21"/>
+          <w:szCs w:val="21"/>
+          <w:lang w:val="en-US"/>
+          <w14:ligatures w14:val="none"/>
+        </w:rPr>
+        <w:t>early_stop</w:t>
+      </w:r>
+      <w:proofErr w:type="spellEnd"/>
+      <w:r>
+        <w:rPr>
+          <w:rFonts w:ascii="Consolas" w:eastAsia="Times New Roman" w:hAnsi="Consolas" w:cs="Times New Roman"/>
+          <w:color w:val="CCCCCC"/>
+          <w:kern w:val="0"/>
+          <w:sz w:val="21"/>
+          <w:szCs w:val="21"/>
+          <w:lang w:val="en-US"/>
+          <w14:ligatures w14:val="none"/>
+        </w:rPr>
+        <w:t>])</w:t>
       </w:r>
     </w:p>
     <w:p>
@@ -1695,34 +1819,6 @@
           <w:u w:val="single"/>
         </w:rPr>
       </w:pPr>
-    </w:p>
-    <w:p>
-      <w:pPr>
-        <w:jc w:val="both"/>
-        <w:rPr>
-          <w:sz w:val="44"/>
-          <w:szCs w:val="44"/>
-          <w:u w:val="single"/>
-        </w:rPr>
-      </w:pPr>
-      <w:r>
-        <w:rPr>
-          <w:sz w:val="44"/>
-          <w:szCs w:val="44"/>
-          <w:u w:val="single"/>
-        </w:rPr>
-        <w:t>Lab 10</w:t>
-      </w:r>
-    </w:p>
-    <w:p>
-      <w:pPr>
-        <w:jc w:val="both"/>
-        <w:rPr>
-          <w:sz w:val="44"/>
-          <w:szCs w:val="44"/>
-          <w:u w:val="single"/>
-        </w:rPr>
-      </w:pPr>
       <w:r>
         <w:rPr>
           <w:sz w:val="44"/>
@@ -1731,10 +1827,10 @@
         </w:rPr>
         <w:lastRenderedPageBreak/>
         <w:drawing>
-          <wp:inline distT="0" distB="0" distL="0" distR="0" wp14:anchorId="1D78E51E" wp14:editId="59A2867C">
-            <wp:extent cx="5731510" cy="4283075"/>
-            <wp:effectExtent l="0" t="0" r="2540" b="3175"/>
-            <wp:docPr id="3" name="Picture 3"/>
+          <wp:inline distT="0" distB="0" distL="0" distR="0" wp14:anchorId="47144E43" wp14:editId="733675FB">
+            <wp:extent cx="5731510" cy="1998345"/>
+            <wp:effectExtent l="0" t="0" r="2540" b="1905"/>
+            <wp:docPr id="34" name="Picture 34"/>
             <wp:cNvGraphicFramePr>
               <a:graphicFrameLocks xmlns:a="http://schemas.openxmlformats.org/drawingml/2006/main" noChangeAspect="1"/>
             </wp:cNvGraphicFramePr>
@@ -1754,7 +1850,7 @@
                   <pic:spPr>
                     <a:xfrm>
                       <a:off x="0" y="0"/>
-                      <a:ext cx="5731510" cy="4283075"/>
+                      <a:ext cx="5731510" cy="1998345"/>
                     </a:xfrm>
                     <a:prstGeom prst="rect">
                       <a:avLst/>
@@ -1783,10 +1879,10 @@
           <w:u w:val="single"/>
         </w:rPr>
         <w:drawing>
-          <wp:inline distT="0" distB="0" distL="0" distR="0" wp14:anchorId="14F465E2" wp14:editId="6256B1BE">
-            <wp:extent cx="5731510" cy="1795145"/>
+          <wp:inline distT="0" distB="0" distL="0" distR="0" wp14:anchorId="30FB82A4" wp14:editId="37962185">
+            <wp:extent cx="5731510" cy="2160270"/>
             <wp:effectExtent l="0" t="0" r="2540" b="0"/>
-            <wp:docPr id="11" name="Picture 11"/>
+            <wp:docPr id="27" name="Picture 27"/>
             <wp:cNvGraphicFramePr>
               <a:graphicFrameLocks xmlns:a="http://schemas.openxmlformats.org/drawingml/2006/main" noChangeAspect="1"/>
             </wp:cNvGraphicFramePr>
@@ -1806,7 +1902,7 @@
                   <pic:spPr>
                     <a:xfrm>
                       <a:off x="0" y="0"/>
-                      <a:ext cx="5731510" cy="1795145"/>
+                      <a:ext cx="5731510" cy="2160270"/>
                     </a:xfrm>
                     <a:prstGeom prst="rect">
                       <a:avLst/>
@@ -1834,12 +1930,11 @@
           <w:szCs w:val="44"/>
           <w:u w:val="single"/>
         </w:rPr>
-        <w:lastRenderedPageBreak/>
         <w:drawing>
-          <wp:inline distT="0" distB="0" distL="0" distR="0" wp14:anchorId="55762E12" wp14:editId="2FD9341B">
-            <wp:extent cx="5731510" cy="3395980"/>
-            <wp:effectExtent l="0" t="0" r="2540" b="0"/>
-            <wp:docPr id="12" name="Picture 12"/>
+          <wp:inline distT="0" distB="0" distL="0" distR="0" wp14:anchorId="27A8E8BF" wp14:editId="22BA9834">
+            <wp:extent cx="5731510" cy="3044825"/>
+            <wp:effectExtent l="0" t="0" r="2540" b="3175"/>
+            <wp:docPr id="29" name="Picture 29"/>
             <wp:cNvGraphicFramePr>
               <a:graphicFrameLocks xmlns:a="http://schemas.openxmlformats.org/drawingml/2006/main" noChangeAspect="1"/>
             </wp:cNvGraphicFramePr>
@@ -1859,7 +1954,7 @@
                   <pic:spPr>
                     <a:xfrm>
                       <a:off x="0" y="0"/>
-                      <a:ext cx="5731510" cy="3395980"/>
+                      <a:ext cx="5731510" cy="3044825"/>
                     </a:xfrm>
                     <a:prstGeom prst="rect">
                       <a:avLst/>
@@ -1887,11 +1982,12 @@
           <w:szCs w:val="44"/>
           <w:u w:val="single"/>
         </w:rPr>
+        <w:lastRenderedPageBreak/>
         <w:drawing>
-          <wp:inline distT="0" distB="0" distL="0" distR="0" wp14:anchorId="3672ADBF" wp14:editId="26E9A848">
-            <wp:extent cx="5731510" cy="2076450"/>
+          <wp:inline distT="0" distB="0" distL="0" distR="0" wp14:anchorId="0C442E30" wp14:editId="6779D3D9">
+            <wp:extent cx="5731510" cy="3853180"/>
             <wp:effectExtent l="0" t="0" r="2540" b="0"/>
-            <wp:docPr id="13" name="Picture 13"/>
+            <wp:docPr id="31" name="Picture 31"/>
             <wp:cNvGraphicFramePr>
               <a:graphicFrameLocks xmlns:a="http://schemas.openxmlformats.org/drawingml/2006/main" noChangeAspect="1"/>
             </wp:cNvGraphicFramePr>
@@ -1911,6 +2007,353 @@
                   <pic:spPr>
                     <a:xfrm>
                       <a:off x="0" y="0"/>
+                      <a:ext cx="5731510" cy="3853180"/>
+                    </a:xfrm>
+                    <a:prstGeom prst="rect">
+                      <a:avLst/>
+                    </a:prstGeom>
+                  </pic:spPr>
+                </pic:pic>
+              </a:graphicData>
+            </a:graphic>
+          </wp:inline>
+        </w:drawing>
+      </w:r>
+    </w:p>
+    <w:p>
+      <w:pPr>
+        <w:jc w:val="both"/>
+        <w:rPr>
+          <w:sz w:val="44"/>
+          <w:szCs w:val="44"/>
+          <w:u w:val="single"/>
+        </w:rPr>
+      </w:pPr>
+      <w:r>
+        <w:rPr>
+          <w:sz w:val="44"/>
+          <w:szCs w:val="44"/>
+          <w:u w:val="single"/>
+        </w:rPr>
+        <w:drawing>
+          <wp:inline distT="0" distB="0" distL="0" distR="0" wp14:anchorId="7C99CB25" wp14:editId="0987196D">
+            <wp:extent cx="5731510" cy="2367280"/>
+            <wp:effectExtent l="0" t="0" r="2540" b="0"/>
+            <wp:docPr id="32" name="Picture 32"/>
+            <wp:cNvGraphicFramePr>
+              <a:graphicFrameLocks xmlns:a="http://schemas.openxmlformats.org/drawingml/2006/main" noChangeAspect="1"/>
+            </wp:cNvGraphicFramePr>
+            <a:graphic xmlns:a="http://schemas.openxmlformats.org/drawingml/2006/main">
+              <a:graphicData uri="http://schemas.openxmlformats.org/drawingml/2006/picture">
+                <pic:pic xmlns:pic="http://schemas.openxmlformats.org/drawingml/2006/picture">
+                  <pic:nvPicPr>
+                    <pic:cNvPr id="1" name=""/>
+                    <pic:cNvPicPr/>
+                  </pic:nvPicPr>
+                  <pic:blipFill>
+                    <a:blip r:embed="rId24"/>
+                    <a:stretch>
+                      <a:fillRect/>
+                    </a:stretch>
+                  </pic:blipFill>
+                  <pic:spPr>
+                    <a:xfrm>
+                      <a:off x="0" y="0"/>
+                      <a:ext cx="5731510" cy="2367280"/>
+                    </a:xfrm>
+                    <a:prstGeom prst="rect">
+                      <a:avLst/>
+                    </a:prstGeom>
+                  </pic:spPr>
+                </pic:pic>
+              </a:graphicData>
+            </a:graphic>
+          </wp:inline>
+        </w:drawing>
+      </w:r>
+    </w:p>
+    <w:p>
+      <w:pPr>
+        <w:jc w:val="both"/>
+        <w:rPr>
+          <w:sz w:val="44"/>
+          <w:szCs w:val="44"/>
+          <w:u w:val="single"/>
+        </w:rPr>
+      </w:pPr>
+      <w:r>
+        <w:rPr>
+          <w:sz w:val="44"/>
+          <w:szCs w:val="44"/>
+          <w:u w:val="single"/>
+        </w:rPr>
+        <w:lastRenderedPageBreak/>
+        <w:drawing>
+          <wp:inline distT="0" distB="0" distL="0" distR="0" wp14:anchorId="64AE911B" wp14:editId="503464CE">
+            <wp:extent cx="5731510" cy="4229100"/>
+            <wp:effectExtent l="0" t="0" r="2540" b="0"/>
+            <wp:docPr id="33" name="Picture 33"/>
+            <wp:cNvGraphicFramePr>
+              <a:graphicFrameLocks xmlns:a="http://schemas.openxmlformats.org/drawingml/2006/main" noChangeAspect="1"/>
+            </wp:cNvGraphicFramePr>
+            <a:graphic xmlns:a="http://schemas.openxmlformats.org/drawingml/2006/main">
+              <a:graphicData uri="http://schemas.openxmlformats.org/drawingml/2006/picture">
+                <pic:pic xmlns:pic="http://schemas.openxmlformats.org/drawingml/2006/picture">
+                  <pic:nvPicPr>
+                    <pic:cNvPr id="1" name=""/>
+                    <pic:cNvPicPr/>
+                  </pic:nvPicPr>
+                  <pic:blipFill>
+                    <a:blip r:embed="rId25"/>
+                    <a:stretch>
+                      <a:fillRect/>
+                    </a:stretch>
+                  </pic:blipFill>
+                  <pic:spPr>
+                    <a:xfrm>
+                      <a:off x="0" y="0"/>
+                      <a:ext cx="5731510" cy="4229100"/>
+                    </a:xfrm>
+                    <a:prstGeom prst="rect">
+                      <a:avLst/>
+                    </a:prstGeom>
+                  </pic:spPr>
+                </pic:pic>
+              </a:graphicData>
+            </a:graphic>
+          </wp:inline>
+        </w:drawing>
+      </w:r>
+    </w:p>
+    <w:p>
+      <w:pPr>
+        <w:jc w:val="both"/>
+        <w:rPr>
+          <w:sz w:val="44"/>
+          <w:szCs w:val="44"/>
+          <w:u w:val="single"/>
+        </w:rPr>
+      </w:pPr>
+    </w:p>
+    <w:p>
+      <w:pPr>
+        <w:jc w:val="both"/>
+        <w:rPr>
+          <w:sz w:val="44"/>
+          <w:szCs w:val="44"/>
+          <w:u w:val="single"/>
+        </w:rPr>
+      </w:pPr>
+      <w:r>
+        <w:rPr>
+          <w:sz w:val="44"/>
+          <w:szCs w:val="44"/>
+          <w:u w:val="single"/>
+        </w:rPr>
+        <w:t>Lab 10</w:t>
+      </w:r>
+    </w:p>
+    <w:p>
+      <w:pPr>
+        <w:jc w:val="both"/>
+        <w:rPr>
+          <w:sz w:val="44"/>
+          <w:szCs w:val="44"/>
+          <w:u w:val="single"/>
+        </w:rPr>
+      </w:pPr>
+      <w:r>
+        <w:rPr>
+          <w:noProof/>
+          <w:sz w:val="44"/>
+          <w:szCs w:val="44"/>
+          <w:u w:val="single"/>
+        </w:rPr>
+        <w:lastRenderedPageBreak/>
+        <w:drawing>
+          <wp:inline distT="0" distB="0" distL="0" distR="0" wp14:anchorId="1D78E51E" wp14:editId="59A2867C">
+            <wp:extent cx="5731510" cy="4283075"/>
+            <wp:effectExtent l="0" t="0" r="2540" b="3175"/>
+            <wp:docPr id="3" name="Picture 3"/>
+            <wp:cNvGraphicFramePr>
+              <a:graphicFrameLocks xmlns:a="http://schemas.openxmlformats.org/drawingml/2006/main" noChangeAspect="1"/>
+            </wp:cNvGraphicFramePr>
+            <a:graphic xmlns:a="http://schemas.openxmlformats.org/drawingml/2006/main">
+              <a:graphicData uri="http://schemas.openxmlformats.org/drawingml/2006/picture">
+                <pic:pic xmlns:pic="http://schemas.openxmlformats.org/drawingml/2006/picture">
+                  <pic:nvPicPr>
+                    <pic:cNvPr id="1" name=""/>
+                    <pic:cNvPicPr/>
+                  </pic:nvPicPr>
+                  <pic:blipFill>
+                    <a:blip r:embed="rId26"/>
+                    <a:stretch>
+                      <a:fillRect/>
+                    </a:stretch>
+                  </pic:blipFill>
+                  <pic:spPr>
+                    <a:xfrm>
+                      <a:off x="0" y="0"/>
+                      <a:ext cx="5731510" cy="4283075"/>
+                    </a:xfrm>
+                    <a:prstGeom prst="rect">
+                      <a:avLst/>
+                    </a:prstGeom>
+                  </pic:spPr>
+                </pic:pic>
+              </a:graphicData>
+            </a:graphic>
+          </wp:inline>
+        </w:drawing>
+      </w:r>
+    </w:p>
+    <w:p>
+      <w:pPr>
+        <w:jc w:val="both"/>
+        <w:rPr>
+          <w:sz w:val="44"/>
+          <w:szCs w:val="44"/>
+          <w:u w:val="single"/>
+        </w:rPr>
+      </w:pPr>
+      <w:r>
+        <w:rPr>
+          <w:noProof/>
+          <w:sz w:val="44"/>
+          <w:szCs w:val="44"/>
+          <w:u w:val="single"/>
+        </w:rPr>
+        <w:drawing>
+          <wp:inline distT="0" distB="0" distL="0" distR="0" wp14:anchorId="14F465E2" wp14:editId="6256B1BE">
+            <wp:extent cx="5731510" cy="1795145"/>
+            <wp:effectExtent l="0" t="0" r="2540" b="0"/>
+            <wp:docPr id="11" name="Picture 11"/>
+            <wp:cNvGraphicFramePr>
+              <a:graphicFrameLocks xmlns:a="http://schemas.openxmlformats.org/drawingml/2006/main" noChangeAspect="1"/>
+            </wp:cNvGraphicFramePr>
+            <a:graphic xmlns:a="http://schemas.openxmlformats.org/drawingml/2006/main">
+              <a:graphicData uri="http://schemas.openxmlformats.org/drawingml/2006/picture">
+                <pic:pic xmlns:pic="http://schemas.openxmlformats.org/drawingml/2006/picture">
+                  <pic:nvPicPr>
+                    <pic:cNvPr id="1" name=""/>
+                    <pic:cNvPicPr/>
+                  </pic:nvPicPr>
+                  <pic:blipFill>
+                    <a:blip r:embed="rId27"/>
+                    <a:stretch>
+                      <a:fillRect/>
+                    </a:stretch>
+                  </pic:blipFill>
+                  <pic:spPr>
+                    <a:xfrm>
+                      <a:off x="0" y="0"/>
+                      <a:ext cx="5731510" cy="1795145"/>
+                    </a:xfrm>
+                    <a:prstGeom prst="rect">
+                      <a:avLst/>
+                    </a:prstGeom>
+                  </pic:spPr>
+                </pic:pic>
+              </a:graphicData>
+            </a:graphic>
+          </wp:inline>
+        </w:drawing>
+      </w:r>
+    </w:p>
+    <w:p>
+      <w:pPr>
+        <w:jc w:val="both"/>
+        <w:rPr>
+          <w:sz w:val="44"/>
+          <w:szCs w:val="44"/>
+          <w:u w:val="single"/>
+        </w:rPr>
+      </w:pPr>
+      <w:r>
+        <w:rPr>
+          <w:noProof/>
+          <w:sz w:val="44"/>
+          <w:szCs w:val="44"/>
+          <w:u w:val="single"/>
+        </w:rPr>
+        <w:lastRenderedPageBreak/>
+        <w:drawing>
+          <wp:inline distT="0" distB="0" distL="0" distR="0" wp14:anchorId="55762E12" wp14:editId="2FD9341B">
+            <wp:extent cx="5731510" cy="3395980"/>
+            <wp:effectExtent l="0" t="0" r="2540" b="0"/>
+            <wp:docPr id="12" name="Picture 12"/>
+            <wp:cNvGraphicFramePr>
+              <a:graphicFrameLocks xmlns:a="http://schemas.openxmlformats.org/drawingml/2006/main" noChangeAspect="1"/>
+            </wp:cNvGraphicFramePr>
+            <a:graphic xmlns:a="http://schemas.openxmlformats.org/drawingml/2006/main">
+              <a:graphicData uri="http://schemas.openxmlformats.org/drawingml/2006/picture">
+                <pic:pic xmlns:pic="http://schemas.openxmlformats.org/drawingml/2006/picture">
+                  <pic:nvPicPr>
+                    <pic:cNvPr id="1" name=""/>
+                    <pic:cNvPicPr/>
+                  </pic:nvPicPr>
+                  <pic:blipFill>
+                    <a:blip r:embed="rId28"/>
+                    <a:stretch>
+                      <a:fillRect/>
+                    </a:stretch>
+                  </pic:blipFill>
+                  <pic:spPr>
+                    <a:xfrm>
+                      <a:off x="0" y="0"/>
+                      <a:ext cx="5731510" cy="3395980"/>
+                    </a:xfrm>
+                    <a:prstGeom prst="rect">
+                      <a:avLst/>
+                    </a:prstGeom>
+                  </pic:spPr>
+                </pic:pic>
+              </a:graphicData>
+            </a:graphic>
+          </wp:inline>
+        </w:drawing>
+      </w:r>
+    </w:p>
+    <w:p>
+      <w:pPr>
+        <w:jc w:val="both"/>
+        <w:rPr>
+          <w:sz w:val="44"/>
+          <w:szCs w:val="44"/>
+          <w:u w:val="single"/>
+        </w:rPr>
+      </w:pPr>
+      <w:r>
+        <w:rPr>
+          <w:noProof/>
+          <w:sz w:val="44"/>
+          <w:szCs w:val="44"/>
+          <w:u w:val="single"/>
+        </w:rPr>
+        <w:drawing>
+          <wp:inline distT="0" distB="0" distL="0" distR="0" wp14:anchorId="3672ADBF" wp14:editId="26E9A848">
+            <wp:extent cx="5731510" cy="2076450"/>
+            <wp:effectExtent l="0" t="0" r="2540" b="0"/>
+            <wp:docPr id="13" name="Picture 13"/>
+            <wp:cNvGraphicFramePr>
+              <a:graphicFrameLocks xmlns:a="http://schemas.openxmlformats.org/drawingml/2006/main" noChangeAspect="1"/>
+            </wp:cNvGraphicFramePr>
+            <a:graphic xmlns:a="http://schemas.openxmlformats.org/drawingml/2006/main">
+              <a:graphicData uri="http://schemas.openxmlformats.org/drawingml/2006/picture">
+                <pic:pic xmlns:pic="http://schemas.openxmlformats.org/drawingml/2006/picture">
+                  <pic:nvPicPr>
+                    <pic:cNvPr id="1" name=""/>
+                    <pic:cNvPicPr/>
+                  </pic:nvPicPr>
+                  <pic:blipFill>
+                    <a:blip r:embed="rId29"/>
+                    <a:stretch>
+                      <a:fillRect/>
+                    </a:stretch>
+                  </pic:blipFill>
+                  <pic:spPr>
+                    <a:xfrm>
+                      <a:off x="0" y="0"/>
                       <a:ext cx="5731510" cy="2076450"/>
                     </a:xfrm>
                     <a:prstGeom prst="rect">
@@ -1950,6 +2393,48 @@
           <w:szCs w:val="44"/>
         </w:rPr>
       </w:pPr>
+      <w:r>
+        <w:rPr>
+          <w:sz w:val="44"/>
+          <w:szCs w:val="44"/>
+        </w:rPr>
+        <w:lastRenderedPageBreak/>
+        <w:drawing>
+          <wp:inline distT="0" distB="0" distL="0" distR="0" wp14:anchorId="1546B701" wp14:editId="11A47023">
+            <wp:extent cx="5731510" cy="3270250"/>
+            <wp:effectExtent l="0" t="0" r="2540" b="6350"/>
+            <wp:docPr id="21" name="Picture 21"/>
+            <wp:cNvGraphicFramePr>
+              <a:graphicFrameLocks xmlns:a="http://schemas.openxmlformats.org/drawingml/2006/main" noChangeAspect="1"/>
+            </wp:cNvGraphicFramePr>
+            <a:graphic xmlns:a="http://schemas.openxmlformats.org/drawingml/2006/main">
+              <a:graphicData uri="http://schemas.openxmlformats.org/drawingml/2006/picture">
+                <pic:pic xmlns:pic="http://schemas.openxmlformats.org/drawingml/2006/picture">
+                  <pic:nvPicPr>
+                    <pic:cNvPr id="1" name=""/>
+                    <pic:cNvPicPr/>
+                  </pic:nvPicPr>
+                  <pic:blipFill>
+                    <a:blip r:embed="rId30"/>
+                    <a:stretch>
+                      <a:fillRect/>
+                    </a:stretch>
+                  </pic:blipFill>
+                  <pic:spPr>
+                    <a:xfrm>
+                      <a:off x="0" y="0"/>
+                      <a:ext cx="5731510" cy="3270250"/>
+                    </a:xfrm>
+                    <a:prstGeom prst="rect">
+                      <a:avLst/>
+                    </a:prstGeom>
+                  </pic:spPr>
+                </pic:pic>
+              </a:graphicData>
+            </a:graphic>
+          </wp:inline>
+        </w:drawing>
+      </w:r>
     </w:p>
     <w:p>
       <w:pPr>
@@ -1967,6 +2452,268 @@
           <w:u w:val="single"/>
         </w:rPr>
         <w:t>Lab 12</w:t>
+      </w:r>
+    </w:p>
+    <w:p>
+      <w:pPr>
+        <w:jc w:val="both"/>
+        <w:rPr>
+          <w:sz w:val="44"/>
+          <w:szCs w:val="44"/>
+          <w:u w:val="single"/>
+        </w:rPr>
+      </w:pPr>
+      <w:r>
+        <w:rPr>
+          <w:sz w:val="44"/>
+          <w:szCs w:val="44"/>
+          <w:u w:val="single"/>
+        </w:rPr>
+        <w:drawing>
+          <wp:inline distT="0" distB="0" distL="0" distR="0" wp14:anchorId="1A998564" wp14:editId="1D2226B9">
+            <wp:extent cx="5731510" cy="2797175"/>
+            <wp:effectExtent l="0" t="0" r="2540" b="3175"/>
+            <wp:docPr id="22" name="Picture 22"/>
+            <wp:cNvGraphicFramePr>
+              <a:graphicFrameLocks xmlns:a="http://schemas.openxmlformats.org/drawingml/2006/main" noChangeAspect="1"/>
+            </wp:cNvGraphicFramePr>
+            <a:graphic xmlns:a="http://schemas.openxmlformats.org/drawingml/2006/main">
+              <a:graphicData uri="http://schemas.openxmlformats.org/drawingml/2006/picture">
+                <pic:pic xmlns:pic="http://schemas.openxmlformats.org/drawingml/2006/picture">
+                  <pic:nvPicPr>
+                    <pic:cNvPr id="1" name=""/>
+                    <pic:cNvPicPr/>
+                  </pic:nvPicPr>
+                  <pic:blipFill>
+                    <a:blip r:embed="rId31"/>
+                    <a:stretch>
+                      <a:fillRect/>
+                    </a:stretch>
+                  </pic:blipFill>
+                  <pic:spPr>
+                    <a:xfrm>
+                      <a:off x="0" y="0"/>
+                      <a:ext cx="5731510" cy="2797175"/>
+                    </a:xfrm>
+                    <a:prstGeom prst="rect">
+                      <a:avLst/>
+                    </a:prstGeom>
+                  </pic:spPr>
+                </pic:pic>
+              </a:graphicData>
+            </a:graphic>
+          </wp:inline>
+        </w:drawing>
+      </w:r>
+    </w:p>
+    <w:p>
+      <w:pPr>
+        <w:jc w:val="both"/>
+        <w:rPr>
+          <w:sz w:val="44"/>
+          <w:szCs w:val="44"/>
+          <w:u w:val="single"/>
+        </w:rPr>
+      </w:pPr>
+      <w:r>
+        <w:rPr>
+          <w:sz w:val="44"/>
+          <w:szCs w:val="44"/>
+          <w:u w:val="single"/>
+        </w:rPr>
+        <w:lastRenderedPageBreak/>
+        <w:drawing>
+          <wp:inline distT="0" distB="0" distL="0" distR="0" wp14:anchorId="739BF25C" wp14:editId="3EB7A27C">
+            <wp:extent cx="5731510" cy="2720975"/>
+            <wp:effectExtent l="0" t="0" r="2540" b="3175"/>
+            <wp:docPr id="23" name="Picture 23"/>
+            <wp:cNvGraphicFramePr>
+              <a:graphicFrameLocks xmlns:a="http://schemas.openxmlformats.org/drawingml/2006/main" noChangeAspect="1"/>
+            </wp:cNvGraphicFramePr>
+            <a:graphic xmlns:a="http://schemas.openxmlformats.org/drawingml/2006/main">
+              <a:graphicData uri="http://schemas.openxmlformats.org/drawingml/2006/picture">
+                <pic:pic xmlns:pic="http://schemas.openxmlformats.org/drawingml/2006/picture">
+                  <pic:nvPicPr>
+                    <pic:cNvPr id="1" name=""/>
+                    <pic:cNvPicPr/>
+                  </pic:nvPicPr>
+                  <pic:blipFill>
+                    <a:blip r:embed="rId32"/>
+                    <a:stretch>
+                      <a:fillRect/>
+                    </a:stretch>
+                  </pic:blipFill>
+                  <pic:spPr>
+                    <a:xfrm>
+                      <a:off x="0" y="0"/>
+                      <a:ext cx="5731510" cy="2720975"/>
+                    </a:xfrm>
+                    <a:prstGeom prst="rect">
+                      <a:avLst/>
+                    </a:prstGeom>
+                  </pic:spPr>
+                </pic:pic>
+              </a:graphicData>
+            </a:graphic>
+          </wp:inline>
+        </w:drawing>
+      </w:r>
+    </w:p>
+    <w:p>
+      <w:pPr>
+        <w:jc w:val="both"/>
+        <w:rPr>
+          <w:sz w:val="44"/>
+          <w:szCs w:val="44"/>
+          <w:u w:val="single"/>
+        </w:rPr>
+      </w:pPr>
+      <w:r>
+        <w:rPr>
+          <w:sz w:val="44"/>
+          <w:szCs w:val="44"/>
+          <w:u w:val="single"/>
+        </w:rPr>
+        <w:drawing>
+          <wp:inline distT="0" distB="0" distL="0" distR="0" wp14:anchorId="103260A8" wp14:editId="70B18BF6">
+            <wp:extent cx="5731510" cy="2738120"/>
+            <wp:effectExtent l="0" t="0" r="2540" b="5080"/>
+            <wp:docPr id="24" name="Picture 24"/>
+            <wp:cNvGraphicFramePr>
+              <a:graphicFrameLocks xmlns:a="http://schemas.openxmlformats.org/drawingml/2006/main" noChangeAspect="1"/>
+            </wp:cNvGraphicFramePr>
+            <a:graphic xmlns:a="http://schemas.openxmlformats.org/drawingml/2006/main">
+              <a:graphicData uri="http://schemas.openxmlformats.org/drawingml/2006/picture">
+                <pic:pic xmlns:pic="http://schemas.openxmlformats.org/drawingml/2006/picture">
+                  <pic:nvPicPr>
+                    <pic:cNvPr id="1" name=""/>
+                    <pic:cNvPicPr/>
+                  </pic:nvPicPr>
+                  <pic:blipFill>
+                    <a:blip r:embed="rId33"/>
+                    <a:stretch>
+                      <a:fillRect/>
+                    </a:stretch>
+                  </pic:blipFill>
+                  <pic:spPr>
+                    <a:xfrm>
+                      <a:off x="0" y="0"/>
+                      <a:ext cx="5731510" cy="2738120"/>
+                    </a:xfrm>
+                    <a:prstGeom prst="rect">
+                      <a:avLst/>
+                    </a:prstGeom>
+                  </pic:spPr>
+                </pic:pic>
+              </a:graphicData>
+            </a:graphic>
+          </wp:inline>
+        </w:drawing>
+      </w:r>
+    </w:p>
+    <w:p>
+      <w:pPr>
+        <w:jc w:val="both"/>
+        <w:rPr>
+          <w:sz w:val="44"/>
+          <w:szCs w:val="44"/>
+          <w:u w:val="single"/>
+        </w:rPr>
+      </w:pPr>
+      <w:r>
+        <w:rPr>
+          <w:sz w:val="44"/>
+          <w:szCs w:val="44"/>
+          <w:u w:val="single"/>
+        </w:rPr>
+        <w:drawing>
+          <wp:inline distT="0" distB="0" distL="0" distR="0" wp14:anchorId="44EF7A3B" wp14:editId="6269694B">
+            <wp:extent cx="5731510" cy="2720975"/>
+            <wp:effectExtent l="0" t="0" r="2540" b="3175"/>
+            <wp:docPr id="25" name="Picture 25"/>
+            <wp:cNvGraphicFramePr>
+              <a:graphicFrameLocks xmlns:a="http://schemas.openxmlformats.org/drawingml/2006/main" noChangeAspect="1"/>
+            </wp:cNvGraphicFramePr>
+            <a:graphic xmlns:a="http://schemas.openxmlformats.org/drawingml/2006/main">
+              <a:graphicData uri="http://schemas.openxmlformats.org/drawingml/2006/picture">
+                <pic:pic xmlns:pic="http://schemas.openxmlformats.org/drawingml/2006/picture">
+                  <pic:nvPicPr>
+                    <pic:cNvPr id="1" name=""/>
+                    <pic:cNvPicPr/>
+                  </pic:nvPicPr>
+                  <pic:blipFill>
+                    <a:blip r:embed="rId34"/>
+                    <a:stretch>
+                      <a:fillRect/>
+                    </a:stretch>
+                  </pic:blipFill>
+                  <pic:spPr>
+                    <a:xfrm>
+                      <a:off x="0" y="0"/>
+                      <a:ext cx="5731510" cy="2720975"/>
+                    </a:xfrm>
+                    <a:prstGeom prst="rect">
+                      <a:avLst/>
+                    </a:prstGeom>
+                  </pic:spPr>
+                </pic:pic>
+              </a:graphicData>
+            </a:graphic>
+          </wp:inline>
+        </w:drawing>
+      </w:r>
+    </w:p>
+    <w:p>
+      <w:pPr>
+        <w:jc w:val="both"/>
+        <w:rPr>
+          <w:sz w:val="44"/>
+          <w:szCs w:val="44"/>
+          <w:u w:val="single"/>
+        </w:rPr>
+      </w:pPr>
+      <w:r>
+        <w:rPr>
+          <w:sz w:val="44"/>
+          <w:szCs w:val="44"/>
+          <w:u w:val="single"/>
+        </w:rPr>
+        <w:lastRenderedPageBreak/>
+        <w:drawing>
+          <wp:inline distT="0" distB="0" distL="0" distR="0" wp14:anchorId="57BC922B" wp14:editId="78405C5A">
+            <wp:extent cx="5086350" cy="5781675"/>
+            <wp:effectExtent l="0" t="0" r="0" b="9525"/>
+            <wp:docPr id="26" name="Picture 26"/>
+            <wp:cNvGraphicFramePr>
+              <a:graphicFrameLocks xmlns:a="http://schemas.openxmlformats.org/drawingml/2006/main" noChangeAspect="1"/>
+            </wp:cNvGraphicFramePr>
+            <a:graphic xmlns:a="http://schemas.openxmlformats.org/drawingml/2006/main">
+              <a:graphicData uri="http://schemas.openxmlformats.org/drawingml/2006/picture">
+                <pic:pic xmlns:pic="http://schemas.openxmlformats.org/drawingml/2006/picture">
+                  <pic:nvPicPr>
+                    <pic:cNvPr id="1" name=""/>
+                    <pic:cNvPicPr/>
+                  </pic:nvPicPr>
+                  <pic:blipFill>
+                    <a:blip r:embed="rId35"/>
+                    <a:stretch>
+                      <a:fillRect/>
+                    </a:stretch>
+                  </pic:blipFill>
+                  <pic:spPr>
+                    <a:xfrm>
+                      <a:off x="0" y="0"/>
+                      <a:ext cx="5086350" cy="5781675"/>
+                    </a:xfrm>
+                    <a:prstGeom prst="rect">
+                      <a:avLst/>
+                    </a:prstGeom>
+                  </pic:spPr>
+                </pic:pic>
+              </a:graphicData>
+            </a:graphic>
+          </wp:inline>
+        </w:drawing>
       </w:r>
     </w:p>
     <w:sectPr>
